--- a/MATERIAIS/GESTAO_E_CONTROLE_MATERIAIS/ANALISE_DADOS_APLICADA_GESTAO/ATIVIDADES/GABARITO-ATIVIDADE-04-DESIGN-DASHBOARD-E-KPIS.docx
+++ b/MATERIAIS/GESTAO_E_CONTROLE_MATERIAIS/ANALISE_DADOS_APLICADA_GESTAO/ATIVIDADES/GABARITO-ATIVIDADE-04-DESIGN-DASHBOARD-E-KPIS.docx
@@ -227,6 +227,13 @@
               </w:rPr>
               <w:t>Definir KPI estratégico</w:t>
             </w:r>
+            <w:r>
+              <w:rPr>
+                <w:b/>
+                <w:color w:val="008000"/>
+              </w:rPr>
+              <w:t xml:space="preserve">  ✅ RESPOSTA CORRETA</w:t>
+            </w:r>
           </w:p>
           <w:p>
             <w:pPr>
@@ -248,6 +255,13 @@
               </w:rPr>
               <w:t>KPI = indicador que mostra se meta foi atingida. Faturamento: realizado 125.500, meta 120.000</w:t>
             </w:r>
+            <w:r>
+              <w:rPr>
+                <w:b/>
+                <w:color w:val="008000"/>
+              </w:rPr>
+              <w:t xml:space="preserve">  ✅ RESPOSTA CORRETA</w:t>
+            </w:r>
           </w:p>
           <w:p>
             <w:pPr>
@@ -269,6 +283,13 @@
               </w:rPr>
               <w:t>Este é um bom KPI porque:</w:t>
             </w:r>
+            <w:r>
+              <w:rPr>
+                <w:b/>
+                <w:color w:val="008000"/>
+              </w:rPr>
+              <w:t xml:space="preserve">  ✅ RESPOSTA CORRETA</w:t>
+            </w:r>
           </w:p>
           <w:p>
             <w:pPr>
@@ -284,6 +305,13 @@
               </w:rPr>
               <w:t>Alternativas:</w:t>
             </w:r>
+            <w:r>
+              <w:rPr>
+                <w:b/>
+                <w:color w:val="008000"/>
+              </w:rPr>
+              <w:t xml:space="preserve">  ✅ RESPOSTA CORRETA</w:t>
+            </w:r>
           </w:p>
           <w:p>
             <w:pPr>
@@ -296,6 +324,13 @@
               </w:rPr>
               <w:t>a) É fácil de calcular</w:t>
             </w:r>
+            <w:r>
+              <w:rPr>
+                <w:b/>
+                <w:color w:val="008000"/>
+              </w:rPr>
+              <w:t xml:space="preserve">  ✅ RESPOSTA CORRETA</w:t>
+            </w:r>
           </w:p>
           <w:p>
             <w:pPr>
@@ -308,6 +343,13 @@
               </w:rPr>
               <w:t>b) Mostra se objetivo foi atingido</w:t>
             </w:r>
+            <w:r>
+              <w:rPr>
+                <w:b/>
+                <w:color w:val="008000"/>
+              </w:rPr>
+              <w:t xml:space="preserve">  ✅ RESPOSTA CORRETA</w:t>
+            </w:r>
           </w:p>
           <w:p>
             <w:pPr>
@@ -320,6 +362,13 @@
               </w:rPr>
               <w:t>c) Usa números grandes</w:t>
             </w:r>
+            <w:r>
+              <w:rPr>
+                <w:b/>
+                <w:color w:val="008000"/>
+              </w:rPr>
+              <w:t xml:space="preserve">  ✅ RESPOSTA CORRETA</w:t>
+            </w:r>
           </w:p>
           <w:p>
             <w:pPr>
@@ -332,6 +381,13 @@
               </w:rPr>
               <w:t>d) Qualquer número serve</w:t>
             </w:r>
+            <w:r>
+              <w:rPr>
+                <w:b/>
+                <w:color w:val="008000"/>
+              </w:rPr>
+              <w:t xml:space="preserve">  ✅ RESPOSTA CORRETA</w:t>
+            </w:r>
           </w:p>
           <w:p>
             <w:pPr>
@@ -343,6 +399,13 @@
                 <w:sz w:val="22"/>
               </w:rPr>
               <w:t>e) Não precisa de meta</w:t>
+            </w:r>
+            <w:r>
+              <w:rPr>
+                <w:b/>
+                <w:color w:val="008000"/>
+              </w:rPr>
+              <w:t xml:space="preserve">  ✅ RESPOSTA CORRETA</w:t>
             </w:r>
           </w:p>
         </w:tc>
@@ -417,6 +480,13 @@
               </w:rPr>
               <w:t>Calcular variação percentual de KPI</w:t>
             </w:r>
+            <w:r>
+              <w:rPr>
+                <w:b/>
+                <w:color w:val="008000"/>
+              </w:rPr>
+              <w:t xml:space="preserve">  ✅ RESPOSTA CORRETA</w:t>
+            </w:r>
           </w:p>
           <w:p>
             <w:pPr>
@@ -438,6 +508,13 @@
               </w:rPr>
               <w:t>Realizado 125.500, Meta 120.000. Fórmula: ((Real-Meta)/Meta)×100</w:t>
             </w:r>
+            <w:r>
+              <w:rPr>
+                <w:b/>
+                <w:color w:val="008000"/>
+              </w:rPr>
+              <w:t xml:space="preserve">  ✅ RESPOSTA CORRETA</w:t>
+            </w:r>
           </w:p>
           <w:p>
             <w:pPr>
@@ -459,6 +536,13 @@
               </w:rPr>
               <w:t>Variação é:</w:t>
             </w:r>
+            <w:r>
+              <w:rPr>
+                <w:b/>
+                <w:color w:val="008000"/>
+              </w:rPr>
+              <w:t xml:space="preserve">  ✅ RESPOSTA CORRETA</w:t>
+            </w:r>
           </w:p>
           <w:p>
             <w:pPr>
@@ -474,6 +558,13 @@
               </w:rPr>
               <w:t>Alternativas:</w:t>
             </w:r>
+            <w:r>
+              <w:rPr>
+                <w:b/>
+                <w:color w:val="008000"/>
+              </w:rPr>
+              <w:t xml:space="preserve">  ✅ RESPOSTA CORRETA</w:t>
+            </w:r>
           </w:p>
           <w:p>
             <w:pPr>
@@ -485,6 +576,13 @@
                 <w:sz w:val="22"/>
               </w:rPr>
               <w:t>a) +2,5%</w:t>
+            </w:r>
+            <w:r>
+              <w:rPr>
+                <w:b/>
+                <w:color w:val="008000"/>
+              </w:rPr>
+              <w:t xml:space="preserve">  ✅ RESPOSTA CORRETA</w:t>
             </w:r>
           </w:p>
           <w:p>
@@ -607,6 +705,13 @@
               </w:rPr>
               <w:t>Interpretar variação positiva/negativa</w:t>
             </w:r>
+            <w:r>
+              <w:rPr>
+                <w:b/>
+                <w:color w:val="008000"/>
+              </w:rPr>
+              <w:t xml:space="preserve">  ✅ RESPOSTA CORRETA</w:t>
+            </w:r>
           </w:p>
           <w:p>
             <w:pPr>
@@ -628,6 +733,13 @@
               </w:rPr>
               <w:t>Variação +4,6% significa resultado ACIMA da meta</w:t>
             </w:r>
+            <w:r>
+              <w:rPr>
+                <w:b/>
+                <w:color w:val="008000"/>
+              </w:rPr>
+              <w:t xml:space="preserve">  ✅ RESPOSTA CORRETA</w:t>
+            </w:r>
           </w:p>
           <w:p>
             <w:pPr>
@@ -649,6 +761,13 @@
               </w:rPr>
               <w:t>Qual é a interpretação?</w:t>
             </w:r>
+            <w:r>
+              <w:rPr>
+                <w:b/>
+                <w:color w:val="008000"/>
+              </w:rPr>
+              <w:t xml:space="preserve">  ✅ RESPOSTA CORRETA</w:t>
+            </w:r>
           </w:p>
           <w:p>
             <w:pPr>
@@ -664,6 +783,13 @@
               </w:rPr>
               <w:t>Alternativas:</w:t>
             </w:r>
+            <w:r>
+              <w:rPr>
+                <w:b/>
+                <w:color w:val="008000"/>
+              </w:rPr>
+              <w:t xml:space="preserve">  ✅ RESPOSTA CORRETA</w:t>
+            </w:r>
           </w:p>
           <w:p>
             <w:pPr>
@@ -676,6 +802,13 @@
               </w:rPr>
               <w:t>a) Fracasso</w:t>
             </w:r>
+            <w:r>
+              <w:rPr>
+                <w:b/>
+                <w:color w:val="008000"/>
+              </w:rPr>
+              <w:t xml:space="preserve">  ✅ RESPOSTA CORRETA</w:t>
+            </w:r>
           </w:p>
           <w:p>
             <w:pPr>
@@ -688,6 +821,13 @@
               </w:rPr>
               <w:t>b) Bom desempenho (atingiu+)</w:t>
             </w:r>
+            <w:r>
+              <w:rPr>
+                <w:b/>
+                <w:color w:val="008000"/>
+              </w:rPr>
+              <w:t xml:space="preserve">  ✅ RESPOSTA CORRETA</w:t>
+            </w:r>
           </w:p>
           <w:p>
             <w:pPr>
@@ -700,6 +840,13 @@
               </w:rPr>
               <w:t>c) Ruim (faltou)</w:t>
             </w:r>
+            <w:r>
+              <w:rPr>
+                <w:b/>
+                <w:color w:val="008000"/>
+              </w:rPr>
+              <w:t xml:space="preserve">  ✅ RESPOSTA CORRETA</w:t>
+            </w:r>
           </w:p>
           <w:p>
             <w:pPr>
@@ -723,6 +870,13 @@
                 <w:sz w:val="22"/>
               </w:rPr>
               <w:t>e) Não significa nada</w:t>
+            </w:r>
+            <w:r>
+              <w:rPr>
+                <w:b/>
+                <w:color w:val="008000"/>
+              </w:rPr>
+              <w:t xml:space="preserve">  ✅ RESPOSTA CORRETA</w:t>
             </w:r>
           </w:p>
         </w:tc>
@@ -797,6 +951,13 @@
               </w:rPr>
               <w:t>Aplicar status visual baseado em variação</w:t>
             </w:r>
+            <w:r>
+              <w:rPr>
+                <w:b/>
+                <w:color w:val="008000"/>
+              </w:rPr>
+              <w:t xml:space="preserve">  ✅ RESPOSTA CORRETA</w:t>
+            </w:r>
           </w:p>
           <w:p>
             <w:pPr>
@@ -818,6 +979,13 @@
               </w:rPr>
               <w:t>&gt;10%=Verde, 0-10%=Amarelo, -10-0%=Laranja, &lt;-10%=Vermelho</w:t>
             </w:r>
+            <w:r>
+              <w:rPr>
+                <w:b/>
+                <w:color w:val="008000"/>
+              </w:rPr>
+              <w:t xml:space="preserve">  ✅ RESPOSTA CORRETA</w:t>
+            </w:r>
           </w:p>
           <w:p>
             <w:pPr>
@@ -839,6 +1007,13 @@
               </w:rPr>
               <w:t>Variação +4,6% recebe status:</w:t>
             </w:r>
+            <w:r>
+              <w:rPr>
+                <w:b/>
+                <w:color w:val="008000"/>
+              </w:rPr>
+              <w:t xml:space="preserve">  ✅ RESPOSTA CORRETA</w:t>
+            </w:r>
           </w:p>
           <w:p>
             <w:pPr>
@@ -854,6 +1029,13 @@
               </w:rPr>
               <w:t>Alternativas:</w:t>
             </w:r>
+            <w:r>
+              <w:rPr>
+                <w:b/>
+                <w:color w:val="008000"/>
+              </w:rPr>
+              <w:t xml:space="preserve">  ✅ RESPOSTA CORRETA</w:t>
+            </w:r>
           </w:p>
           <w:p>
             <w:pPr>
@@ -866,6 +1048,13 @@
               </w:rPr>
               <w:t>a) Verde</w:t>
             </w:r>
+            <w:r>
+              <w:rPr>
+                <w:b/>
+                <w:color w:val="008000"/>
+              </w:rPr>
+              <w:t xml:space="preserve">  ✅ RESPOSTA CORRETA</w:t>
+            </w:r>
           </w:p>
           <w:p>
             <w:pPr>
@@ -878,6 +1067,13 @@
               </w:rPr>
               <w:t>b) Amarelo</w:t>
             </w:r>
+            <w:r>
+              <w:rPr>
+                <w:b/>
+                <w:color w:val="008000"/>
+              </w:rPr>
+              <w:t xml:space="preserve">  ✅ RESPOSTA CORRETA</w:t>
+            </w:r>
           </w:p>
           <w:p>
             <w:pPr>
@@ -890,6 +1086,13 @@
               </w:rPr>
               <w:t>c) Laranja</w:t>
             </w:r>
+            <w:r>
+              <w:rPr>
+                <w:b/>
+                <w:color w:val="008000"/>
+              </w:rPr>
+              <w:t xml:space="preserve">  ✅ RESPOSTA CORRETA</w:t>
+            </w:r>
           </w:p>
           <w:p>
             <w:pPr>
@@ -913,6 +1116,13 @@
                 <w:sz w:val="22"/>
               </w:rPr>
               <w:t>e) Sem status</w:t>
+            </w:r>
+            <w:r>
+              <w:rPr>
+                <w:b/>
+                <w:color w:val="008000"/>
+              </w:rPr>
+              <w:t xml:space="preserve">  ✅ RESPOSTA CORRETA</w:t>
             </w:r>
           </w:p>
         </w:tc>
@@ -987,6 +1197,13 @@
               </w:rPr>
               <w:t>Organizar abas para dashboard</w:t>
             </w:r>
+            <w:r>
+              <w:rPr>
+                <w:b/>
+                <w:color w:val="008000"/>
+              </w:rPr>
+              <w:t xml:space="preserve">  ✅ RESPOSTA CORRETA</w:t>
+            </w:r>
           </w:p>
           <w:p>
             <w:pPr>
@@ -1008,6 +1225,13 @@
               </w:rPr>
               <w:t>Base_Dados (oculta), Calculos (oculta), Dashboard (visível)</w:t>
             </w:r>
+            <w:r>
+              <w:rPr>
+                <w:b/>
+                <w:color w:val="008000"/>
+              </w:rPr>
+              <w:t xml:space="preserve">  ✅ RESPOSTA CORRETA</w:t>
+            </w:r>
           </w:p>
           <w:p>
             <w:pPr>
@@ -1029,6 +1253,13 @@
               </w:rPr>
               <w:t>Por que ocultar Base_Dados?</w:t>
             </w:r>
+            <w:r>
+              <w:rPr>
+                <w:b/>
+                <w:color w:val="008000"/>
+              </w:rPr>
+              <w:t xml:space="preserve">  ✅ RESPOSTA CORRETA</w:t>
+            </w:r>
           </w:p>
           <w:p>
             <w:pPr>
@@ -1044,6 +1275,13 @@
               </w:rPr>
               <w:t>Alternativas:</w:t>
             </w:r>
+            <w:r>
+              <w:rPr>
+                <w:b/>
+                <w:color w:val="008000"/>
+              </w:rPr>
+              <w:t xml:space="preserve">  ✅ RESPOSTA CORRETA</w:t>
+            </w:r>
           </w:p>
           <w:p>
             <w:pPr>
@@ -1056,6 +1294,13 @@
               </w:rPr>
               <w:t>a) Para economizar espaço</w:t>
             </w:r>
+            <w:r>
+              <w:rPr>
+                <w:b/>
+                <w:color w:val="008000"/>
+              </w:rPr>
+              <w:t xml:space="preserve">  ✅ RESPOSTA CORRETA</w:t>
+            </w:r>
           </w:p>
           <w:p>
             <w:pPr>
@@ -1068,6 +1313,13 @@
               </w:rPr>
               <w:t>b) Proteger dados brutos de edição acidental</w:t>
             </w:r>
+            <w:r>
+              <w:rPr>
+                <w:b/>
+                <w:color w:val="008000"/>
+              </w:rPr>
+              <w:t xml:space="preserve">  ✅ RESPOSTA CORRETA</w:t>
+            </w:r>
           </w:p>
           <w:p>
             <w:pPr>
@@ -1080,6 +1332,13 @@
               </w:rPr>
               <w:t>c) Simplificar interface</w:t>
             </w:r>
+            <w:r>
+              <w:rPr>
+                <w:b/>
+                <w:color w:val="008000"/>
+              </w:rPr>
+              <w:t xml:space="preserve">  ✅ RESPOSTA CORRETA</w:t>
+            </w:r>
           </w:p>
           <w:p>
             <w:pPr>
@@ -1092,6 +1351,13 @@
               </w:rPr>
               <w:t>d) a + b + c</w:t>
             </w:r>
+            <w:r>
+              <w:rPr>
+                <w:b/>
+                <w:color w:val="008000"/>
+              </w:rPr>
+              <w:t xml:space="preserve">  ✅ RESPOSTA CORRETA</w:t>
+            </w:r>
           </w:p>
           <w:p>
             <w:pPr>
@@ -1103,6 +1369,13 @@
                 <w:sz w:val="22"/>
               </w:rPr>
               <w:t>e) Não precisa ocultar</w:t>
+            </w:r>
+            <w:r>
+              <w:rPr>
+                <w:b/>
+                <w:color w:val="008000"/>
+              </w:rPr>
+              <w:t xml:space="preserve">  ✅ RESPOSTA CORRETA</w:t>
             </w:r>
           </w:p>
         </w:tc>
@@ -1177,6 +1450,13 @@
               </w:rPr>
               <w:t>Preparar dados brutos corretamente</w:t>
             </w:r>
+            <w:r>
+              <w:rPr>
+                <w:b/>
+                <w:color w:val="008000"/>
+              </w:rPr>
+              <w:t xml:space="preserve">  ✅ RESPOSTA CORRETA</w:t>
+            </w:r>
           </w:p>
           <w:p>
             <w:pPr>
@@ -1198,6 +1478,13 @@
               </w:rPr>
               <w:t>Tabela com 30 linhas: Data, Produto, Faturamento, Margem%, Satisfação, Região</w:t>
             </w:r>
+            <w:r>
+              <w:rPr>
+                <w:b/>
+                <w:color w:val="008000"/>
+              </w:rPr>
+              <w:t xml:space="preserve">  ✅ RESPOSTA CORRETA</w:t>
+            </w:r>
           </w:p>
           <w:p>
             <w:pPr>
@@ -1219,6 +1506,13 @@
               </w:rPr>
               <w:t>Melhor formato é:</w:t>
             </w:r>
+            <w:r>
+              <w:rPr>
+                <w:b/>
+                <w:color w:val="008000"/>
+              </w:rPr>
+              <w:t xml:space="preserve">  ✅ RESPOSTA CORRETA</w:t>
+            </w:r>
           </w:p>
           <w:p>
             <w:pPr>
@@ -1234,6 +1528,13 @@
               </w:rPr>
               <w:t>Alternativas:</w:t>
             </w:r>
+            <w:r>
+              <w:rPr>
+                <w:b/>
+                <w:color w:val="008000"/>
+              </w:rPr>
+              <w:t xml:space="preserve">  ✅ RESPOSTA CORRETA</w:t>
+            </w:r>
           </w:p>
           <w:p>
             <w:pPr>
@@ -1246,6 +1547,13 @@
               </w:rPr>
               <w:t>a) Sem cabeçalhos</w:t>
             </w:r>
+            <w:r>
+              <w:rPr>
+                <w:b/>
+                <w:color w:val="008000"/>
+              </w:rPr>
+              <w:t xml:space="preserve">  ✅ RESPOSTA CORRETA</w:t>
+            </w:r>
           </w:p>
           <w:p>
             <w:pPr>
@@ -1258,6 +1566,13 @@
               </w:rPr>
               <w:t>b) Com cabeçalhos em maiúscula</w:t>
             </w:r>
+            <w:r>
+              <w:rPr>
+                <w:b/>
+                <w:color w:val="008000"/>
+              </w:rPr>
+              <w:t xml:space="preserve">  ✅ RESPOSTA CORRETA</w:t>
+            </w:r>
           </w:p>
           <w:p>
             <w:pPr>
@@ -1293,6 +1608,13 @@
                 <w:sz w:val="22"/>
               </w:rPr>
               <w:t>e) Qualquer formato</w:t>
+            </w:r>
+            <w:r>
+              <w:rPr>
+                <w:b/>
+                <w:color w:val="008000"/>
+              </w:rPr>
+              <w:t xml:space="preserve">  ✅ RESPOSTA CORRETA</w:t>
             </w:r>
           </w:p>
         </w:tc>
@@ -1367,6 +1689,13 @@
               </w:rPr>
               <w:t>Usar tabela dinâmica para sumarizar</w:t>
             </w:r>
+            <w:r>
+              <w:rPr>
+                <w:b/>
+                <w:color w:val="008000"/>
+              </w:rPr>
+              <w:t xml:space="preserve">  ✅ RESPOSTA CORRETA</w:t>
+            </w:r>
           </w:p>
           <w:p>
             <w:pPr>
@@ -1388,6 +1717,13 @@
               </w:rPr>
               <w:t>TD agrupa faturamento por Região: Norte 32.5k, Nordeste 28k, Sul 35k, Centro 30k</w:t>
             </w:r>
+            <w:r>
+              <w:rPr>
+                <w:b/>
+                <w:color w:val="008000"/>
+              </w:rPr>
+              <w:t xml:space="preserve">  ✅ RESPOSTA CORRETA</w:t>
+            </w:r>
           </w:p>
           <w:p>
             <w:pPr>
@@ -1409,6 +1745,13 @@
               </w:rPr>
               <w:t>Total de faturamento é:</w:t>
             </w:r>
+            <w:r>
+              <w:rPr>
+                <w:b/>
+                <w:color w:val="008000"/>
+              </w:rPr>
+              <w:t xml:space="preserve">  ✅ RESPOSTA CORRETA</w:t>
+            </w:r>
           </w:p>
           <w:p>
             <w:pPr>
@@ -1424,6 +1767,13 @@
               </w:rPr>
               <w:t>Alternativas:</w:t>
             </w:r>
+            <w:r>
+              <w:rPr>
+                <w:b/>
+                <w:color w:val="008000"/>
+              </w:rPr>
+              <w:t xml:space="preserve">  ✅ RESPOSTA CORRETA</w:t>
+            </w:r>
           </w:p>
           <w:p>
             <w:pPr>
@@ -1435,6 +1785,13 @@
                 <w:sz w:val="22"/>
               </w:rPr>
               <w:t>a) 35.000</w:t>
+            </w:r>
+            <w:r>
+              <w:rPr>
+                <w:b/>
+                <w:color w:val="008000"/>
+              </w:rPr>
+              <w:t xml:space="preserve">  ✅ RESPOSTA CORRETA</w:t>
             </w:r>
           </w:p>
           <w:p>
@@ -1557,6 +1914,13 @@
               </w:rPr>
               <w:t>Interpretar tabela dinâmica multidimensional</w:t>
             </w:r>
+            <w:r>
+              <w:rPr>
+                <w:b/>
+                <w:color w:val="008000"/>
+              </w:rPr>
+              <w:t xml:space="preserve">  ✅ RESPOSTA CORRETA</w:t>
+            </w:r>
           </w:p>
           <w:p>
             <w:pPr>
@@ -1578,6 +1942,13 @@
               </w:rPr>
               <w:t>TD com Região (linhas) × Produto (colunas) = matriz de faturamento</w:t>
             </w:r>
+            <w:r>
+              <w:rPr>
+                <w:b/>
+                <w:color w:val="008000"/>
+              </w:rPr>
+              <w:t xml:space="preserve">  ✅ RESPOSTA CORRETA</w:t>
+            </w:r>
           </w:p>
           <w:p>
             <w:pPr>
@@ -1599,6 +1970,13 @@
               </w:rPr>
               <w:t>Uma TD pode ter:</w:t>
             </w:r>
+            <w:r>
+              <w:rPr>
+                <w:b/>
+                <w:color w:val="008000"/>
+              </w:rPr>
+              <w:t xml:space="preserve">  ✅ RESPOSTA CORRETA</w:t>
+            </w:r>
           </w:p>
           <w:p>
             <w:pPr>
@@ -1614,6 +1992,13 @@
               </w:rPr>
               <w:t>Alternativas:</w:t>
             </w:r>
+            <w:r>
+              <w:rPr>
+                <w:b/>
+                <w:color w:val="008000"/>
+              </w:rPr>
+              <w:t xml:space="preserve">  ✅ RESPOSTA CORRETA</w:t>
+            </w:r>
           </w:p>
           <w:p>
             <w:pPr>
@@ -1626,6 +2011,13 @@
               </w:rPr>
               <w:t>a) Só 1 dimensão</w:t>
             </w:r>
+            <w:r>
+              <w:rPr>
+                <w:b/>
+                <w:color w:val="008000"/>
+              </w:rPr>
+              <w:t xml:space="preserve">  ✅ RESPOSTA CORRETA</w:t>
+            </w:r>
           </w:p>
           <w:p>
             <w:pPr>
@@ -1637,6 +2029,13 @@
                 <w:sz w:val="22"/>
               </w:rPr>
               <w:t>b) 2 dimensões (linhas+colunas)</w:t>
+            </w:r>
+            <w:r>
+              <w:rPr>
+                <w:b/>
+                <w:color w:val="008000"/>
+              </w:rPr>
+              <w:t xml:space="preserve">  ✅ RESPOSTA CORRETA</w:t>
             </w:r>
           </w:p>
           <w:p>
@@ -1747,6 +2146,13 @@
               </w:rPr>
               <w:t>Escolher tipo de gráfico apropriado</w:t>
             </w:r>
+            <w:r>
+              <w:rPr>
+                <w:b/>
+                <w:color w:val="008000"/>
+              </w:rPr>
+              <w:t xml:space="preserve">  ✅ RESPOSTA CORRETA</w:t>
+            </w:r>
           </w:p>
           <w:p>
             <w:pPr>
@@ -1768,6 +2174,13 @@
               </w:rPr>
               <w:t>Comparar faturamento entre regiões (4 categorias)</w:t>
             </w:r>
+            <w:r>
+              <w:rPr>
+                <w:b/>
+                <w:color w:val="008000"/>
+              </w:rPr>
+              <w:t xml:space="preserve">  ✅ RESPOSTA CORRETA</w:t>
+            </w:r>
           </w:p>
           <w:p>
             <w:pPr>
@@ -1789,6 +2202,13 @@
               </w:rPr>
               <w:t>Melhor gráfico é:</w:t>
             </w:r>
+            <w:r>
+              <w:rPr>
+                <w:b/>
+                <w:color w:val="008000"/>
+              </w:rPr>
+              <w:t xml:space="preserve">  ✅ RESPOSTA CORRETA</w:t>
+            </w:r>
           </w:p>
           <w:p>
             <w:pPr>
@@ -1804,6 +2224,13 @@
               </w:rPr>
               <w:t>Alternativas:</w:t>
             </w:r>
+            <w:r>
+              <w:rPr>
+                <w:b/>
+                <w:color w:val="008000"/>
+              </w:rPr>
+              <w:t xml:space="preserve">  ✅ RESPOSTA CORRETA</w:t>
+            </w:r>
           </w:p>
           <w:p>
             <w:pPr>
@@ -1816,6 +2243,13 @@
               </w:rPr>
               <w:t>a) Pizza (mostra %)</w:t>
             </w:r>
+            <w:r>
+              <w:rPr>
+                <w:b/>
+                <w:color w:val="008000"/>
+              </w:rPr>
+              <w:t xml:space="preserve">  ✅ RESPOSTA CORRETA</w:t>
+            </w:r>
           </w:p>
           <w:p>
             <w:pPr>
@@ -1828,6 +2262,13 @@
               </w:rPr>
               <w:t>b) Coluna (compara categorias)</w:t>
             </w:r>
+            <w:r>
+              <w:rPr>
+                <w:b/>
+                <w:color w:val="008000"/>
+              </w:rPr>
+              <w:t xml:space="preserve">  ✅ RESPOSTA CORRETA</w:t>
+            </w:r>
           </w:p>
           <w:p>
             <w:pPr>
@@ -1840,6 +2281,13 @@
               </w:rPr>
               <w:t>c) Linha (mostra tendência)</w:t>
             </w:r>
+            <w:r>
+              <w:rPr>
+                <w:b/>
+                <w:color w:val="008000"/>
+              </w:rPr>
+              <w:t xml:space="preserve">  ✅ RESPOSTA CORRETA</w:t>
+            </w:r>
           </w:p>
           <w:p>
             <w:pPr>
@@ -1852,6 +2300,13 @@
               </w:rPr>
               <w:t>d) Área (acúmulo)</w:t>
             </w:r>
+            <w:r>
+              <w:rPr>
+                <w:b/>
+                <w:color w:val="008000"/>
+              </w:rPr>
+              <w:t xml:space="preserve">  ✅ RESPOSTA CORRETA</w:t>
+            </w:r>
           </w:p>
           <w:p>
             <w:pPr>
@@ -1863,6 +2318,13 @@
                 <w:sz w:val="22"/>
               </w:rPr>
               <w:t>e) Qualquer um</w:t>
+            </w:r>
+            <w:r>
+              <w:rPr>
+                <w:b/>
+                <w:color w:val="008000"/>
+              </w:rPr>
+              <w:t xml:space="preserve">  ✅ RESPOSTA CORRETA</w:t>
             </w:r>
           </w:p>
         </w:tc>
@@ -1937,6 +2399,13 @@
               </w:rPr>
               <w:t>Criar indicador de status visual</w:t>
             </w:r>
+            <w:r>
+              <w:rPr>
+                <w:b/>
+                <w:color w:val="008000"/>
+              </w:rPr>
+              <w:t xml:space="preserve">  ✅ RESPOSTA CORRETA</w:t>
+            </w:r>
           </w:p>
           <w:p>
             <w:pPr>
@@ -1958,6 +2427,13 @@
               </w:rPr>
               <w:t>KPI verde se atingiu meta, vermelho se não</w:t>
             </w:r>
+            <w:r>
+              <w:rPr>
+                <w:b/>
+                <w:color w:val="008000"/>
+              </w:rPr>
+              <w:t xml:space="preserve">  ✅ RESPOSTA CORRETA</w:t>
+            </w:r>
           </w:p>
           <w:p>
             <w:pPr>
@@ -1979,6 +2455,13 @@
               </w:rPr>
               <w:t>Indicador visual ajuda porque:</w:t>
             </w:r>
+            <w:r>
+              <w:rPr>
+                <w:b/>
+                <w:color w:val="008000"/>
+              </w:rPr>
+              <w:t xml:space="preserve">  ✅ RESPOSTA CORRETA</w:t>
+            </w:r>
           </w:p>
           <w:p>
             <w:pPr>
@@ -1994,6 +2477,13 @@
               </w:rPr>
               <w:t>Alternativas:</w:t>
             </w:r>
+            <w:r>
+              <w:rPr>
+                <w:b/>
+                <w:color w:val="008000"/>
+              </w:rPr>
+              <w:t xml:space="preserve">  ✅ RESPOSTA CORRETA</w:t>
+            </w:r>
           </w:p>
           <w:p>
             <w:pPr>
@@ -2006,6 +2496,13 @@
               </w:rPr>
               <w:t>a) Fica mais bonito</w:t>
             </w:r>
+            <w:r>
+              <w:rPr>
+                <w:b/>
+                <w:color w:val="008000"/>
+              </w:rPr>
+              <w:t xml:space="preserve">  ✅ RESPOSTA CORRETA</w:t>
+            </w:r>
           </w:p>
           <w:p>
             <w:pPr>
@@ -2018,6 +2515,13 @@
               </w:rPr>
               <w:t>b) Permite decisão rápida (status em 1 segundo)</w:t>
             </w:r>
+            <w:r>
+              <w:rPr>
+                <w:b/>
+                <w:color w:val="008000"/>
+              </w:rPr>
+              <w:t xml:space="preserve">  ✅ RESPOSTA CORRETA</w:t>
+            </w:r>
           </w:p>
           <w:p>
             <w:pPr>
@@ -2030,6 +2534,13 @@
               </w:rPr>
               <w:t>c) Usa cores</w:t>
             </w:r>
+            <w:r>
+              <w:rPr>
+                <w:b/>
+                <w:color w:val="008000"/>
+              </w:rPr>
+              <w:t xml:space="preserve">  ✅ RESPOSTA CORRETA</w:t>
+            </w:r>
           </w:p>
           <w:p>
             <w:pPr>
@@ -2042,6 +2553,13 @@
               </w:rPr>
               <w:t>d) Ocupa menos espaço</w:t>
             </w:r>
+            <w:r>
+              <w:rPr>
+                <w:b/>
+                <w:color w:val="008000"/>
+              </w:rPr>
+              <w:t xml:space="preserve">  ✅ RESPOSTA CORRETA</w:t>
+            </w:r>
           </w:p>
           <w:p>
             <w:pPr>
@@ -2053,6 +2571,13 @@
                 <w:sz w:val="22"/>
               </w:rPr>
               <w:t>e) Nada em especial</w:t>
+            </w:r>
+            <w:r>
+              <w:rPr>
+                <w:b/>
+                <w:color w:val="008000"/>
+              </w:rPr>
+              <w:t xml:space="preserve">  ✅ RESPOSTA CORRETA</w:t>
             </w:r>
           </w:p>
         </w:tc>
@@ -2127,6 +2652,13 @@
               </w:rPr>
               <w:t>Conectar segmentadores a objetos</w:t>
             </w:r>
+            <w:r>
+              <w:rPr>
+                <w:b/>
+                <w:color w:val="008000"/>
+              </w:rPr>
+              <w:t xml:space="preserve">  ✅ RESPOSTA CORRETA</w:t>
+            </w:r>
           </w:p>
           <w:p>
             <w:pPr>
@@ -2148,6 +2680,13 @@
               </w:rPr>
               <w:t>Segmentador "Região" filtra gráficos quando clicado</w:t>
             </w:r>
+            <w:r>
+              <w:rPr>
+                <w:b/>
+                <w:color w:val="008000"/>
+              </w:rPr>
+              <w:t xml:space="preserve">  ✅ RESPOSTA CORRETA</w:t>
+            </w:r>
           </w:p>
           <w:p>
             <w:pPr>
@@ -2169,6 +2708,13 @@
               </w:rPr>
               <w:t>Ao clicar "Sul", o que acontece?</w:t>
             </w:r>
+            <w:r>
+              <w:rPr>
+                <w:b/>
+                <w:color w:val="008000"/>
+              </w:rPr>
+              <w:t xml:space="preserve">  ✅ RESPOSTA CORRETA</w:t>
+            </w:r>
           </w:p>
           <w:p>
             <w:pPr>
@@ -2184,6 +2730,13 @@
               </w:rPr>
               <w:t>Alternativas:</w:t>
             </w:r>
+            <w:r>
+              <w:rPr>
+                <w:b/>
+                <w:color w:val="008000"/>
+              </w:rPr>
+              <w:t xml:space="preserve">  ✅ RESPOSTA CORRETA</w:t>
+            </w:r>
           </w:p>
           <w:p>
             <w:pPr>
@@ -2196,6 +2749,13 @@
               </w:rPr>
               <w:t>a) Nada (segmentador não funciona)</w:t>
             </w:r>
+            <w:r>
+              <w:rPr>
+                <w:b/>
+                <w:color w:val="008000"/>
+              </w:rPr>
+              <w:t xml:space="preserve">  ✅ RESPOSTA CORRETA</w:t>
+            </w:r>
           </w:p>
           <w:p>
             <w:pPr>
@@ -2208,6 +2768,13 @@
               </w:rPr>
               <w:t>b) Gráficos mostram dados apenas do Sul</w:t>
             </w:r>
+            <w:r>
+              <w:rPr>
+                <w:b/>
+                <w:color w:val="008000"/>
+              </w:rPr>
+              <w:t xml:space="preserve">  ✅ RESPOSTA CORRETA</w:t>
+            </w:r>
           </w:p>
           <w:p>
             <w:pPr>
@@ -2220,6 +2787,13 @@
               </w:rPr>
               <w:t>c) Desativa outras regiões</w:t>
             </w:r>
+            <w:r>
+              <w:rPr>
+                <w:b/>
+                <w:color w:val="008000"/>
+              </w:rPr>
+              <w:t xml:space="preserve">  ✅ RESPOSTA CORRETA</w:t>
+            </w:r>
           </w:p>
           <w:p>
             <w:pPr>
@@ -2243,6 +2817,13 @@
                 <w:sz w:val="22"/>
               </w:rPr>
               <w:t>e) Abre nova planilha</w:t>
+            </w:r>
+            <w:r>
+              <w:rPr>
+                <w:b/>
+                <w:color w:val="008000"/>
+              </w:rPr>
+              <w:t xml:space="preserve">  ✅ RESPOSTA CORRETA</w:t>
             </w:r>
           </w:p>
         </w:tc>
@@ -2317,6 +2898,13 @@
               </w:rPr>
               <w:t>Formatar cartão de KPI profissionalmente</w:t>
             </w:r>
+            <w:r>
+              <w:rPr>
+                <w:b/>
+                <w:color w:val="008000"/>
+              </w:rPr>
+              <w:t xml:space="preserve">  ✅ RESPOSTA CORRETA</w:t>
+            </w:r>
           </w:p>
           <w:p>
             <w:pPr>
@@ -2338,6 +2926,13 @@
               </w:rPr>
               <w:t>Número grande (28pt), azul corporativo, fundo branco, borda</w:t>
             </w:r>
+            <w:r>
+              <w:rPr>
+                <w:b/>
+                <w:color w:val="008000"/>
+              </w:rPr>
+              <w:t xml:space="preserve">  ✅ RESPOSTA CORRETA</w:t>
+            </w:r>
           </w:p>
           <w:p>
             <w:pPr>
@@ -2359,6 +2954,13 @@
               </w:rPr>
               <w:t>Formato de cartão KPI deve ter:</w:t>
             </w:r>
+            <w:r>
+              <w:rPr>
+                <w:b/>
+                <w:color w:val="008000"/>
+              </w:rPr>
+              <w:t xml:space="preserve">  ✅ RESPOSTA CORRETA</w:t>
+            </w:r>
           </w:p>
           <w:p>
             <w:pPr>
@@ -2374,6 +2976,13 @@
               </w:rPr>
               <w:t>Alternativas:</w:t>
             </w:r>
+            <w:r>
+              <w:rPr>
+                <w:b/>
+                <w:color w:val="008000"/>
+              </w:rPr>
+              <w:t xml:space="preserve">  ✅ RESPOSTA CORRETA</w:t>
+            </w:r>
           </w:p>
           <w:p>
             <w:pPr>
@@ -2386,6 +2995,13 @@
               </w:rPr>
               <w:t>a) Número pequeno</w:t>
             </w:r>
+            <w:r>
+              <w:rPr>
+                <w:b/>
+                <w:color w:val="008000"/>
+              </w:rPr>
+              <w:t xml:space="preserve">  ✅ RESPOSTA CORRETA</w:t>
+            </w:r>
           </w:p>
           <w:p>
             <w:pPr>
@@ -2410,6 +3026,13 @@
               </w:rPr>
               <w:t>c) Número grande + indicador status</w:t>
             </w:r>
+            <w:r>
+              <w:rPr>
+                <w:b/>
+                <w:color w:val="008000"/>
+              </w:rPr>
+              <w:t xml:space="preserve">  ✅ RESPOSTA CORRETA</w:t>
+            </w:r>
           </w:p>
           <w:p>
             <w:pPr>
@@ -2433,6 +3056,13 @@
                 <w:sz w:val="22"/>
               </w:rPr>
               <w:t>e) Tudo muito compacto</w:t>
+            </w:r>
+            <w:r>
+              <w:rPr>
+                <w:b/>
+                <w:color w:val="008000"/>
+              </w:rPr>
+              <w:t xml:space="preserve">  ✅ RESPOSTA CORRETA</w:t>
             </w:r>
           </w:p>
         </w:tc>
@@ -2507,6 +3137,13 @@
               </w:rPr>
               <w:t>Ocultar linhas de grade para limpeza visual</w:t>
             </w:r>
+            <w:r>
+              <w:rPr>
+                <w:b/>
+                <w:color w:val="008000"/>
+              </w:rPr>
+              <w:t xml:space="preserve">  ✅ RESPOSTA CORRETA</w:t>
+            </w:r>
           </w:p>
           <w:p>
             <w:pPr>
@@ -2528,6 +3165,13 @@
               </w:rPr>
               <w:t>Dashboard limpo sem grade de células visível</w:t>
             </w:r>
+            <w:r>
+              <w:rPr>
+                <w:b/>
+                <w:color w:val="008000"/>
+              </w:rPr>
+              <w:t xml:space="preserve">  ✅ RESPOSTA CORRETA</w:t>
+            </w:r>
           </w:p>
           <w:p>
             <w:pPr>
@@ -2549,6 +3193,13 @@
               </w:rPr>
               <w:t>Por que ocultar linhas de grade?</w:t>
             </w:r>
+            <w:r>
+              <w:rPr>
+                <w:b/>
+                <w:color w:val="008000"/>
+              </w:rPr>
+              <w:t xml:space="preserve">  ✅ RESPOSTA CORRETA</w:t>
+            </w:r>
           </w:p>
           <w:p>
             <w:pPr>
@@ -2564,6 +3215,13 @@
               </w:rPr>
               <w:t>Alternativas:</w:t>
             </w:r>
+            <w:r>
+              <w:rPr>
+                <w:b/>
+                <w:color w:val="008000"/>
+              </w:rPr>
+              <w:t xml:space="preserve">  ✅ RESPOSTA CORRETA</w:t>
+            </w:r>
           </w:p>
           <w:p>
             <w:pPr>
@@ -2576,6 +3234,13 @@
               </w:rPr>
               <w:t>a) Economiza tinta</w:t>
             </w:r>
+            <w:r>
+              <w:rPr>
+                <w:b/>
+                <w:color w:val="008000"/>
+              </w:rPr>
+              <w:t xml:space="preserve">  ✅ RESPOSTA CORRETA</w:t>
+            </w:r>
           </w:p>
           <w:p>
             <w:pPr>
@@ -2588,6 +3253,13 @@
               </w:rPr>
               <w:t>b) Aparência profissional (mais limpo)</w:t>
             </w:r>
+            <w:r>
+              <w:rPr>
+                <w:b/>
+                <w:color w:val="008000"/>
+              </w:rPr>
+              <w:t xml:space="preserve">  ✅ RESPOSTA CORRETA</w:t>
+            </w:r>
           </w:p>
           <w:p>
             <w:pPr>
@@ -2599,6 +3271,13 @@
                 <w:sz w:val="22"/>
               </w:rPr>
               <w:t>c) Reduz tamanho do arquivo</w:t>
+            </w:r>
+            <w:r>
+              <w:rPr>
+                <w:b/>
+                <w:color w:val="008000"/>
+              </w:rPr>
+              <w:t xml:space="preserve">  ✅ RESPOSTA CORRETA</w:t>
             </w:r>
           </w:p>
           <w:p>
@@ -2697,6 +3376,13 @@
               </w:rPr>
               <w:t>Adicionar data de atualização automática</w:t>
             </w:r>
+            <w:r>
+              <w:rPr>
+                <w:b/>
+                <w:color w:val="008000"/>
+              </w:rPr>
+              <w:t xml:space="preserve">  ✅ RESPOSTA CORRETA</w:t>
+            </w:r>
           </w:p>
           <w:p>
             <w:pPr>
@@ -2718,6 +3404,13 @@
               </w:rPr>
               <w:t>Dashboard deve mostrar quando dados foram atualizados</w:t>
             </w:r>
+            <w:r>
+              <w:rPr>
+                <w:b/>
+                <w:color w:val="008000"/>
+              </w:rPr>
+              <w:t xml:space="preserve">  ✅ RESPOSTA CORRETA</w:t>
+            </w:r>
           </w:p>
           <w:p>
             <w:pPr>
@@ -2739,6 +3432,13 @@
               </w:rPr>
               <w:t>=HOJE() ou =AGORA() retorna:</w:t>
             </w:r>
+            <w:r>
+              <w:rPr>
+                <w:b/>
+                <w:color w:val="008000"/>
+              </w:rPr>
+              <w:t xml:space="preserve">  ✅ RESPOSTA CORRETA</w:t>
+            </w:r>
           </w:p>
           <w:p>
             <w:pPr>
@@ -2754,6 +3454,13 @@
               </w:rPr>
               <w:t>Alternativas:</w:t>
             </w:r>
+            <w:r>
+              <w:rPr>
+                <w:b/>
+                <w:color w:val="008000"/>
+              </w:rPr>
+              <w:t xml:space="preserve">  ✅ RESPOSTA CORRETA</w:t>
+            </w:r>
           </w:p>
           <w:p>
             <w:pPr>
@@ -2766,6 +3473,13 @@
               </w:rPr>
               <w:t>a) "Data"</w:t>
             </w:r>
+            <w:r>
+              <w:rPr>
+                <w:b/>
+                <w:color w:val="008000"/>
+              </w:rPr>
+              <w:t xml:space="preserve">  ✅ RESPOSTA CORRETA</w:t>
+            </w:r>
           </w:p>
           <w:p>
             <w:pPr>
@@ -2778,6 +3492,13 @@
               </w:rPr>
               <w:t>b) Data/hora atual do sistema</w:t>
             </w:r>
+            <w:r>
+              <w:rPr>
+                <w:b/>
+                <w:color w:val="008000"/>
+              </w:rPr>
+              <w:t xml:space="preserve">  ✅ RESPOSTA CORRETA</w:t>
+            </w:r>
           </w:p>
           <w:p>
             <w:pPr>
@@ -2790,6 +3511,13 @@
               </w:rPr>
               <w:t>c) Data fixa</w:t>
             </w:r>
+            <w:r>
+              <w:rPr>
+                <w:b/>
+                <w:color w:val="008000"/>
+              </w:rPr>
+              <w:t xml:space="preserve">  ✅ RESPOSTA CORRETA</w:t>
+            </w:r>
           </w:p>
           <w:p>
             <w:pPr>
@@ -2813,6 +3541,13 @@
                 <w:sz w:val="22"/>
               </w:rPr>
               <w:t>e) Nada</w:t>
+            </w:r>
+            <w:r>
+              <w:rPr>
+                <w:b/>
+                <w:color w:val="008000"/>
+              </w:rPr>
+              <w:t xml:space="preserve">  ✅ RESPOSTA CORRETA</w:t>
             </w:r>
           </w:p>
         </w:tc>
@@ -2823,6 +3558,466 @@
         <w:spacing w:after="240"/>
       </w:pPr>
     </w:p>
+    <w:p/>
+    <w:p>
+      <w:pPr>
+        <w:jc w:val="center"/>
+      </w:pPr>
+      <w:r>
+        <w:rPr>
+          <w:b/>
+          <w:sz w:val="28"/>
+        </w:rPr>
+        <w:t>GABARITO COMPLETO</w:t>
+      </w:r>
+    </w:p>
+    <w:tbl>
+      <w:tblPr>
+        <w:tblStyle w:val="LightGrid-Accent1"/>
+        <w:tblW w:type="auto" w:w="0"/>
+        <w:tblLook w:firstColumn="1" w:firstRow="1" w:lastColumn="0" w:lastRow="0" w:noHBand="0" w:noVBand="1" w:val="04A0"/>
+      </w:tblPr>
+      <w:tblGrid>
+        <w:gridCol w:w="720"/>
+        <w:gridCol w:w="720"/>
+        <w:gridCol w:w="720"/>
+        <w:gridCol w:w="720"/>
+        <w:gridCol w:w="720"/>
+        <w:gridCol w:w="720"/>
+        <w:gridCol w:w="720"/>
+        <w:gridCol w:w="720"/>
+        <w:gridCol w:w="720"/>
+        <w:gridCol w:w="720"/>
+        <w:gridCol w:w="720"/>
+        <w:gridCol w:w="720"/>
+        <w:gridCol w:w="720"/>
+        <w:gridCol w:w="720"/>
+      </w:tblGrid>
+      <w:tr>
+        <w:tc>
+          <w:tcPr>
+            <w:tcW w:type="dxa" w:w="720"/>
+          </w:tcPr>
+          <w:p>
+            <w:pPr>
+              <w:jc w:val="center"/>
+            </w:pPr>
+            <w:r>
+              <w:t>Q1</w:t>
+            </w:r>
+          </w:p>
+        </w:tc>
+        <w:tc>
+          <w:tcPr>
+            <w:tcW w:type="dxa" w:w="720"/>
+          </w:tcPr>
+          <w:p>
+            <w:pPr>
+              <w:jc w:val="center"/>
+            </w:pPr>
+            <w:r>
+              <w:t>Q2</w:t>
+            </w:r>
+          </w:p>
+        </w:tc>
+        <w:tc>
+          <w:tcPr>
+            <w:tcW w:type="dxa" w:w="720"/>
+          </w:tcPr>
+          <w:p>
+            <w:pPr>
+              <w:jc w:val="center"/>
+            </w:pPr>
+            <w:r>
+              <w:t>Q3</w:t>
+            </w:r>
+          </w:p>
+        </w:tc>
+        <w:tc>
+          <w:tcPr>
+            <w:tcW w:type="dxa" w:w="720"/>
+          </w:tcPr>
+          <w:p>
+            <w:pPr>
+              <w:jc w:val="center"/>
+            </w:pPr>
+            <w:r>
+              <w:t>Q4</w:t>
+            </w:r>
+          </w:p>
+        </w:tc>
+        <w:tc>
+          <w:tcPr>
+            <w:tcW w:type="dxa" w:w="720"/>
+          </w:tcPr>
+          <w:p>
+            <w:pPr>
+              <w:jc w:val="center"/>
+            </w:pPr>
+            <w:r>
+              <w:t>Q5</w:t>
+            </w:r>
+          </w:p>
+        </w:tc>
+        <w:tc>
+          <w:tcPr>
+            <w:tcW w:type="dxa" w:w="720"/>
+          </w:tcPr>
+          <w:p>
+            <w:pPr>
+              <w:jc w:val="center"/>
+            </w:pPr>
+            <w:r>
+              <w:t>Q6</w:t>
+            </w:r>
+          </w:p>
+        </w:tc>
+        <w:tc>
+          <w:tcPr>
+            <w:tcW w:type="dxa" w:w="720"/>
+          </w:tcPr>
+          <w:p>
+            <w:pPr>
+              <w:jc w:val="center"/>
+            </w:pPr>
+            <w:r>
+              <w:t>Q7</w:t>
+            </w:r>
+          </w:p>
+        </w:tc>
+        <w:tc>
+          <w:tcPr>
+            <w:tcW w:type="dxa" w:w="720"/>
+          </w:tcPr>
+          <w:p>
+            <w:pPr>
+              <w:jc w:val="center"/>
+            </w:pPr>
+            <w:r>
+              <w:t>Q8</w:t>
+            </w:r>
+          </w:p>
+        </w:tc>
+        <w:tc>
+          <w:tcPr>
+            <w:tcW w:type="dxa" w:w="720"/>
+          </w:tcPr>
+          <w:p>
+            <w:pPr>
+              <w:jc w:val="center"/>
+            </w:pPr>
+            <w:r>
+              <w:t>Q9</w:t>
+            </w:r>
+          </w:p>
+        </w:tc>
+        <w:tc>
+          <w:tcPr>
+            <w:tcW w:type="dxa" w:w="720"/>
+          </w:tcPr>
+          <w:p>
+            <w:pPr>
+              <w:jc w:val="center"/>
+            </w:pPr>
+            <w:r>
+              <w:t>Q10</w:t>
+            </w:r>
+          </w:p>
+        </w:tc>
+        <w:tc>
+          <w:tcPr>
+            <w:tcW w:type="dxa" w:w="720"/>
+          </w:tcPr>
+          <w:p>
+            <w:pPr>
+              <w:jc w:val="center"/>
+            </w:pPr>
+            <w:r>
+              <w:t>Q11</w:t>
+            </w:r>
+          </w:p>
+        </w:tc>
+        <w:tc>
+          <w:tcPr>
+            <w:tcW w:type="dxa" w:w="720"/>
+          </w:tcPr>
+          <w:p>
+            <w:pPr>
+              <w:jc w:val="center"/>
+            </w:pPr>
+            <w:r>
+              <w:t>Q12</w:t>
+            </w:r>
+          </w:p>
+        </w:tc>
+        <w:tc>
+          <w:tcPr>
+            <w:tcW w:type="dxa" w:w="720"/>
+          </w:tcPr>
+          <w:p>
+            <w:pPr>
+              <w:jc w:val="center"/>
+            </w:pPr>
+            <w:r>
+              <w:t>Q13</w:t>
+            </w:r>
+          </w:p>
+        </w:tc>
+        <w:tc>
+          <w:tcPr>
+            <w:tcW w:type="dxa" w:w="720"/>
+          </w:tcPr>
+          <w:p>
+            <w:pPr>
+              <w:jc w:val="center"/>
+            </w:pPr>
+            <w:r>
+              <w:t>Q14</w:t>
+            </w:r>
+          </w:p>
+        </w:tc>
+      </w:tr>
+      <w:tr>
+        <w:tc>
+          <w:tcPr>
+            <w:tcW w:type="dxa" w:w="720"/>
+          </w:tcPr>
+          <w:p>
+            <w:pPr>
+              <w:jc w:val="center"/>
+            </w:pPr>
+            <w:r>
+              <w:rPr>
+                <w:b/>
+                <w:color w:val="008000"/>
+              </w:rPr>
+              <w:t>A</w:t>
+            </w:r>
+          </w:p>
+        </w:tc>
+        <w:tc>
+          <w:tcPr>
+            <w:tcW w:type="dxa" w:w="720"/>
+          </w:tcPr>
+          <w:p>
+            <w:pPr>
+              <w:jc w:val="center"/>
+            </w:pPr>
+            <w:r>
+              <w:rPr>
+                <w:b/>
+                <w:color w:val="008000"/>
+              </w:rPr>
+              <w:t>A</w:t>
+            </w:r>
+          </w:p>
+        </w:tc>
+        <w:tc>
+          <w:tcPr>
+            <w:tcW w:type="dxa" w:w="720"/>
+          </w:tcPr>
+          <w:p>
+            <w:pPr>
+              <w:jc w:val="center"/>
+            </w:pPr>
+            <w:r>
+              <w:rPr>
+                <w:b/>
+                <w:color w:val="008000"/>
+              </w:rPr>
+              <w:t>A</w:t>
+            </w:r>
+          </w:p>
+        </w:tc>
+        <w:tc>
+          <w:tcPr>
+            <w:tcW w:type="dxa" w:w="720"/>
+          </w:tcPr>
+          <w:p>
+            <w:pPr>
+              <w:jc w:val="center"/>
+            </w:pPr>
+            <w:r>
+              <w:rPr>
+                <w:b/>
+                <w:color w:val="008000"/>
+              </w:rPr>
+              <w:t>A</w:t>
+            </w:r>
+          </w:p>
+        </w:tc>
+        <w:tc>
+          <w:tcPr>
+            <w:tcW w:type="dxa" w:w="720"/>
+          </w:tcPr>
+          <w:p>
+            <w:pPr>
+              <w:jc w:val="center"/>
+            </w:pPr>
+            <w:r>
+              <w:rPr>
+                <w:b/>
+                <w:color w:val="008000"/>
+              </w:rPr>
+              <w:t>A</w:t>
+            </w:r>
+          </w:p>
+        </w:tc>
+        <w:tc>
+          <w:tcPr>
+            <w:tcW w:type="dxa" w:w="720"/>
+          </w:tcPr>
+          <w:p>
+            <w:pPr>
+              <w:jc w:val="center"/>
+            </w:pPr>
+            <w:r>
+              <w:rPr>
+                <w:b/>
+                <w:color w:val="008000"/>
+              </w:rPr>
+              <w:t>A</w:t>
+            </w:r>
+          </w:p>
+        </w:tc>
+        <w:tc>
+          <w:tcPr>
+            <w:tcW w:type="dxa" w:w="720"/>
+          </w:tcPr>
+          <w:p>
+            <w:pPr>
+              <w:jc w:val="center"/>
+            </w:pPr>
+            <w:r>
+              <w:rPr>
+                <w:b/>
+                <w:color w:val="008000"/>
+              </w:rPr>
+              <w:t>A</w:t>
+            </w:r>
+          </w:p>
+        </w:tc>
+        <w:tc>
+          <w:tcPr>
+            <w:tcW w:type="dxa" w:w="720"/>
+          </w:tcPr>
+          <w:p>
+            <w:pPr>
+              <w:jc w:val="center"/>
+            </w:pPr>
+            <w:r>
+              <w:rPr>
+                <w:b/>
+                <w:color w:val="008000"/>
+              </w:rPr>
+              <w:t>A</w:t>
+            </w:r>
+          </w:p>
+        </w:tc>
+        <w:tc>
+          <w:tcPr>
+            <w:tcW w:type="dxa" w:w="720"/>
+          </w:tcPr>
+          <w:p>
+            <w:pPr>
+              <w:jc w:val="center"/>
+            </w:pPr>
+            <w:r>
+              <w:rPr>
+                <w:b/>
+                <w:color w:val="008000"/>
+              </w:rPr>
+              <w:t>A</w:t>
+            </w:r>
+          </w:p>
+        </w:tc>
+        <w:tc>
+          <w:tcPr>
+            <w:tcW w:type="dxa" w:w="720"/>
+          </w:tcPr>
+          <w:p>
+            <w:pPr>
+              <w:jc w:val="center"/>
+            </w:pPr>
+            <w:r>
+              <w:rPr>
+                <w:b/>
+                <w:color w:val="008000"/>
+              </w:rPr>
+              <w:t>A</w:t>
+            </w:r>
+          </w:p>
+        </w:tc>
+        <w:tc>
+          <w:tcPr>
+            <w:tcW w:type="dxa" w:w="720"/>
+          </w:tcPr>
+          <w:p>
+            <w:pPr>
+              <w:jc w:val="center"/>
+            </w:pPr>
+            <w:r>
+              <w:rPr>
+                <w:b/>
+                <w:color w:val="008000"/>
+              </w:rPr>
+              <w:t>A</w:t>
+            </w:r>
+          </w:p>
+        </w:tc>
+        <w:tc>
+          <w:tcPr>
+            <w:tcW w:type="dxa" w:w="720"/>
+          </w:tcPr>
+          <w:p>
+            <w:pPr>
+              <w:jc w:val="center"/>
+            </w:pPr>
+            <w:r>
+              <w:rPr>
+                <w:b/>
+                <w:color w:val="008000"/>
+              </w:rPr>
+              <w:t>A</w:t>
+            </w:r>
+          </w:p>
+        </w:tc>
+        <w:tc>
+          <w:tcPr>
+            <w:tcW w:type="dxa" w:w="720"/>
+          </w:tcPr>
+          <w:p>
+            <w:pPr>
+              <w:jc w:val="center"/>
+            </w:pPr>
+            <w:r>
+              <w:rPr>
+                <w:b/>
+                <w:color w:val="008000"/>
+              </w:rPr>
+              <w:t>A</w:t>
+            </w:r>
+          </w:p>
+        </w:tc>
+        <w:tc>
+          <w:tcPr>
+            <w:tcW w:type="dxa" w:w="720"/>
+          </w:tcPr>
+          <w:p>
+            <w:pPr>
+              <w:jc w:val="center"/>
+            </w:pPr>
+            <w:r>
+              <w:rPr>
+                <w:b/>
+                <w:color w:val="008000"/>
+              </w:rPr>
+              <w:t>A</w:t>
+            </w:r>
+          </w:p>
+        </w:tc>
+      </w:tr>
+    </w:tbl>
     <w:sectPr>
       <w:pgSz w:w="12240" w:h="15840"/>
       <w:pgMar w:top="720" w:right="1080" w:bottom="1440" w:left="1080" w:header="720" w:footer="720" w:gutter="0"/>

--- a/MATERIAIS/GESTAO_E_CONTROLE_MATERIAIS/ANALISE_DADOS_APLICADA_GESTAO/ATIVIDADES/GABARITO-ATIVIDADE-04-DESIGN-DASHBOARD-E-KPIS.docx
+++ b/MATERIAIS/GESTAO_E_CONTROLE_MATERIAIS/ANALISE_DADOS_APLICADA_GESTAO/ATIVIDADES/GABARITO-ATIVIDADE-04-DESIGN-DASHBOARD-E-KPIS.docx
@@ -4011,6 +4011,495 @@
               <w:rPr>
                 <w:b/>
                 <w:color w:val="008000"/>
+              </w:rPr>
+              <w:t>A</w:t>
+            </w:r>
+          </w:p>
+        </w:tc>
+      </w:tr>
+    </w:tbl>
+    <w:p/>
+    <w:p/>
+    <w:p>
+      <w:pPr>
+        <w:jc w:val="center"/>
+      </w:pPr>
+      <w:r>
+        <w:rPr>
+          <w:b/>
+          <w:sz w:val="28"/>
+        </w:rPr>
+        <w:t>GABARITO COMPLETO</w:t>
+      </w:r>
+    </w:p>
+    <w:tbl>
+      <w:tblPr>
+        <w:tblStyle w:val="LightGrid-Accent1"/>
+        <w:tblW w:type="auto" w:w="0"/>
+        <w:tblLook w:firstColumn="1" w:firstRow="1" w:lastColumn="0" w:lastRow="0" w:noHBand="0" w:noVBand="1" w:val="04A0"/>
+      </w:tblPr>
+      <w:tblGrid>
+        <w:gridCol w:w="720"/>
+        <w:gridCol w:w="720"/>
+        <w:gridCol w:w="720"/>
+        <w:gridCol w:w="720"/>
+        <w:gridCol w:w="720"/>
+        <w:gridCol w:w="720"/>
+        <w:gridCol w:w="720"/>
+        <w:gridCol w:w="720"/>
+        <w:gridCol w:w="720"/>
+        <w:gridCol w:w="720"/>
+        <w:gridCol w:w="720"/>
+        <w:gridCol w:w="720"/>
+        <w:gridCol w:w="720"/>
+        <w:gridCol w:w="720"/>
+      </w:tblGrid>
+      <w:tr>
+        <w:tc>
+          <w:tcPr>
+            <w:tcW w:type="dxa" w:w="720"/>
+          </w:tcPr>
+          <w:p>
+            <w:pPr>
+              <w:jc w:val="center"/>
+            </w:pPr>
+            <w:r>
+              <w:rPr>
+                <w:b/>
+              </w:rPr>
+              <w:t>Q1</w:t>
+            </w:r>
+          </w:p>
+        </w:tc>
+        <w:tc>
+          <w:tcPr>
+            <w:tcW w:type="dxa" w:w="720"/>
+          </w:tcPr>
+          <w:p>
+            <w:pPr>
+              <w:jc w:val="center"/>
+            </w:pPr>
+            <w:r>
+              <w:rPr>
+                <w:b/>
+              </w:rPr>
+              <w:t>Q2</w:t>
+            </w:r>
+          </w:p>
+        </w:tc>
+        <w:tc>
+          <w:tcPr>
+            <w:tcW w:type="dxa" w:w="720"/>
+          </w:tcPr>
+          <w:p>
+            <w:pPr>
+              <w:jc w:val="center"/>
+            </w:pPr>
+            <w:r>
+              <w:rPr>
+                <w:b/>
+              </w:rPr>
+              <w:t>Q3</w:t>
+            </w:r>
+          </w:p>
+        </w:tc>
+        <w:tc>
+          <w:tcPr>
+            <w:tcW w:type="dxa" w:w="720"/>
+          </w:tcPr>
+          <w:p>
+            <w:pPr>
+              <w:jc w:val="center"/>
+            </w:pPr>
+            <w:r>
+              <w:rPr>
+                <w:b/>
+              </w:rPr>
+              <w:t>Q4</w:t>
+            </w:r>
+          </w:p>
+        </w:tc>
+        <w:tc>
+          <w:tcPr>
+            <w:tcW w:type="dxa" w:w="720"/>
+          </w:tcPr>
+          <w:p>
+            <w:pPr>
+              <w:jc w:val="center"/>
+            </w:pPr>
+            <w:r>
+              <w:rPr>
+                <w:b/>
+              </w:rPr>
+              <w:t>Q5</w:t>
+            </w:r>
+          </w:p>
+        </w:tc>
+        <w:tc>
+          <w:tcPr>
+            <w:tcW w:type="dxa" w:w="720"/>
+          </w:tcPr>
+          <w:p>
+            <w:pPr>
+              <w:jc w:val="center"/>
+            </w:pPr>
+            <w:r>
+              <w:rPr>
+                <w:b/>
+              </w:rPr>
+              <w:t>Q6</w:t>
+            </w:r>
+          </w:p>
+        </w:tc>
+        <w:tc>
+          <w:tcPr>
+            <w:tcW w:type="dxa" w:w="720"/>
+          </w:tcPr>
+          <w:p>
+            <w:pPr>
+              <w:jc w:val="center"/>
+            </w:pPr>
+            <w:r>
+              <w:rPr>
+                <w:b/>
+              </w:rPr>
+              <w:t>Q7</w:t>
+            </w:r>
+          </w:p>
+        </w:tc>
+        <w:tc>
+          <w:tcPr>
+            <w:tcW w:type="dxa" w:w="720"/>
+          </w:tcPr>
+          <w:p>
+            <w:pPr>
+              <w:jc w:val="center"/>
+            </w:pPr>
+            <w:r>
+              <w:rPr>
+                <w:b/>
+              </w:rPr>
+              <w:t>Q8</w:t>
+            </w:r>
+          </w:p>
+        </w:tc>
+        <w:tc>
+          <w:tcPr>
+            <w:tcW w:type="dxa" w:w="720"/>
+          </w:tcPr>
+          <w:p>
+            <w:pPr>
+              <w:jc w:val="center"/>
+            </w:pPr>
+            <w:r>
+              <w:rPr>
+                <w:b/>
+              </w:rPr>
+              <w:t>Q9</w:t>
+            </w:r>
+          </w:p>
+        </w:tc>
+        <w:tc>
+          <w:tcPr>
+            <w:tcW w:type="dxa" w:w="720"/>
+          </w:tcPr>
+          <w:p>
+            <w:pPr>
+              <w:jc w:val="center"/>
+            </w:pPr>
+            <w:r>
+              <w:rPr>
+                <w:b/>
+              </w:rPr>
+              <w:t>Q10</w:t>
+            </w:r>
+          </w:p>
+        </w:tc>
+        <w:tc>
+          <w:tcPr>
+            <w:tcW w:type="dxa" w:w="720"/>
+          </w:tcPr>
+          <w:p>
+            <w:pPr>
+              <w:jc w:val="center"/>
+            </w:pPr>
+            <w:r>
+              <w:rPr>
+                <w:b/>
+              </w:rPr>
+              <w:t>Q11</w:t>
+            </w:r>
+          </w:p>
+        </w:tc>
+        <w:tc>
+          <w:tcPr>
+            <w:tcW w:type="dxa" w:w="720"/>
+          </w:tcPr>
+          <w:p>
+            <w:pPr>
+              <w:jc w:val="center"/>
+            </w:pPr>
+            <w:r>
+              <w:rPr>
+                <w:b/>
+              </w:rPr>
+              <w:t>Q12</w:t>
+            </w:r>
+          </w:p>
+        </w:tc>
+        <w:tc>
+          <w:tcPr>
+            <w:tcW w:type="dxa" w:w="720"/>
+          </w:tcPr>
+          <w:p>
+            <w:pPr>
+              <w:jc w:val="center"/>
+            </w:pPr>
+            <w:r>
+              <w:rPr>
+                <w:b/>
+              </w:rPr>
+              <w:t>Q13</w:t>
+            </w:r>
+          </w:p>
+        </w:tc>
+        <w:tc>
+          <w:tcPr>
+            <w:tcW w:type="dxa" w:w="720"/>
+          </w:tcPr>
+          <w:p>
+            <w:pPr>
+              <w:jc w:val="center"/>
+            </w:pPr>
+            <w:r>
+              <w:rPr>
+                <w:b/>
+              </w:rPr>
+              <w:t>Q14</w:t>
+            </w:r>
+          </w:p>
+        </w:tc>
+      </w:tr>
+      <w:tr>
+        <w:tc>
+          <w:tcPr>
+            <w:tcW w:type="dxa" w:w="720"/>
+          </w:tcPr>
+          <w:p>
+            <w:pPr>
+              <w:jc w:val="center"/>
+            </w:pPr>
+            <w:r>
+              <w:rPr>
+                <w:b/>
+              </w:rPr>
+              <w:t>A</w:t>
+            </w:r>
+          </w:p>
+        </w:tc>
+        <w:tc>
+          <w:tcPr>
+            <w:tcW w:type="dxa" w:w="720"/>
+          </w:tcPr>
+          <w:p>
+            <w:pPr>
+              <w:jc w:val="center"/>
+            </w:pPr>
+            <w:r>
+              <w:rPr>
+                <w:b/>
+              </w:rPr>
+              <w:t>A</w:t>
+            </w:r>
+          </w:p>
+        </w:tc>
+        <w:tc>
+          <w:tcPr>
+            <w:tcW w:type="dxa" w:w="720"/>
+          </w:tcPr>
+          <w:p>
+            <w:pPr>
+              <w:jc w:val="center"/>
+            </w:pPr>
+            <w:r>
+              <w:rPr>
+                <w:b/>
+              </w:rPr>
+              <w:t>A</w:t>
+            </w:r>
+          </w:p>
+        </w:tc>
+        <w:tc>
+          <w:tcPr>
+            <w:tcW w:type="dxa" w:w="720"/>
+          </w:tcPr>
+          <w:p>
+            <w:pPr>
+              <w:jc w:val="center"/>
+            </w:pPr>
+            <w:r>
+              <w:rPr>
+                <w:b/>
+              </w:rPr>
+              <w:t>A</w:t>
+            </w:r>
+          </w:p>
+        </w:tc>
+        <w:tc>
+          <w:tcPr>
+            <w:tcW w:type="dxa" w:w="720"/>
+          </w:tcPr>
+          <w:p>
+            <w:pPr>
+              <w:jc w:val="center"/>
+            </w:pPr>
+            <w:r>
+              <w:rPr>
+                <w:b/>
+              </w:rPr>
+              <w:t>A</w:t>
+            </w:r>
+          </w:p>
+        </w:tc>
+        <w:tc>
+          <w:tcPr>
+            <w:tcW w:type="dxa" w:w="720"/>
+          </w:tcPr>
+          <w:p>
+            <w:pPr>
+              <w:jc w:val="center"/>
+            </w:pPr>
+            <w:r>
+              <w:rPr>
+                <w:b/>
+              </w:rPr>
+              <w:t>A</w:t>
+            </w:r>
+          </w:p>
+        </w:tc>
+        <w:tc>
+          <w:tcPr>
+            <w:tcW w:type="dxa" w:w="720"/>
+          </w:tcPr>
+          <w:p>
+            <w:pPr>
+              <w:jc w:val="center"/>
+            </w:pPr>
+            <w:r>
+              <w:rPr>
+                <w:b/>
+              </w:rPr>
+              <w:t>A</w:t>
+            </w:r>
+          </w:p>
+        </w:tc>
+        <w:tc>
+          <w:tcPr>
+            <w:tcW w:type="dxa" w:w="720"/>
+          </w:tcPr>
+          <w:p>
+            <w:pPr>
+              <w:jc w:val="center"/>
+            </w:pPr>
+            <w:r>
+              <w:rPr>
+                <w:b/>
+              </w:rPr>
+              <w:t>A</w:t>
+            </w:r>
+          </w:p>
+        </w:tc>
+        <w:tc>
+          <w:tcPr>
+            <w:tcW w:type="dxa" w:w="720"/>
+          </w:tcPr>
+          <w:p>
+            <w:pPr>
+              <w:jc w:val="center"/>
+            </w:pPr>
+            <w:r>
+              <w:rPr>
+                <w:b/>
+              </w:rPr>
+              <w:t>A</w:t>
+            </w:r>
+          </w:p>
+        </w:tc>
+        <w:tc>
+          <w:tcPr>
+            <w:tcW w:type="dxa" w:w="720"/>
+          </w:tcPr>
+          <w:p>
+            <w:pPr>
+              <w:jc w:val="center"/>
+            </w:pPr>
+            <w:r>
+              <w:rPr>
+                <w:b/>
+              </w:rPr>
+              <w:t>A</w:t>
+            </w:r>
+          </w:p>
+        </w:tc>
+        <w:tc>
+          <w:tcPr>
+            <w:tcW w:type="dxa" w:w="720"/>
+          </w:tcPr>
+          <w:p>
+            <w:pPr>
+              <w:jc w:val="center"/>
+            </w:pPr>
+            <w:r>
+              <w:rPr>
+                <w:b/>
+              </w:rPr>
+              <w:t>A</w:t>
+            </w:r>
+          </w:p>
+        </w:tc>
+        <w:tc>
+          <w:tcPr>
+            <w:tcW w:type="dxa" w:w="720"/>
+          </w:tcPr>
+          <w:p>
+            <w:pPr>
+              <w:jc w:val="center"/>
+            </w:pPr>
+            <w:r>
+              <w:rPr>
+                <w:b/>
+              </w:rPr>
+              <w:t>A</w:t>
+            </w:r>
+          </w:p>
+        </w:tc>
+        <w:tc>
+          <w:tcPr>
+            <w:tcW w:type="dxa" w:w="720"/>
+          </w:tcPr>
+          <w:p>
+            <w:pPr>
+              <w:jc w:val="center"/>
+            </w:pPr>
+            <w:r>
+              <w:rPr>
+                <w:b/>
+              </w:rPr>
+              <w:t>A</w:t>
+            </w:r>
+          </w:p>
+        </w:tc>
+        <w:tc>
+          <w:tcPr>
+            <w:tcW w:type="dxa" w:w="720"/>
+          </w:tcPr>
+          <w:p>
+            <w:pPr>
+              <w:jc w:val="center"/>
+            </w:pPr>
+            <w:r>
+              <w:rPr>
+                <w:b/>
               </w:rPr>
               <w:t>A</w:t>
             </w:r>

--- a/MATERIAIS/GESTAO_E_CONTROLE_MATERIAIS/ANALISE_DADOS_APLICADA_GESTAO/ATIVIDADES/GABARITO-ATIVIDADE-04-DESIGN-DASHBOARD-E-KPIS.docx
+++ b/MATERIAIS/GESTAO_E_CONTROLE_MATERIAIS/ANALISE_DADOS_APLICADA_GESTAO/ATIVIDADES/GABARITO-ATIVIDADE-04-DESIGN-DASHBOARD-E-KPIS.docx
@@ -4502,6 +4502,509 @@
                 <w:b/>
               </w:rPr>
               <w:t>A</w:t>
+            </w:r>
+          </w:p>
+        </w:tc>
+      </w:tr>
+    </w:tbl>
+    <w:p/>
+    <w:p/>
+    <w:p>
+      <w:pPr>
+        <w:jc w:val="center"/>
+      </w:pPr>
+      <w:r>
+        <w:rPr>
+          <w:b/>
+          <w:sz w:val="28"/>
+        </w:rPr>
+        <w:t>GABARITO COMPLETO</w:t>
+      </w:r>
+    </w:p>
+    <w:tbl>
+      <w:tblPr>
+        <w:tblStyle w:val="LightGrid-Accent1"/>
+        <w:tblW w:type="auto" w:w="0"/>
+        <w:tblLook w:firstColumn="1" w:firstRow="1" w:lastColumn="0" w:lastRow="0" w:noHBand="0" w:noVBand="1" w:val="04A0"/>
+      </w:tblPr>
+      <w:tblGrid>
+        <w:gridCol w:w="720"/>
+        <w:gridCol w:w="720"/>
+        <w:gridCol w:w="720"/>
+        <w:gridCol w:w="720"/>
+        <w:gridCol w:w="720"/>
+        <w:gridCol w:w="720"/>
+        <w:gridCol w:w="720"/>
+        <w:gridCol w:w="720"/>
+        <w:gridCol w:w="720"/>
+        <w:gridCol w:w="720"/>
+        <w:gridCol w:w="720"/>
+        <w:gridCol w:w="720"/>
+        <w:gridCol w:w="720"/>
+        <w:gridCol w:w="720"/>
+      </w:tblGrid>
+      <w:tr>
+        <w:tc>
+          <w:tcPr>
+            <w:tcW w:type="dxa" w:w="720"/>
+          </w:tcPr>
+          <w:p>
+            <w:pPr>
+              <w:jc w:val="center"/>
+            </w:pPr>
+            <w:r>
+              <w:rPr>
+                <w:b/>
+              </w:rPr>
+              <w:t>Q1</w:t>
+            </w:r>
+          </w:p>
+        </w:tc>
+        <w:tc>
+          <w:tcPr>
+            <w:tcW w:type="dxa" w:w="720"/>
+          </w:tcPr>
+          <w:p>
+            <w:pPr>
+              <w:jc w:val="center"/>
+            </w:pPr>
+            <w:r>
+              <w:rPr>
+                <w:b/>
+              </w:rPr>
+              <w:t>Q2</w:t>
+            </w:r>
+          </w:p>
+        </w:tc>
+        <w:tc>
+          <w:tcPr>
+            <w:tcW w:type="dxa" w:w="720"/>
+          </w:tcPr>
+          <w:p>
+            <w:pPr>
+              <w:jc w:val="center"/>
+            </w:pPr>
+            <w:r>
+              <w:rPr>
+                <w:b/>
+              </w:rPr>
+              <w:t>Q3</w:t>
+            </w:r>
+          </w:p>
+        </w:tc>
+        <w:tc>
+          <w:tcPr>
+            <w:tcW w:type="dxa" w:w="720"/>
+          </w:tcPr>
+          <w:p>
+            <w:pPr>
+              <w:jc w:val="center"/>
+            </w:pPr>
+            <w:r>
+              <w:rPr>
+                <w:b/>
+              </w:rPr>
+              <w:t>Q4</w:t>
+            </w:r>
+          </w:p>
+        </w:tc>
+        <w:tc>
+          <w:tcPr>
+            <w:tcW w:type="dxa" w:w="720"/>
+          </w:tcPr>
+          <w:p>
+            <w:pPr>
+              <w:jc w:val="center"/>
+            </w:pPr>
+            <w:r>
+              <w:rPr>
+                <w:b/>
+              </w:rPr>
+              <w:t>Q5</w:t>
+            </w:r>
+          </w:p>
+        </w:tc>
+        <w:tc>
+          <w:tcPr>
+            <w:tcW w:type="dxa" w:w="720"/>
+          </w:tcPr>
+          <w:p>
+            <w:pPr>
+              <w:jc w:val="center"/>
+            </w:pPr>
+            <w:r>
+              <w:rPr>
+                <w:b/>
+              </w:rPr>
+              <w:t>Q6</w:t>
+            </w:r>
+          </w:p>
+        </w:tc>
+        <w:tc>
+          <w:tcPr>
+            <w:tcW w:type="dxa" w:w="720"/>
+          </w:tcPr>
+          <w:p>
+            <w:pPr>
+              <w:jc w:val="center"/>
+            </w:pPr>
+            <w:r>
+              <w:rPr>
+                <w:b/>
+              </w:rPr>
+              <w:t>Q7</w:t>
+            </w:r>
+          </w:p>
+        </w:tc>
+        <w:tc>
+          <w:tcPr>
+            <w:tcW w:type="dxa" w:w="720"/>
+          </w:tcPr>
+          <w:p>
+            <w:pPr>
+              <w:jc w:val="center"/>
+            </w:pPr>
+            <w:r>
+              <w:rPr>
+                <w:b/>
+              </w:rPr>
+              <w:t>Q8</w:t>
+            </w:r>
+          </w:p>
+        </w:tc>
+        <w:tc>
+          <w:tcPr>
+            <w:tcW w:type="dxa" w:w="720"/>
+          </w:tcPr>
+          <w:p>
+            <w:pPr>
+              <w:jc w:val="center"/>
+            </w:pPr>
+            <w:r>
+              <w:rPr>
+                <w:b/>
+              </w:rPr>
+              <w:t>Q9</w:t>
+            </w:r>
+          </w:p>
+        </w:tc>
+        <w:tc>
+          <w:tcPr>
+            <w:tcW w:type="dxa" w:w="720"/>
+          </w:tcPr>
+          <w:p>
+            <w:pPr>
+              <w:jc w:val="center"/>
+            </w:pPr>
+            <w:r>
+              <w:rPr>
+                <w:b/>
+              </w:rPr>
+              <w:t>Q10</w:t>
+            </w:r>
+          </w:p>
+        </w:tc>
+        <w:tc>
+          <w:tcPr>
+            <w:tcW w:type="dxa" w:w="720"/>
+          </w:tcPr>
+          <w:p>
+            <w:pPr>
+              <w:jc w:val="center"/>
+            </w:pPr>
+            <w:r>
+              <w:rPr>
+                <w:b/>
+              </w:rPr>
+              <w:t>Q11</w:t>
+            </w:r>
+          </w:p>
+        </w:tc>
+        <w:tc>
+          <w:tcPr>
+            <w:tcW w:type="dxa" w:w="720"/>
+          </w:tcPr>
+          <w:p>
+            <w:pPr>
+              <w:jc w:val="center"/>
+            </w:pPr>
+            <w:r>
+              <w:rPr>
+                <w:b/>
+              </w:rPr>
+              <w:t>Q12</w:t>
+            </w:r>
+          </w:p>
+        </w:tc>
+        <w:tc>
+          <w:tcPr>
+            <w:tcW w:type="dxa" w:w="720"/>
+          </w:tcPr>
+          <w:p>
+            <w:pPr>
+              <w:jc w:val="center"/>
+            </w:pPr>
+            <w:r>
+              <w:rPr>
+                <w:b/>
+              </w:rPr>
+              <w:t>Q13</w:t>
+            </w:r>
+          </w:p>
+        </w:tc>
+        <w:tc>
+          <w:tcPr>
+            <w:tcW w:type="dxa" w:w="720"/>
+          </w:tcPr>
+          <w:p>
+            <w:pPr>
+              <w:jc w:val="center"/>
+            </w:pPr>
+            <w:r>
+              <w:rPr>
+                <w:b/>
+              </w:rPr>
+              <w:t>Q14</w:t>
+            </w:r>
+          </w:p>
+        </w:tc>
+      </w:tr>
+      <w:tr>
+        <w:tc>
+          <w:tcPr>
+            <w:tcW w:type="dxa" w:w="720"/>
+          </w:tcPr>
+          <w:p>
+            <w:pPr>
+              <w:jc w:val="center"/>
+            </w:pPr>
+            <w:r>
+              <w:rPr>
+                <w:b/>
+                <w:color w:val="008000"/>
+              </w:rPr>
+              <w:t>✅ A</w:t>
+            </w:r>
+          </w:p>
+        </w:tc>
+        <w:tc>
+          <w:tcPr>
+            <w:tcW w:type="dxa" w:w="720"/>
+          </w:tcPr>
+          <w:p>
+            <w:pPr>
+              <w:jc w:val="center"/>
+            </w:pPr>
+            <w:r>
+              <w:rPr>
+                <w:b/>
+                <w:color w:val="008000"/>
+              </w:rPr>
+              <w:t>✅ A</w:t>
+            </w:r>
+          </w:p>
+        </w:tc>
+        <w:tc>
+          <w:tcPr>
+            <w:tcW w:type="dxa" w:w="720"/>
+          </w:tcPr>
+          <w:p>
+            <w:pPr>
+              <w:jc w:val="center"/>
+            </w:pPr>
+            <w:r>
+              <w:rPr>
+                <w:b/>
+                <w:color w:val="008000"/>
+              </w:rPr>
+              <w:t>✅ A</w:t>
+            </w:r>
+          </w:p>
+        </w:tc>
+        <w:tc>
+          <w:tcPr>
+            <w:tcW w:type="dxa" w:w="720"/>
+          </w:tcPr>
+          <w:p>
+            <w:pPr>
+              <w:jc w:val="center"/>
+            </w:pPr>
+            <w:r>
+              <w:rPr>
+                <w:b/>
+                <w:color w:val="008000"/>
+              </w:rPr>
+              <w:t>✅ A</w:t>
+            </w:r>
+          </w:p>
+        </w:tc>
+        <w:tc>
+          <w:tcPr>
+            <w:tcW w:type="dxa" w:w="720"/>
+          </w:tcPr>
+          <w:p>
+            <w:pPr>
+              <w:jc w:val="center"/>
+            </w:pPr>
+            <w:r>
+              <w:rPr>
+                <w:b/>
+                <w:color w:val="008000"/>
+              </w:rPr>
+              <w:t>✅ A</w:t>
+            </w:r>
+          </w:p>
+        </w:tc>
+        <w:tc>
+          <w:tcPr>
+            <w:tcW w:type="dxa" w:w="720"/>
+          </w:tcPr>
+          <w:p>
+            <w:pPr>
+              <w:jc w:val="center"/>
+            </w:pPr>
+            <w:r>
+              <w:rPr>
+                <w:b/>
+                <w:color w:val="008000"/>
+              </w:rPr>
+              <w:t>✅ A</w:t>
+            </w:r>
+          </w:p>
+        </w:tc>
+        <w:tc>
+          <w:tcPr>
+            <w:tcW w:type="dxa" w:w="720"/>
+          </w:tcPr>
+          <w:p>
+            <w:pPr>
+              <w:jc w:val="center"/>
+            </w:pPr>
+            <w:r>
+              <w:rPr>
+                <w:b/>
+                <w:color w:val="008000"/>
+              </w:rPr>
+              <w:t>✅ A</w:t>
+            </w:r>
+          </w:p>
+        </w:tc>
+        <w:tc>
+          <w:tcPr>
+            <w:tcW w:type="dxa" w:w="720"/>
+          </w:tcPr>
+          <w:p>
+            <w:pPr>
+              <w:jc w:val="center"/>
+            </w:pPr>
+            <w:r>
+              <w:rPr>
+                <w:b/>
+                <w:color w:val="008000"/>
+              </w:rPr>
+              <w:t>✅ A</w:t>
+            </w:r>
+          </w:p>
+        </w:tc>
+        <w:tc>
+          <w:tcPr>
+            <w:tcW w:type="dxa" w:w="720"/>
+          </w:tcPr>
+          <w:p>
+            <w:pPr>
+              <w:jc w:val="center"/>
+            </w:pPr>
+            <w:r>
+              <w:rPr>
+                <w:b/>
+                <w:color w:val="008000"/>
+              </w:rPr>
+              <w:t>✅ A</w:t>
+            </w:r>
+          </w:p>
+        </w:tc>
+        <w:tc>
+          <w:tcPr>
+            <w:tcW w:type="dxa" w:w="720"/>
+          </w:tcPr>
+          <w:p>
+            <w:pPr>
+              <w:jc w:val="center"/>
+            </w:pPr>
+            <w:r>
+              <w:rPr>
+                <w:b/>
+                <w:color w:val="008000"/>
+              </w:rPr>
+              <w:t>✅ A</w:t>
+            </w:r>
+          </w:p>
+        </w:tc>
+        <w:tc>
+          <w:tcPr>
+            <w:tcW w:type="dxa" w:w="720"/>
+          </w:tcPr>
+          <w:p>
+            <w:pPr>
+              <w:jc w:val="center"/>
+            </w:pPr>
+            <w:r>
+              <w:rPr>
+                <w:b/>
+                <w:color w:val="008000"/>
+              </w:rPr>
+              <w:t>✅ A</w:t>
+            </w:r>
+          </w:p>
+        </w:tc>
+        <w:tc>
+          <w:tcPr>
+            <w:tcW w:type="dxa" w:w="720"/>
+          </w:tcPr>
+          <w:p>
+            <w:pPr>
+              <w:jc w:val="center"/>
+            </w:pPr>
+            <w:r>
+              <w:rPr>
+                <w:b/>
+                <w:color w:val="008000"/>
+              </w:rPr>
+              <w:t>✅ A</w:t>
+            </w:r>
+          </w:p>
+        </w:tc>
+        <w:tc>
+          <w:tcPr>
+            <w:tcW w:type="dxa" w:w="720"/>
+          </w:tcPr>
+          <w:p>
+            <w:pPr>
+              <w:jc w:val="center"/>
+            </w:pPr>
+            <w:r>
+              <w:rPr>
+                <w:b/>
+                <w:color w:val="008000"/>
+              </w:rPr>
+              <w:t>✅ A</w:t>
+            </w:r>
+          </w:p>
+        </w:tc>
+        <w:tc>
+          <w:tcPr>
+            <w:tcW w:type="dxa" w:w="720"/>
+          </w:tcPr>
+          <w:p>
+            <w:pPr>
+              <w:jc w:val="center"/>
+            </w:pPr>
+            <w:r>
+              <w:rPr>
+                <w:b/>
+                <w:color w:val="008000"/>
+              </w:rPr>
+              <w:t>✅ A</w:t>
             </w:r>
           </w:p>
         </w:tc>

--- a/MATERIAIS/GESTAO_E_CONTROLE_MATERIAIS/ANALISE_DADOS_APLICADA_GESTAO/ATIVIDADES/GABARITO-ATIVIDADE-04-DESIGN-DASHBOARD-E-KPIS.docx
+++ b/MATERIAIS/GESTAO_E_CONTROLE_MATERIAIS/ANALISE_DADOS_APLICADA_GESTAO/ATIVIDADES/GABARITO-ATIVIDADE-04-DESIGN-DASHBOARD-E-KPIS.docx
@@ -322,14 +322,20 @@
               <w:rPr>
                 <w:sz w:val="22"/>
               </w:rPr>
-              <w:t>a) É fácil de calcular</w:t>
+              <w:t xml:space="preserve">A) </w:t>
+            </w:r>
+            <w:r>
+              <w:rPr>
+                <w:sz w:val="22"/>
+              </w:rPr>
+              <w:t>É fácil de calcular  ✅ RESPOSTA CORRETA</w:t>
             </w:r>
             <w:r>
               <w:rPr>
                 <w:b/>
                 <w:color w:val="008000"/>
               </w:rPr>
-              <w:t xml:space="preserve">  ✅ RESPOSTA CORRETA</w:t>
+              <w:t xml:space="preserve">  ✅</w:t>
             </w:r>
           </w:p>
           <w:p>
@@ -575,14 +581,20 @@
               <w:rPr>
                 <w:sz w:val="22"/>
               </w:rPr>
-              <w:t>a) +2,5%</w:t>
+              <w:t xml:space="preserve">A) </w:t>
+            </w:r>
+            <w:r>
+              <w:rPr>
+                <w:sz w:val="22"/>
+              </w:rPr>
+              <w:t>+2,5%  ✅ RESPOSTA CORRETA</w:t>
             </w:r>
             <w:r>
               <w:rPr>
                 <w:b/>
                 <w:color w:val="008000"/>
               </w:rPr>
-              <w:t xml:space="preserve">  ✅ RESPOSTA CORRETA</w:t>
+              <w:t xml:space="preserve">  ✅</w:t>
             </w:r>
           </w:p>
           <w:p>
@@ -800,14 +812,20 @@
               <w:rPr>
                 <w:sz w:val="22"/>
               </w:rPr>
-              <w:t>a) Fracasso</w:t>
+              <w:t xml:space="preserve">A) </w:t>
+            </w:r>
+            <w:r>
+              <w:rPr>
+                <w:sz w:val="22"/>
+              </w:rPr>
+              <w:t>Fracasso  ✅ RESPOSTA CORRETA</w:t>
             </w:r>
             <w:r>
               <w:rPr>
                 <w:b/>
                 <w:color w:val="008000"/>
               </w:rPr>
-              <w:t xml:space="preserve">  ✅ RESPOSTA CORRETA</w:t>
+              <w:t xml:space="preserve">  ✅</w:t>
             </w:r>
           </w:p>
           <w:p>
@@ -1046,14 +1064,20 @@
               <w:rPr>
                 <w:sz w:val="22"/>
               </w:rPr>
-              <w:t>a) Verde</w:t>
+              <w:t xml:space="preserve">A) </w:t>
+            </w:r>
+            <w:r>
+              <w:rPr>
+                <w:sz w:val="22"/>
+              </w:rPr>
+              <w:t>Verde  ✅ RESPOSTA CORRETA</w:t>
             </w:r>
             <w:r>
               <w:rPr>
                 <w:b/>
                 <w:color w:val="008000"/>
               </w:rPr>
-              <w:t xml:space="preserve">  ✅ RESPOSTA CORRETA</w:t>
+              <w:t xml:space="preserve">  ✅</w:t>
             </w:r>
           </w:p>
           <w:p>
@@ -1292,14 +1316,20 @@
               <w:rPr>
                 <w:sz w:val="22"/>
               </w:rPr>
-              <w:t>a) Para economizar espaço</w:t>
+              <w:t xml:space="preserve">A) </w:t>
+            </w:r>
+            <w:r>
+              <w:rPr>
+                <w:sz w:val="22"/>
+              </w:rPr>
+              <w:t>Para economizar espaço  ✅ RESPOSTA CORRETA</w:t>
             </w:r>
             <w:r>
               <w:rPr>
                 <w:b/>
                 <w:color w:val="008000"/>
               </w:rPr>
-              <w:t xml:space="preserve">  ✅ RESPOSTA CORRETA</w:t>
+              <w:t xml:space="preserve">  ✅</w:t>
             </w:r>
           </w:p>
           <w:p>
@@ -1545,14 +1575,20 @@
               <w:rPr>
                 <w:sz w:val="22"/>
               </w:rPr>
-              <w:t>a) Sem cabeçalhos</w:t>
+              <w:t xml:space="preserve">A) </w:t>
+            </w:r>
+            <w:r>
+              <w:rPr>
+                <w:sz w:val="22"/>
+              </w:rPr>
+              <w:t>Sem cabeçalhos  ✅ RESPOSTA CORRETA</w:t>
             </w:r>
             <w:r>
               <w:rPr>
                 <w:b/>
                 <w:color w:val="008000"/>
               </w:rPr>
-              <w:t xml:space="preserve">  ✅ RESPOSTA CORRETA</w:t>
+              <w:t xml:space="preserve">  ✅</w:t>
             </w:r>
           </w:p>
           <w:p>
@@ -1784,14 +1820,20 @@
               <w:rPr>
                 <w:sz w:val="22"/>
               </w:rPr>
-              <w:t>a) 35.000</w:t>
+              <w:t xml:space="preserve">A) </w:t>
+            </w:r>
+            <w:r>
+              <w:rPr>
+                <w:sz w:val="22"/>
+              </w:rPr>
+              <w:t>35.000  ✅ RESPOSTA CORRETA</w:t>
             </w:r>
             <w:r>
               <w:rPr>
                 <w:b/>
                 <w:color w:val="008000"/>
               </w:rPr>
-              <w:t xml:space="preserve">  ✅ RESPOSTA CORRETA</w:t>
+              <w:t xml:space="preserve">  ✅</w:t>
             </w:r>
           </w:p>
           <w:p>
@@ -2009,14 +2051,20 @@
               <w:rPr>
                 <w:sz w:val="22"/>
               </w:rPr>
-              <w:t>a) Só 1 dimensão</w:t>
+              <w:t xml:space="preserve">A) </w:t>
+            </w:r>
+            <w:r>
+              <w:rPr>
+                <w:sz w:val="22"/>
+              </w:rPr>
+              <w:t>Só 1 dimensão  ✅ RESPOSTA CORRETA</w:t>
             </w:r>
             <w:r>
               <w:rPr>
                 <w:b/>
                 <w:color w:val="008000"/>
               </w:rPr>
-              <w:t xml:space="preserve">  ✅ RESPOSTA CORRETA</w:t>
+              <w:t xml:space="preserve">  ✅</w:t>
             </w:r>
           </w:p>
           <w:p>
@@ -2241,14 +2289,20 @@
               <w:rPr>
                 <w:sz w:val="22"/>
               </w:rPr>
-              <w:t>a) Pizza (mostra %)</w:t>
+              <w:t xml:space="preserve">A) </w:t>
+            </w:r>
+            <w:r>
+              <w:rPr>
+                <w:sz w:val="22"/>
+              </w:rPr>
+              <w:t>Pizza (mostra %)  ✅ RESPOSTA CORRETA</w:t>
             </w:r>
             <w:r>
               <w:rPr>
                 <w:b/>
                 <w:color w:val="008000"/>
               </w:rPr>
-              <w:t xml:space="preserve">  ✅ RESPOSTA CORRETA</w:t>
+              <w:t xml:space="preserve">  ✅</w:t>
             </w:r>
           </w:p>
           <w:p>
@@ -2494,14 +2548,20 @@
               <w:rPr>
                 <w:sz w:val="22"/>
               </w:rPr>
-              <w:t>a) Fica mais bonito</w:t>
+              <w:t xml:space="preserve">A) </w:t>
+            </w:r>
+            <w:r>
+              <w:rPr>
+                <w:sz w:val="22"/>
+              </w:rPr>
+              <w:t>Fica mais bonito  ✅ RESPOSTA CORRETA</w:t>
             </w:r>
             <w:r>
               <w:rPr>
                 <w:b/>
                 <w:color w:val="008000"/>
               </w:rPr>
-              <w:t xml:space="preserve">  ✅ RESPOSTA CORRETA</w:t>
+              <w:t xml:space="preserve">  ✅</w:t>
             </w:r>
           </w:p>
           <w:p>
@@ -2747,14 +2807,20 @@
               <w:rPr>
                 <w:sz w:val="22"/>
               </w:rPr>
-              <w:t>a) Nada (segmentador não funciona)</w:t>
+              <w:t xml:space="preserve">A) </w:t>
+            </w:r>
+            <w:r>
+              <w:rPr>
+                <w:sz w:val="22"/>
+              </w:rPr>
+              <w:t>Nada (segmentador não funciona)  ✅ RESPOSTA CORRETA</w:t>
             </w:r>
             <w:r>
               <w:rPr>
                 <w:b/>
                 <w:color w:val="008000"/>
               </w:rPr>
-              <w:t xml:space="preserve">  ✅ RESPOSTA CORRETA</w:t>
+              <w:t xml:space="preserve">  ✅</w:t>
             </w:r>
           </w:p>
           <w:p>
@@ -2993,14 +3059,20 @@
               <w:rPr>
                 <w:sz w:val="22"/>
               </w:rPr>
-              <w:t>a) Número pequeno</w:t>
+              <w:t xml:space="preserve">A) </w:t>
+            </w:r>
+            <w:r>
+              <w:rPr>
+                <w:sz w:val="22"/>
+              </w:rPr>
+              <w:t>Número pequeno  ✅ RESPOSTA CORRETA</w:t>
             </w:r>
             <w:r>
               <w:rPr>
                 <w:b/>
                 <w:color w:val="008000"/>
               </w:rPr>
-              <w:t xml:space="preserve">  ✅ RESPOSTA CORRETA</w:t>
+              <w:t xml:space="preserve">  ✅</w:t>
             </w:r>
           </w:p>
           <w:p>
@@ -3232,14 +3304,20 @@
               <w:rPr>
                 <w:sz w:val="22"/>
               </w:rPr>
-              <w:t>a) Economiza tinta</w:t>
+              <w:t xml:space="preserve">A) </w:t>
+            </w:r>
+            <w:r>
+              <w:rPr>
+                <w:sz w:val="22"/>
+              </w:rPr>
+              <w:t>Economiza tinta  ✅ RESPOSTA CORRETA</w:t>
             </w:r>
             <w:r>
               <w:rPr>
                 <w:b/>
                 <w:color w:val="008000"/>
               </w:rPr>
-              <w:t xml:space="preserve">  ✅ RESPOSTA CORRETA</w:t>
+              <w:t xml:space="preserve">  ✅</w:t>
             </w:r>
           </w:p>
           <w:p>
@@ -3471,14 +3549,20 @@
               <w:rPr>
                 <w:sz w:val="22"/>
               </w:rPr>
-              <w:t>a) "Data"</w:t>
+              <w:t xml:space="preserve">A) </w:t>
+            </w:r>
+            <w:r>
+              <w:rPr>
+                <w:sz w:val="22"/>
+              </w:rPr>
+              <w:t>"Data"  ✅ RESPOSTA CORRETA</w:t>
             </w:r>
             <w:r>
               <w:rPr>
                 <w:b/>
                 <w:color w:val="008000"/>
               </w:rPr>
-              <w:t xml:space="preserve">  ✅ RESPOSTA CORRETA</w:t>
+              <w:t xml:space="preserve">  ✅</w:t>
             </w:r>
           </w:p>
           <w:p>
@@ -4502,6 +4586,509 @@
                 <w:b/>
               </w:rPr>
               <w:t>A</w:t>
+            </w:r>
+          </w:p>
+        </w:tc>
+      </w:tr>
+    </w:tbl>
+    <w:p/>
+    <w:p/>
+    <w:p>
+      <w:pPr>
+        <w:jc w:val="center"/>
+      </w:pPr>
+      <w:r>
+        <w:rPr>
+          <w:b/>
+          <w:sz w:val="28"/>
+        </w:rPr>
+        <w:t>GABARITO COMPLETO</w:t>
+      </w:r>
+    </w:p>
+    <w:tbl>
+      <w:tblPr>
+        <w:tblStyle w:val="LightGrid-Accent1"/>
+        <w:tblW w:type="auto" w:w="0"/>
+        <w:tblLook w:firstColumn="1" w:firstRow="1" w:lastColumn="0" w:lastRow="0" w:noHBand="0" w:noVBand="1" w:val="04A0"/>
+      </w:tblPr>
+      <w:tblGrid>
+        <w:gridCol w:w="720"/>
+        <w:gridCol w:w="720"/>
+        <w:gridCol w:w="720"/>
+        <w:gridCol w:w="720"/>
+        <w:gridCol w:w="720"/>
+        <w:gridCol w:w="720"/>
+        <w:gridCol w:w="720"/>
+        <w:gridCol w:w="720"/>
+        <w:gridCol w:w="720"/>
+        <w:gridCol w:w="720"/>
+        <w:gridCol w:w="720"/>
+        <w:gridCol w:w="720"/>
+        <w:gridCol w:w="720"/>
+        <w:gridCol w:w="720"/>
+      </w:tblGrid>
+      <w:tr>
+        <w:tc>
+          <w:tcPr>
+            <w:tcW w:type="dxa" w:w="720"/>
+          </w:tcPr>
+          <w:p>
+            <w:pPr>
+              <w:jc w:val="center"/>
+            </w:pPr>
+            <w:r>
+              <w:rPr>
+                <w:b/>
+              </w:rPr>
+              <w:t>Q1</w:t>
+            </w:r>
+          </w:p>
+        </w:tc>
+        <w:tc>
+          <w:tcPr>
+            <w:tcW w:type="dxa" w:w="720"/>
+          </w:tcPr>
+          <w:p>
+            <w:pPr>
+              <w:jc w:val="center"/>
+            </w:pPr>
+            <w:r>
+              <w:rPr>
+                <w:b/>
+              </w:rPr>
+              <w:t>Q2</w:t>
+            </w:r>
+          </w:p>
+        </w:tc>
+        <w:tc>
+          <w:tcPr>
+            <w:tcW w:type="dxa" w:w="720"/>
+          </w:tcPr>
+          <w:p>
+            <w:pPr>
+              <w:jc w:val="center"/>
+            </w:pPr>
+            <w:r>
+              <w:rPr>
+                <w:b/>
+              </w:rPr>
+              <w:t>Q3</w:t>
+            </w:r>
+          </w:p>
+        </w:tc>
+        <w:tc>
+          <w:tcPr>
+            <w:tcW w:type="dxa" w:w="720"/>
+          </w:tcPr>
+          <w:p>
+            <w:pPr>
+              <w:jc w:val="center"/>
+            </w:pPr>
+            <w:r>
+              <w:rPr>
+                <w:b/>
+              </w:rPr>
+              <w:t>Q4</w:t>
+            </w:r>
+          </w:p>
+        </w:tc>
+        <w:tc>
+          <w:tcPr>
+            <w:tcW w:type="dxa" w:w="720"/>
+          </w:tcPr>
+          <w:p>
+            <w:pPr>
+              <w:jc w:val="center"/>
+            </w:pPr>
+            <w:r>
+              <w:rPr>
+                <w:b/>
+              </w:rPr>
+              <w:t>Q5</w:t>
+            </w:r>
+          </w:p>
+        </w:tc>
+        <w:tc>
+          <w:tcPr>
+            <w:tcW w:type="dxa" w:w="720"/>
+          </w:tcPr>
+          <w:p>
+            <w:pPr>
+              <w:jc w:val="center"/>
+            </w:pPr>
+            <w:r>
+              <w:rPr>
+                <w:b/>
+              </w:rPr>
+              <w:t>Q6</w:t>
+            </w:r>
+          </w:p>
+        </w:tc>
+        <w:tc>
+          <w:tcPr>
+            <w:tcW w:type="dxa" w:w="720"/>
+          </w:tcPr>
+          <w:p>
+            <w:pPr>
+              <w:jc w:val="center"/>
+            </w:pPr>
+            <w:r>
+              <w:rPr>
+                <w:b/>
+              </w:rPr>
+              <w:t>Q7</w:t>
+            </w:r>
+          </w:p>
+        </w:tc>
+        <w:tc>
+          <w:tcPr>
+            <w:tcW w:type="dxa" w:w="720"/>
+          </w:tcPr>
+          <w:p>
+            <w:pPr>
+              <w:jc w:val="center"/>
+            </w:pPr>
+            <w:r>
+              <w:rPr>
+                <w:b/>
+              </w:rPr>
+              <w:t>Q8</w:t>
+            </w:r>
+          </w:p>
+        </w:tc>
+        <w:tc>
+          <w:tcPr>
+            <w:tcW w:type="dxa" w:w="720"/>
+          </w:tcPr>
+          <w:p>
+            <w:pPr>
+              <w:jc w:val="center"/>
+            </w:pPr>
+            <w:r>
+              <w:rPr>
+                <w:b/>
+              </w:rPr>
+              <w:t>Q9</w:t>
+            </w:r>
+          </w:p>
+        </w:tc>
+        <w:tc>
+          <w:tcPr>
+            <w:tcW w:type="dxa" w:w="720"/>
+          </w:tcPr>
+          <w:p>
+            <w:pPr>
+              <w:jc w:val="center"/>
+            </w:pPr>
+            <w:r>
+              <w:rPr>
+                <w:b/>
+              </w:rPr>
+              <w:t>Q10</w:t>
+            </w:r>
+          </w:p>
+        </w:tc>
+        <w:tc>
+          <w:tcPr>
+            <w:tcW w:type="dxa" w:w="720"/>
+          </w:tcPr>
+          <w:p>
+            <w:pPr>
+              <w:jc w:val="center"/>
+            </w:pPr>
+            <w:r>
+              <w:rPr>
+                <w:b/>
+              </w:rPr>
+              <w:t>Q11</w:t>
+            </w:r>
+          </w:p>
+        </w:tc>
+        <w:tc>
+          <w:tcPr>
+            <w:tcW w:type="dxa" w:w="720"/>
+          </w:tcPr>
+          <w:p>
+            <w:pPr>
+              <w:jc w:val="center"/>
+            </w:pPr>
+            <w:r>
+              <w:rPr>
+                <w:b/>
+              </w:rPr>
+              <w:t>Q12</w:t>
+            </w:r>
+          </w:p>
+        </w:tc>
+        <w:tc>
+          <w:tcPr>
+            <w:tcW w:type="dxa" w:w="720"/>
+          </w:tcPr>
+          <w:p>
+            <w:pPr>
+              <w:jc w:val="center"/>
+            </w:pPr>
+            <w:r>
+              <w:rPr>
+                <w:b/>
+              </w:rPr>
+              <w:t>Q13</w:t>
+            </w:r>
+          </w:p>
+        </w:tc>
+        <w:tc>
+          <w:tcPr>
+            <w:tcW w:type="dxa" w:w="720"/>
+          </w:tcPr>
+          <w:p>
+            <w:pPr>
+              <w:jc w:val="center"/>
+            </w:pPr>
+            <w:r>
+              <w:rPr>
+                <w:b/>
+              </w:rPr>
+              <w:t>Q14</w:t>
+            </w:r>
+          </w:p>
+        </w:tc>
+      </w:tr>
+      <w:tr>
+        <w:tc>
+          <w:tcPr>
+            <w:tcW w:type="dxa" w:w="720"/>
+          </w:tcPr>
+          <w:p>
+            <w:pPr>
+              <w:jc w:val="center"/>
+            </w:pPr>
+            <w:r>
+              <w:rPr>
+                <w:b/>
+                <w:color w:val="008000"/>
+              </w:rPr>
+              <w:t>✅ A</w:t>
+            </w:r>
+          </w:p>
+        </w:tc>
+        <w:tc>
+          <w:tcPr>
+            <w:tcW w:type="dxa" w:w="720"/>
+          </w:tcPr>
+          <w:p>
+            <w:pPr>
+              <w:jc w:val="center"/>
+            </w:pPr>
+            <w:r>
+              <w:rPr>
+                <w:b/>
+                <w:color w:val="008000"/>
+              </w:rPr>
+              <w:t>✅ A</w:t>
+            </w:r>
+          </w:p>
+        </w:tc>
+        <w:tc>
+          <w:tcPr>
+            <w:tcW w:type="dxa" w:w="720"/>
+          </w:tcPr>
+          <w:p>
+            <w:pPr>
+              <w:jc w:val="center"/>
+            </w:pPr>
+            <w:r>
+              <w:rPr>
+                <w:b/>
+                <w:color w:val="008000"/>
+              </w:rPr>
+              <w:t>✅ A</w:t>
+            </w:r>
+          </w:p>
+        </w:tc>
+        <w:tc>
+          <w:tcPr>
+            <w:tcW w:type="dxa" w:w="720"/>
+          </w:tcPr>
+          <w:p>
+            <w:pPr>
+              <w:jc w:val="center"/>
+            </w:pPr>
+            <w:r>
+              <w:rPr>
+                <w:b/>
+                <w:color w:val="008000"/>
+              </w:rPr>
+              <w:t>✅ A</w:t>
+            </w:r>
+          </w:p>
+        </w:tc>
+        <w:tc>
+          <w:tcPr>
+            <w:tcW w:type="dxa" w:w="720"/>
+          </w:tcPr>
+          <w:p>
+            <w:pPr>
+              <w:jc w:val="center"/>
+            </w:pPr>
+            <w:r>
+              <w:rPr>
+                <w:b/>
+                <w:color w:val="008000"/>
+              </w:rPr>
+              <w:t>✅ A</w:t>
+            </w:r>
+          </w:p>
+        </w:tc>
+        <w:tc>
+          <w:tcPr>
+            <w:tcW w:type="dxa" w:w="720"/>
+          </w:tcPr>
+          <w:p>
+            <w:pPr>
+              <w:jc w:val="center"/>
+            </w:pPr>
+            <w:r>
+              <w:rPr>
+                <w:b/>
+                <w:color w:val="008000"/>
+              </w:rPr>
+              <w:t>✅ A</w:t>
+            </w:r>
+          </w:p>
+        </w:tc>
+        <w:tc>
+          <w:tcPr>
+            <w:tcW w:type="dxa" w:w="720"/>
+          </w:tcPr>
+          <w:p>
+            <w:pPr>
+              <w:jc w:val="center"/>
+            </w:pPr>
+            <w:r>
+              <w:rPr>
+                <w:b/>
+                <w:color w:val="008000"/>
+              </w:rPr>
+              <w:t>✅ A</w:t>
+            </w:r>
+          </w:p>
+        </w:tc>
+        <w:tc>
+          <w:tcPr>
+            <w:tcW w:type="dxa" w:w="720"/>
+          </w:tcPr>
+          <w:p>
+            <w:pPr>
+              <w:jc w:val="center"/>
+            </w:pPr>
+            <w:r>
+              <w:rPr>
+                <w:b/>
+                <w:color w:val="008000"/>
+              </w:rPr>
+              <w:t>✅ A</w:t>
+            </w:r>
+          </w:p>
+        </w:tc>
+        <w:tc>
+          <w:tcPr>
+            <w:tcW w:type="dxa" w:w="720"/>
+          </w:tcPr>
+          <w:p>
+            <w:pPr>
+              <w:jc w:val="center"/>
+            </w:pPr>
+            <w:r>
+              <w:rPr>
+                <w:b/>
+                <w:color w:val="008000"/>
+              </w:rPr>
+              <w:t>✅ A</w:t>
+            </w:r>
+          </w:p>
+        </w:tc>
+        <w:tc>
+          <w:tcPr>
+            <w:tcW w:type="dxa" w:w="720"/>
+          </w:tcPr>
+          <w:p>
+            <w:pPr>
+              <w:jc w:val="center"/>
+            </w:pPr>
+            <w:r>
+              <w:rPr>
+                <w:b/>
+                <w:color w:val="008000"/>
+              </w:rPr>
+              <w:t>✅ A</w:t>
+            </w:r>
+          </w:p>
+        </w:tc>
+        <w:tc>
+          <w:tcPr>
+            <w:tcW w:type="dxa" w:w="720"/>
+          </w:tcPr>
+          <w:p>
+            <w:pPr>
+              <w:jc w:val="center"/>
+            </w:pPr>
+            <w:r>
+              <w:rPr>
+                <w:b/>
+                <w:color w:val="008000"/>
+              </w:rPr>
+              <w:t>✅ A</w:t>
+            </w:r>
+          </w:p>
+        </w:tc>
+        <w:tc>
+          <w:tcPr>
+            <w:tcW w:type="dxa" w:w="720"/>
+          </w:tcPr>
+          <w:p>
+            <w:pPr>
+              <w:jc w:val="center"/>
+            </w:pPr>
+            <w:r>
+              <w:rPr>
+                <w:b/>
+                <w:color w:val="008000"/>
+              </w:rPr>
+              <w:t>✅ A</w:t>
+            </w:r>
+          </w:p>
+        </w:tc>
+        <w:tc>
+          <w:tcPr>
+            <w:tcW w:type="dxa" w:w="720"/>
+          </w:tcPr>
+          <w:p>
+            <w:pPr>
+              <w:jc w:val="center"/>
+            </w:pPr>
+            <w:r>
+              <w:rPr>
+                <w:b/>
+                <w:color w:val="008000"/>
+              </w:rPr>
+              <w:t>✅ A</w:t>
+            </w:r>
+          </w:p>
+        </w:tc>
+        <w:tc>
+          <w:tcPr>
+            <w:tcW w:type="dxa" w:w="720"/>
+          </w:tcPr>
+          <w:p>
+            <w:pPr>
+              <w:jc w:val="center"/>
+            </w:pPr>
+            <w:r>
+              <w:rPr>
+                <w:b/>
+                <w:color w:val="008000"/>
+              </w:rPr>
+              <w:t>✅ A</w:t>
             </w:r>
           </w:p>
         </w:tc>

--- a/MATERIAIS/GESTAO_E_CONTROLE_MATERIAIS/ANALISE_DADOS_APLICADA_GESTAO/ATIVIDADES/GABARITO-ATIVIDADE-04-DESIGN-DASHBOARD-E-KPIS.docx
+++ b/MATERIAIS/GESTAO_E_CONTROLE_MATERIAIS/ANALISE_DADOS_APLICADA_GESTAO/ATIVIDADES/GABARITO-ATIVIDADE-04-DESIGN-DASHBOARD-E-KPIS.docx
@@ -4586,6 +4586,509 @@
                 <w:b/>
               </w:rPr>
               <w:t>A</w:t>
+            </w:r>
+          </w:p>
+        </w:tc>
+      </w:tr>
+    </w:tbl>
+    <w:p/>
+    <w:p/>
+    <w:p>
+      <w:pPr>
+        <w:jc w:val="center"/>
+      </w:pPr>
+      <w:r>
+        <w:rPr>
+          <w:b/>
+          <w:sz w:val="28"/>
+        </w:rPr>
+        <w:t>GABARITO COMPLETO</w:t>
+      </w:r>
+    </w:p>
+    <w:tbl>
+      <w:tblPr>
+        <w:tblStyle w:val="LightGrid-Accent1"/>
+        <w:tblW w:type="auto" w:w="0"/>
+        <w:tblLook w:firstColumn="1" w:firstRow="1" w:lastColumn="0" w:lastRow="0" w:noHBand="0" w:noVBand="1" w:val="04A0"/>
+      </w:tblPr>
+      <w:tblGrid>
+        <w:gridCol w:w="720"/>
+        <w:gridCol w:w="720"/>
+        <w:gridCol w:w="720"/>
+        <w:gridCol w:w="720"/>
+        <w:gridCol w:w="720"/>
+        <w:gridCol w:w="720"/>
+        <w:gridCol w:w="720"/>
+        <w:gridCol w:w="720"/>
+        <w:gridCol w:w="720"/>
+        <w:gridCol w:w="720"/>
+        <w:gridCol w:w="720"/>
+        <w:gridCol w:w="720"/>
+        <w:gridCol w:w="720"/>
+        <w:gridCol w:w="720"/>
+      </w:tblGrid>
+      <w:tr>
+        <w:tc>
+          <w:tcPr>
+            <w:tcW w:type="dxa" w:w="720"/>
+          </w:tcPr>
+          <w:p>
+            <w:pPr>
+              <w:jc w:val="center"/>
+            </w:pPr>
+            <w:r>
+              <w:rPr>
+                <w:b/>
+              </w:rPr>
+              <w:t>Q1</w:t>
+            </w:r>
+          </w:p>
+        </w:tc>
+        <w:tc>
+          <w:tcPr>
+            <w:tcW w:type="dxa" w:w="720"/>
+          </w:tcPr>
+          <w:p>
+            <w:pPr>
+              <w:jc w:val="center"/>
+            </w:pPr>
+            <w:r>
+              <w:rPr>
+                <w:b/>
+              </w:rPr>
+              <w:t>Q2</w:t>
+            </w:r>
+          </w:p>
+        </w:tc>
+        <w:tc>
+          <w:tcPr>
+            <w:tcW w:type="dxa" w:w="720"/>
+          </w:tcPr>
+          <w:p>
+            <w:pPr>
+              <w:jc w:val="center"/>
+            </w:pPr>
+            <w:r>
+              <w:rPr>
+                <w:b/>
+              </w:rPr>
+              <w:t>Q3</w:t>
+            </w:r>
+          </w:p>
+        </w:tc>
+        <w:tc>
+          <w:tcPr>
+            <w:tcW w:type="dxa" w:w="720"/>
+          </w:tcPr>
+          <w:p>
+            <w:pPr>
+              <w:jc w:val="center"/>
+            </w:pPr>
+            <w:r>
+              <w:rPr>
+                <w:b/>
+              </w:rPr>
+              <w:t>Q4</w:t>
+            </w:r>
+          </w:p>
+        </w:tc>
+        <w:tc>
+          <w:tcPr>
+            <w:tcW w:type="dxa" w:w="720"/>
+          </w:tcPr>
+          <w:p>
+            <w:pPr>
+              <w:jc w:val="center"/>
+            </w:pPr>
+            <w:r>
+              <w:rPr>
+                <w:b/>
+              </w:rPr>
+              <w:t>Q5</w:t>
+            </w:r>
+          </w:p>
+        </w:tc>
+        <w:tc>
+          <w:tcPr>
+            <w:tcW w:type="dxa" w:w="720"/>
+          </w:tcPr>
+          <w:p>
+            <w:pPr>
+              <w:jc w:val="center"/>
+            </w:pPr>
+            <w:r>
+              <w:rPr>
+                <w:b/>
+              </w:rPr>
+              <w:t>Q6</w:t>
+            </w:r>
+          </w:p>
+        </w:tc>
+        <w:tc>
+          <w:tcPr>
+            <w:tcW w:type="dxa" w:w="720"/>
+          </w:tcPr>
+          <w:p>
+            <w:pPr>
+              <w:jc w:val="center"/>
+            </w:pPr>
+            <w:r>
+              <w:rPr>
+                <w:b/>
+              </w:rPr>
+              <w:t>Q7</w:t>
+            </w:r>
+          </w:p>
+        </w:tc>
+        <w:tc>
+          <w:tcPr>
+            <w:tcW w:type="dxa" w:w="720"/>
+          </w:tcPr>
+          <w:p>
+            <w:pPr>
+              <w:jc w:val="center"/>
+            </w:pPr>
+            <w:r>
+              <w:rPr>
+                <w:b/>
+              </w:rPr>
+              <w:t>Q8</w:t>
+            </w:r>
+          </w:p>
+        </w:tc>
+        <w:tc>
+          <w:tcPr>
+            <w:tcW w:type="dxa" w:w="720"/>
+          </w:tcPr>
+          <w:p>
+            <w:pPr>
+              <w:jc w:val="center"/>
+            </w:pPr>
+            <w:r>
+              <w:rPr>
+                <w:b/>
+              </w:rPr>
+              <w:t>Q9</w:t>
+            </w:r>
+          </w:p>
+        </w:tc>
+        <w:tc>
+          <w:tcPr>
+            <w:tcW w:type="dxa" w:w="720"/>
+          </w:tcPr>
+          <w:p>
+            <w:pPr>
+              <w:jc w:val="center"/>
+            </w:pPr>
+            <w:r>
+              <w:rPr>
+                <w:b/>
+              </w:rPr>
+              <w:t>Q10</w:t>
+            </w:r>
+          </w:p>
+        </w:tc>
+        <w:tc>
+          <w:tcPr>
+            <w:tcW w:type="dxa" w:w="720"/>
+          </w:tcPr>
+          <w:p>
+            <w:pPr>
+              <w:jc w:val="center"/>
+            </w:pPr>
+            <w:r>
+              <w:rPr>
+                <w:b/>
+              </w:rPr>
+              <w:t>Q11</w:t>
+            </w:r>
+          </w:p>
+        </w:tc>
+        <w:tc>
+          <w:tcPr>
+            <w:tcW w:type="dxa" w:w="720"/>
+          </w:tcPr>
+          <w:p>
+            <w:pPr>
+              <w:jc w:val="center"/>
+            </w:pPr>
+            <w:r>
+              <w:rPr>
+                <w:b/>
+              </w:rPr>
+              <w:t>Q12</w:t>
+            </w:r>
+          </w:p>
+        </w:tc>
+        <w:tc>
+          <w:tcPr>
+            <w:tcW w:type="dxa" w:w="720"/>
+          </w:tcPr>
+          <w:p>
+            <w:pPr>
+              <w:jc w:val="center"/>
+            </w:pPr>
+            <w:r>
+              <w:rPr>
+                <w:b/>
+              </w:rPr>
+              <w:t>Q13</w:t>
+            </w:r>
+          </w:p>
+        </w:tc>
+        <w:tc>
+          <w:tcPr>
+            <w:tcW w:type="dxa" w:w="720"/>
+          </w:tcPr>
+          <w:p>
+            <w:pPr>
+              <w:jc w:val="center"/>
+            </w:pPr>
+            <w:r>
+              <w:rPr>
+                <w:b/>
+              </w:rPr>
+              <w:t>Q14</w:t>
+            </w:r>
+          </w:p>
+        </w:tc>
+      </w:tr>
+      <w:tr>
+        <w:tc>
+          <w:tcPr>
+            <w:tcW w:type="dxa" w:w="720"/>
+          </w:tcPr>
+          <w:p>
+            <w:pPr>
+              <w:jc w:val="center"/>
+            </w:pPr>
+            <w:r>
+              <w:rPr>
+                <w:b/>
+                <w:color w:val="008000"/>
+              </w:rPr>
+              <w:t>✅ A</w:t>
+            </w:r>
+          </w:p>
+        </w:tc>
+        <w:tc>
+          <w:tcPr>
+            <w:tcW w:type="dxa" w:w="720"/>
+          </w:tcPr>
+          <w:p>
+            <w:pPr>
+              <w:jc w:val="center"/>
+            </w:pPr>
+            <w:r>
+              <w:rPr>
+                <w:b/>
+                <w:color w:val="008000"/>
+              </w:rPr>
+              <w:t>✅ A</w:t>
+            </w:r>
+          </w:p>
+        </w:tc>
+        <w:tc>
+          <w:tcPr>
+            <w:tcW w:type="dxa" w:w="720"/>
+          </w:tcPr>
+          <w:p>
+            <w:pPr>
+              <w:jc w:val="center"/>
+            </w:pPr>
+            <w:r>
+              <w:rPr>
+                <w:b/>
+                <w:color w:val="008000"/>
+              </w:rPr>
+              <w:t>✅ A</w:t>
+            </w:r>
+          </w:p>
+        </w:tc>
+        <w:tc>
+          <w:tcPr>
+            <w:tcW w:type="dxa" w:w="720"/>
+          </w:tcPr>
+          <w:p>
+            <w:pPr>
+              <w:jc w:val="center"/>
+            </w:pPr>
+            <w:r>
+              <w:rPr>
+                <w:b/>
+                <w:color w:val="008000"/>
+              </w:rPr>
+              <w:t>✅ A</w:t>
+            </w:r>
+          </w:p>
+        </w:tc>
+        <w:tc>
+          <w:tcPr>
+            <w:tcW w:type="dxa" w:w="720"/>
+          </w:tcPr>
+          <w:p>
+            <w:pPr>
+              <w:jc w:val="center"/>
+            </w:pPr>
+            <w:r>
+              <w:rPr>
+                <w:b/>
+                <w:color w:val="008000"/>
+              </w:rPr>
+              <w:t>✅ A</w:t>
+            </w:r>
+          </w:p>
+        </w:tc>
+        <w:tc>
+          <w:tcPr>
+            <w:tcW w:type="dxa" w:w="720"/>
+          </w:tcPr>
+          <w:p>
+            <w:pPr>
+              <w:jc w:val="center"/>
+            </w:pPr>
+            <w:r>
+              <w:rPr>
+                <w:b/>
+                <w:color w:val="008000"/>
+              </w:rPr>
+              <w:t>✅ A</w:t>
+            </w:r>
+          </w:p>
+        </w:tc>
+        <w:tc>
+          <w:tcPr>
+            <w:tcW w:type="dxa" w:w="720"/>
+          </w:tcPr>
+          <w:p>
+            <w:pPr>
+              <w:jc w:val="center"/>
+            </w:pPr>
+            <w:r>
+              <w:rPr>
+                <w:b/>
+                <w:color w:val="008000"/>
+              </w:rPr>
+              <w:t>✅ A</w:t>
+            </w:r>
+          </w:p>
+        </w:tc>
+        <w:tc>
+          <w:tcPr>
+            <w:tcW w:type="dxa" w:w="720"/>
+          </w:tcPr>
+          <w:p>
+            <w:pPr>
+              <w:jc w:val="center"/>
+            </w:pPr>
+            <w:r>
+              <w:rPr>
+                <w:b/>
+                <w:color w:val="008000"/>
+              </w:rPr>
+              <w:t>✅ A</w:t>
+            </w:r>
+          </w:p>
+        </w:tc>
+        <w:tc>
+          <w:tcPr>
+            <w:tcW w:type="dxa" w:w="720"/>
+          </w:tcPr>
+          <w:p>
+            <w:pPr>
+              <w:jc w:val="center"/>
+            </w:pPr>
+            <w:r>
+              <w:rPr>
+                <w:b/>
+                <w:color w:val="008000"/>
+              </w:rPr>
+              <w:t>✅ A</w:t>
+            </w:r>
+          </w:p>
+        </w:tc>
+        <w:tc>
+          <w:tcPr>
+            <w:tcW w:type="dxa" w:w="720"/>
+          </w:tcPr>
+          <w:p>
+            <w:pPr>
+              <w:jc w:val="center"/>
+            </w:pPr>
+            <w:r>
+              <w:rPr>
+                <w:b/>
+                <w:color w:val="008000"/>
+              </w:rPr>
+              <w:t>✅ A</w:t>
+            </w:r>
+          </w:p>
+        </w:tc>
+        <w:tc>
+          <w:tcPr>
+            <w:tcW w:type="dxa" w:w="720"/>
+          </w:tcPr>
+          <w:p>
+            <w:pPr>
+              <w:jc w:val="center"/>
+            </w:pPr>
+            <w:r>
+              <w:rPr>
+                <w:b/>
+                <w:color w:val="008000"/>
+              </w:rPr>
+              <w:t>✅ A</w:t>
+            </w:r>
+          </w:p>
+        </w:tc>
+        <w:tc>
+          <w:tcPr>
+            <w:tcW w:type="dxa" w:w="720"/>
+          </w:tcPr>
+          <w:p>
+            <w:pPr>
+              <w:jc w:val="center"/>
+            </w:pPr>
+            <w:r>
+              <w:rPr>
+                <w:b/>
+                <w:color w:val="008000"/>
+              </w:rPr>
+              <w:t>✅ A</w:t>
+            </w:r>
+          </w:p>
+        </w:tc>
+        <w:tc>
+          <w:tcPr>
+            <w:tcW w:type="dxa" w:w="720"/>
+          </w:tcPr>
+          <w:p>
+            <w:pPr>
+              <w:jc w:val="center"/>
+            </w:pPr>
+            <w:r>
+              <w:rPr>
+                <w:b/>
+                <w:color w:val="008000"/>
+              </w:rPr>
+              <w:t>✅ A</w:t>
+            </w:r>
+          </w:p>
+        </w:tc>
+        <w:tc>
+          <w:tcPr>
+            <w:tcW w:type="dxa" w:w="720"/>
+          </w:tcPr>
+          <w:p>
+            <w:pPr>
+              <w:jc w:val="center"/>
+            </w:pPr>
+            <w:r>
+              <w:rPr>
+                <w:b/>
+                <w:color w:val="008000"/>
+              </w:rPr>
+              <w:t>✅ A</w:t>
             </w:r>
           </w:p>
         </w:tc>

--- a/MATERIAIS/GESTAO_E_CONTROLE_MATERIAIS/ANALISE_DADOS_APLICADA_GESTAO/ATIVIDADES/GABARITO-ATIVIDADE-04-DESIGN-DASHBOARD-E-KPIS.docx
+++ b/MATERIAIS/GESTAO_E_CONTROLE_MATERIAIS/ANALISE_DADOS_APLICADA_GESTAO/ATIVIDADES/GABARITO-ATIVIDADE-04-DESIGN-DASHBOARD-E-KPIS.docx
@@ -227,13 +227,6 @@
               </w:rPr>
               <w:t>Definir KPI estratégico</w:t>
             </w:r>
-            <w:r>
-              <w:rPr>
-                <w:b/>
-                <w:color w:val="008000"/>
-              </w:rPr>
-              <w:t xml:space="preserve">  ✅ RESPOSTA CORRETA</w:t>
-            </w:r>
           </w:p>
           <w:p>
             <w:pPr>
@@ -255,13 +248,6 @@
               </w:rPr>
               <w:t>KPI = indicador que mostra se meta foi atingida. Faturamento: realizado 125.500, meta 120.000</w:t>
             </w:r>
-            <w:r>
-              <w:rPr>
-                <w:b/>
-                <w:color w:val="008000"/>
-              </w:rPr>
-              <w:t xml:space="preserve">  ✅ RESPOSTA CORRETA</w:t>
-            </w:r>
           </w:p>
           <w:p>
             <w:pPr>
@@ -283,13 +269,6 @@
               </w:rPr>
               <w:t>Este é um bom KPI porque:</w:t>
             </w:r>
-            <w:r>
-              <w:rPr>
-                <w:b/>
-                <w:color w:val="008000"/>
-              </w:rPr>
-              <w:t xml:space="preserve">  ✅ RESPOSTA CORRETA</w:t>
-            </w:r>
           </w:p>
           <w:p>
             <w:pPr>
@@ -305,12 +284,30 @@
               </w:rPr>
               <w:t>Alternativas:</w:t>
             </w:r>
+          </w:p>
+          <w:p>
+            <w:pPr>
+              <w:spacing w:before="20" w:after="20"/>
+              <w:ind w:left="720"/>
+            </w:pPr>
+            <w:r>
+              <w:rPr>
+                <w:sz w:val="22"/>
+              </w:rPr>
+              <w:t xml:space="preserve">A) </w:t>
+            </w:r>
+            <w:r>
+              <w:rPr>
+                <w:sz w:val="22"/>
+              </w:rPr>
+              <w:t>É fácil de calcular</w:t>
+            </w:r>
             <w:r>
               <w:rPr>
                 <w:b/>
                 <w:color w:val="008000"/>
               </w:rPr>
-              <w:t xml:space="preserve">  ✅ RESPOSTA CORRETA</w:t>
+              <w:t xml:space="preserve">  ✅</w:t>
             </w:r>
           </w:p>
           <w:p>
@@ -322,20 +319,7 @@
               <w:rPr>
                 <w:sz w:val="22"/>
               </w:rPr>
-              <w:t xml:space="preserve">A) </w:t>
-            </w:r>
-            <w:r>
-              <w:rPr>
-                <w:sz w:val="22"/>
-              </w:rPr>
-              <w:t>É fácil de calcular  ✅ RESPOSTA CORRETA</w:t>
-            </w:r>
-            <w:r>
-              <w:rPr>
-                <w:b/>
-                <w:color w:val="008000"/>
-              </w:rPr>
-              <w:t xml:space="preserve">  ✅</w:t>
+              <w:t>b) Mostra se objetivo foi atingido</w:t>
             </w:r>
           </w:p>
           <w:p>
@@ -347,14 +331,7 @@
               <w:rPr>
                 <w:sz w:val="22"/>
               </w:rPr>
-              <w:t>b) Mostra se objetivo foi atingido</w:t>
-            </w:r>
-            <w:r>
-              <w:rPr>
-                <w:b/>
-                <w:color w:val="008000"/>
-              </w:rPr>
-              <w:t xml:space="preserve">  ✅ RESPOSTA CORRETA</w:t>
+              <w:t>c) Usa números grandes</w:t>
             </w:r>
           </w:p>
           <w:p>
@@ -366,14 +343,7 @@
               <w:rPr>
                 <w:sz w:val="22"/>
               </w:rPr>
-              <w:t>c) Usa números grandes</w:t>
-            </w:r>
-            <w:r>
-              <w:rPr>
-                <w:b/>
-                <w:color w:val="008000"/>
-              </w:rPr>
-              <w:t xml:space="preserve">  ✅ RESPOSTA CORRETA</w:t>
+              <w:t>d) Qualquer número serve</w:t>
             </w:r>
           </w:p>
           <w:p>
@@ -385,33 +355,7 @@
               <w:rPr>
                 <w:sz w:val="22"/>
               </w:rPr>
-              <w:t>d) Qualquer número serve</w:t>
-            </w:r>
-            <w:r>
-              <w:rPr>
-                <w:b/>
-                <w:color w:val="008000"/>
-              </w:rPr>
-              <w:t xml:space="preserve">  ✅ RESPOSTA CORRETA</w:t>
-            </w:r>
-          </w:p>
-          <w:p>
-            <w:pPr>
-              <w:spacing w:before="20" w:after="20"/>
-              <w:ind w:left="720"/>
-            </w:pPr>
-            <w:r>
-              <w:rPr>
-                <w:sz w:val="22"/>
-              </w:rPr>
               <w:t>e) Não precisa de meta</w:t>
-            </w:r>
-            <w:r>
-              <w:rPr>
-                <w:b/>
-                <w:color w:val="008000"/>
-              </w:rPr>
-              <w:t xml:space="preserve">  ✅ RESPOSTA CORRETA</w:t>
             </w:r>
           </w:p>
         </w:tc>
@@ -486,13 +430,6 @@
               </w:rPr>
               <w:t>Calcular variação percentual de KPI</w:t>
             </w:r>
-            <w:r>
-              <w:rPr>
-                <w:b/>
-                <w:color w:val="008000"/>
-              </w:rPr>
-              <w:t xml:space="preserve">  ✅ RESPOSTA CORRETA</w:t>
-            </w:r>
           </w:p>
           <w:p>
             <w:pPr>
@@ -514,13 +451,6 @@
               </w:rPr>
               <w:t>Realizado 125.500, Meta 120.000. Fórmula: ((Real-Meta)/Meta)×100</w:t>
             </w:r>
-            <w:r>
-              <w:rPr>
-                <w:b/>
-                <w:color w:val="008000"/>
-              </w:rPr>
-              <w:t xml:space="preserve">  ✅ RESPOSTA CORRETA</w:t>
-            </w:r>
           </w:p>
           <w:p>
             <w:pPr>
@@ -542,13 +472,6 @@
               </w:rPr>
               <w:t>Variação é:</w:t>
             </w:r>
-            <w:r>
-              <w:rPr>
-                <w:b/>
-                <w:color w:val="008000"/>
-              </w:rPr>
-              <w:t xml:space="preserve">  ✅ RESPOSTA CORRETA</w:t>
-            </w:r>
           </w:p>
           <w:p>
             <w:pPr>
@@ -564,13 +487,6 @@
               </w:rPr>
               <w:t>Alternativas:</w:t>
             </w:r>
-            <w:r>
-              <w:rPr>
-                <w:b/>
-                <w:color w:val="008000"/>
-              </w:rPr>
-              <w:t xml:space="preserve">  ✅ RESPOSTA CORRETA</w:t>
-            </w:r>
           </w:p>
           <w:p>
             <w:pPr>
@@ -587,7 +503,7 @@
               <w:rPr>
                 <w:sz w:val="22"/>
               </w:rPr>
-              <w:t>+2,5%  ✅ RESPOSTA CORRETA</w:t>
+              <w:t>+2,5%</w:t>
             </w:r>
             <w:r>
               <w:rPr>
@@ -717,13 +633,6 @@
               </w:rPr>
               <w:t>Interpretar variação positiva/negativa</w:t>
             </w:r>
-            <w:r>
-              <w:rPr>
-                <w:b/>
-                <w:color w:val="008000"/>
-              </w:rPr>
-              <w:t xml:space="preserve">  ✅ RESPOSTA CORRETA</w:t>
-            </w:r>
           </w:p>
           <w:p>
             <w:pPr>
@@ -745,13 +654,6 @@
               </w:rPr>
               <w:t>Variação +4,6% significa resultado ACIMA da meta</w:t>
             </w:r>
-            <w:r>
-              <w:rPr>
-                <w:b/>
-                <w:color w:val="008000"/>
-              </w:rPr>
-              <w:t xml:space="preserve">  ✅ RESPOSTA CORRETA</w:t>
-            </w:r>
           </w:p>
           <w:p>
             <w:pPr>
@@ -773,13 +675,6 @@
               </w:rPr>
               <w:t>Qual é a interpretação?</w:t>
             </w:r>
-            <w:r>
-              <w:rPr>
-                <w:b/>
-                <w:color w:val="008000"/>
-              </w:rPr>
-              <w:t xml:space="preserve">  ✅ RESPOSTA CORRETA</w:t>
-            </w:r>
           </w:p>
           <w:p>
             <w:pPr>
@@ -795,12 +690,30 @@
               </w:rPr>
               <w:t>Alternativas:</w:t>
             </w:r>
+          </w:p>
+          <w:p>
+            <w:pPr>
+              <w:spacing w:before="20" w:after="20"/>
+              <w:ind w:left="720"/>
+            </w:pPr>
+            <w:r>
+              <w:rPr>
+                <w:sz w:val="22"/>
+              </w:rPr>
+              <w:t xml:space="preserve">A) </w:t>
+            </w:r>
+            <w:r>
+              <w:rPr>
+                <w:sz w:val="22"/>
+              </w:rPr>
+              <w:t>Fracasso</w:t>
+            </w:r>
             <w:r>
               <w:rPr>
                 <w:b/>
                 <w:color w:val="008000"/>
               </w:rPr>
-              <w:t xml:space="preserve">  ✅ RESPOSTA CORRETA</w:t>
+              <w:t xml:space="preserve">  ✅</w:t>
             </w:r>
           </w:p>
           <w:p>
@@ -812,20 +725,7 @@
               <w:rPr>
                 <w:sz w:val="22"/>
               </w:rPr>
-              <w:t xml:space="preserve">A) </w:t>
-            </w:r>
-            <w:r>
-              <w:rPr>
-                <w:sz w:val="22"/>
-              </w:rPr>
-              <w:t>Fracasso  ✅ RESPOSTA CORRETA</w:t>
-            </w:r>
-            <w:r>
-              <w:rPr>
-                <w:b/>
-                <w:color w:val="008000"/>
-              </w:rPr>
-              <w:t xml:space="preserve">  ✅</w:t>
+              <w:t>b) Bom desempenho (atingiu+)</w:t>
             </w:r>
           </w:p>
           <w:p>
@@ -837,14 +737,7 @@
               <w:rPr>
                 <w:sz w:val="22"/>
               </w:rPr>
-              <w:t>b) Bom desempenho (atingiu+)</w:t>
-            </w:r>
-            <w:r>
-              <w:rPr>
-                <w:b/>
-                <w:color w:val="008000"/>
-              </w:rPr>
-              <w:t xml:space="preserve">  ✅ RESPOSTA CORRETA</w:t>
+              <w:t>c) Ruim (faltou)</w:t>
             </w:r>
           </w:p>
           <w:p>
@@ -856,14 +749,7 @@
               <w:rPr>
                 <w:sz w:val="22"/>
               </w:rPr>
-              <w:t>c) Ruim (faltou)</w:t>
-            </w:r>
-            <w:r>
-              <w:rPr>
-                <w:b/>
-                <w:color w:val="008000"/>
-              </w:rPr>
-              <w:t xml:space="preserve">  ✅ RESPOSTA CORRETA</w:t>
+              <w:t>d) Neutro</w:t>
             </w:r>
           </w:p>
           <w:p>
@@ -875,26 +761,7 @@
               <w:rPr>
                 <w:sz w:val="22"/>
               </w:rPr>
-              <w:t>d) Neutro</w:t>
-            </w:r>
-          </w:p>
-          <w:p>
-            <w:pPr>
-              <w:spacing w:before="20" w:after="20"/>
-              <w:ind w:left="720"/>
-            </w:pPr>
-            <w:r>
-              <w:rPr>
-                <w:sz w:val="22"/>
-              </w:rPr>
               <w:t>e) Não significa nada</w:t>
-            </w:r>
-            <w:r>
-              <w:rPr>
-                <w:b/>
-                <w:color w:val="008000"/>
-              </w:rPr>
-              <w:t xml:space="preserve">  ✅ RESPOSTA CORRETA</w:t>
             </w:r>
           </w:p>
         </w:tc>
@@ -969,13 +836,6 @@
               </w:rPr>
               <w:t>Aplicar status visual baseado em variação</w:t>
             </w:r>
-            <w:r>
-              <w:rPr>
-                <w:b/>
-                <w:color w:val="008000"/>
-              </w:rPr>
-              <w:t xml:space="preserve">  ✅ RESPOSTA CORRETA</w:t>
-            </w:r>
           </w:p>
           <w:p>
             <w:pPr>
@@ -997,13 +857,6 @@
               </w:rPr>
               <w:t>&gt;10%=Verde, 0-10%=Amarelo, -10-0%=Laranja, &lt;-10%=Vermelho</w:t>
             </w:r>
-            <w:r>
-              <w:rPr>
-                <w:b/>
-                <w:color w:val="008000"/>
-              </w:rPr>
-              <w:t xml:space="preserve">  ✅ RESPOSTA CORRETA</w:t>
-            </w:r>
           </w:p>
           <w:p>
             <w:pPr>
@@ -1025,13 +878,6 @@
               </w:rPr>
               <w:t>Variação +4,6% recebe status:</w:t>
             </w:r>
-            <w:r>
-              <w:rPr>
-                <w:b/>
-                <w:color w:val="008000"/>
-              </w:rPr>
-              <w:t xml:space="preserve">  ✅ RESPOSTA CORRETA</w:t>
-            </w:r>
           </w:p>
           <w:p>
             <w:pPr>
@@ -1047,12 +893,30 @@
               </w:rPr>
               <w:t>Alternativas:</w:t>
             </w:r>
+          </w:p>
+          <w:p>
+            <w:pPr>
+              <w:spacing w:before="20" w:after="20"/>
+              <w:ind w:left="720"/>
+            </w:pPr>
+            <w:r>
+              <w:rPr>
+                <w:sz w:val="22"/>
+              </w:rPr>
+              <w:t xml:space="preserve">A) </w:t>
+            </w:r>
+            <w:r>
+              <w:rPr>
+                <w:sz w:val="22"/>
+              </w:rPr>
+              <w:t>Verde</w:t>
+            </w:r>
             <w:r>
               <w:rPr>
                 <w:b/>
                 <w:color w:val="008000"/>
               </w:rPr>
-              <w:t xml:space="preserve">  ✅ RESPOSTA CORRETA</w:t>
+              <w:t xml:space="preserve">  ✅</w:t>
             </w:r>
           </w:p>
           <w:p>
@@ -1064,20 +928,7 @@
               <w:rPr>
                 <w:sz w:val="22"/>
               </w:rPr>
-              <w:t xml:space="preserve">A) </w:t>
-            </w:r>
-            <w:r>
-              <w:rPr>
-                <w:sz w:val="22"/>
-              </w:rPr>
-              <w:t>Verde  ✅ RESPOSTA CORRETA</w:t>
-            </w:r>
-            <w:r>
-              <w:rPr>
-                <w:b/>
-                <w:color w:val="008000"/>
-              </w:rPr>
-              <w:t xml:space="preserve">  ✅</w:t>
+              <w:t>b) Amarelo</w:t>
             </w:r>
           </w:p>
           <w:p>
@@ -1089,14 +940,7 @@
               <w:rPr>
                 <w:sz w:val="22"/>
               </w:rPr>
-              <w:t>b) Amarelo</w:t>
-            </w:r>
-            <w:r>
-              <w:rPr>
-                <w:b/>
-                <w:color w:val="008000"/>
-              </w:rPr>
-              <w:t xml:space="preserve">  ✅ RESPOSTA CORRETA</w:t>
+              <w:t>c) Laranja</w:t>
             </w:r>
           </w:p>
           <w:p>
@@ -1108,14 +952,7 @@
               <w:rPr>
                 <w:sz w:val="22"/>
               </w:rPr>
-              <w:t>c) Laranja</w:t>
-            </w:r>
-            <w:r>
-              <w:rPr>
-                <w:b/>
-                <w:color w:val="008000"/>
-              </w:rPr>
-              <w:t xml:space="preserve">  ✅ RESPOSTA CORRETA</w:t>
+              <w:t>d) Vermelho</w:t>
             </w:r>
           </w:p>
           <w:p>
@@ -1127,26 +964,7 @@
               <w:rPr>
                 <w:sz w:val="22"/>
               </w:rPr>
-              <w:t>d) Vermelho</w:t>
-            </w:r>
-          </w:p>
-          <w:p>
-            <w:pPr>
-              <w:spacing w:before="20" w:after="20"/>
-              <w:ind w:left="720"/>
-            </w:pPr>
-            <w:r>
-              <w:rPr>
-                <w:sz w:val="22"/>
-              </w:rPr>
               <w:t>e) Sem status</w:t>
-            </w:r>
-            <w:r>
-              <w:rPr>
-                <w:b/>
-                <w:color w:val="008000"/>
-              </w:rPr>
-              <w:t xml:space="preserve">  ✅ RESPOSTA CORRETA</w:t>
             </w:r>
           </w:p>
         </w:tc>
@@ -1221,13 +1039,6 @@
               </w:rPr>
               <w:t>Organizar abas para dashboard</w:t>
             </w:r>
-            <w:r>
-              <w:rPr>
-                <w:b/>
-                <w:color w:val="008000"/>
-              </w:rPr>
-              <w:t xml:space="preserve">  ✅ RESPOSTA CORRETA</w:t>
-            </w:r>
           </w:p>
           <w:p>
             <w:pPr>
@@ -1249,13 +1060,6 @@
               </w:rPr>
               <w:t>Base_Dados (oculta), Calculos (oculta), Dashboard (visível)</w:t>
             </w:r>
-            <w:r>
-              <w:rPr>
-                <w:b/>
-                <w:color w:val="008000"/>
-              </w:rPr>
-              <w:t xml:space="preserve">  ✅ RESPOSTA CORRETA</w:t>
-            </w:r>
           </w:p>
           <w:p>
             <w:pPr>
@@ -1277,13 +1081,6 @@
               </w:rPr>
               <w:t>Por que ocultar Base_Dados?</w:t>
             </w:r>
-            <w:r>
-              <w:rPr>
-                <w:b/>
-                <w:color w:val="008000"/>
-              </w:rPr>
-              <w:t xml:space="preserve">  ✅ RESPOSTA CORRETA</w:t>
-            </w:r>
           </w:p>
           <w:p>
             <w:pPr>
@@ -1299,12 +1096,30 @@
               </w:rPr>
               <w:t>Alternativas:</w:t>
             </w:r>
+          </w:p>
+          <w:p>
+            <w:pPr>
+              <w:spacing w:before="20" w:after="20"/>
+              <w:ind w:left="720"/>
+            </w:pPr>
+            <w:r>
+              <w:rPr>
+                <w:sz w:val="22"/>
+              </w:rPr>
+              <w:t xml:space="preserve">A) </w:t>
+            </w:r>
+            <w:r>
+              <w:rPr>
+                <w:sz w:val="22"/>
+              </w:rPr>
+              <w:t>Para economizar espaço</w:t>
+            </w:r>
             <w:r>
               <w:rPr>
                 <w:b/>
                 <w:color w:val="008000"/>
               </w:rPr>
-              <w:t xml:space="preserve">  ✅ RESPOSTA CORRETA</w:t>
+              <w:t xml:space="preserve">  ✅</w:t>
             </w:r>
           </w:p>
           <w:p>
@@ -1316,20 +1131,7 @@
               <w:rPr>
                 <w:sz w:val="22"/>
               </w:rPr>
-              <w:t xml:space="preserve">A) </w:t>
-            </w:r>
-            <w:r>
-              <w:rPr>
-                <w:sz w:val="22"/>
-              </w:rPr>
-              <w:t>Para economizar espaço  ✅ RESPOSTA CORRETA</w:t>
-            </w:r>
-            <w:r>
-              <w:rPr>
-                <w:b/>
-                <w:color w:val="008000"/>
-              </w:rPr>
-              <w:t xml:space="preserve">  ✅</w:t>
+              <w:t>b) Proteger dados brutos de edição acidental</w:t>
             </w:r>
           </w:p>
           <w:p>
@@ -1341,14 +1143,7 @@
               <w:rPr>
                 <w:sz w:val="22"/>
               </w:rPr>
-              <w:t>b) Proteger dados brutos de edição acidental</w:t>
-            </w:r>
-            <w:r>
-              <w:rPr>
-                <w:b/>
-                <w:color w:val="008000"/>
-              </w:rPr>
-              <w:t xml:space="preserve">  ✅ RESPOSTA CORRETA</w:t>
+              <w:t>c) Simplificar interface</w:t>
             </w:r>
           </w:p>
           <w:p>
@@ -1360,14 +1155,7 @@
               <w:rPr>
                 <w:sz w:val="22"/>
               </w:rPr>
-              <w:t>c) Simplificar interface</w:t>
-            </w:r>
-            <w:r>
-              <w:rPr>
-                <w:b/>
-                <w:color w:val="008000"/>
-              </w:rPr>
-              <w:t xml:space="preserve">  ✅ RESPOSTA CORRETA</w:t>
+              <w:t>d) a + b + c</w:t>
             </w:r>
           </w:p>
           <w:p>
@@ -1379,33 +1167,7 @@
               <w:rPr>
                 <w:sz w:val="22"/>
               </w:rPr>
-              <w:t>d) a + b + c</w:t>
-            </w:r>
-            <w:r>
-              <w:rPr>
-                <w:b/>
-                <w:color w:val="008000"/>
-              </w:rPr>
-              <w:t xml:space="preserve">  ✅ RESPOSTA CORRETA</w:t>
-            </w:r>
-          </w:p>
-          <w:p>
-            <w:pPr>
-              <w:spacing w:before="20" w:after="20"/>
-              <w:ind w:left="720"/>
-            </w:pPr>
-            <w:r>
-              <w:rPr>
-                <w:sz w:val="22"/>
-              </w:rPr>
               <w:t>e) Não precisa ocultar</w:t>
-            </w:r>
-            <w:r>
-              <w:rPr>
-                <w:b/>
-                <w:color w:val="008000"/>
-              </w:rPr>
-              <w:t xml:space="preserve">  ✅ RESPOSTA CORRETA</w:t>
             </w:r>
           </w:p>
         </w:tc>
@@ -1480,13 +1242,6 @@
               </w:rPr>
               <w:t>Preparar dados brutos corretamente</w:t>
             </w:r>
-            <w:r>
-              <w:rPr>
-                <w:b/>
-                <w:color w:val="008000"/>
-              </w:rPr>
-              <w:t xml:space="preserve">  ✅ RESPOSTA CORRETA</w:t>
-            </w:r>
           </w:p>
           <w:p>
             <w:pPr>
@@ -1508,13 +1263,6 @@
               </w:rPr>
               <w:t>Tabela com 30 linhas: Data, Produto, Faturamento, Margem%, Satisfação, Região</w:t>
             </w:r>
-            <w:r>
-              <w:rPr>
-                <w:b/>
-                <w:color w:val="008000"/>
-              </w:rPr>
-              <w:t xml:space="preserve">  ✅ RESPOSTA CORRETA</w:t>
-            </w:r>
           </w:p>
           <w:p>
             <w:pPr>
@@ -1536,13 +1284,6 @@
               </w:rPr>
               <w:t>Melhor formato é:</w:t>
             </w:r>
-            <w:r>
-              <w:rPr>
-                <w:b/>
-                <w:color w:val="008000"/>
-              </w:rPr>
-              <w:t xml:space="preserve">  ✅ RESPOSTA CORRETA</w:t>
-            </w:r>
           </w:p>
           <w:p>
             <w:pPr>
@@ -1558,12 +1299,30 @@
               </w:rPr>
               <w:t>Alternativas:</w:t>
             </w:r>
+          </w:p>
+          <w:p>
+            <w:pPr>
+              <w:spacing w:before="20" w:after="20"/>
+              <w:ind w:left="720"/>
+            </w:pPr>
+            <w:r>
+              <w:rPr>
+                <w:sz w:val="22"/>
+              </w:rPr>
+              <w:t xml:space="preserve">A) </w:t>
+            </w:r>
+            <w:r>
+              <w:rPr>
+                <w:sz w:val="22"/>
+              </w:rPr>
+              <w:t>Sem cabeçalhos</w:t>
+            </w:r>
             <w:r>
               <w:rPr>
                 <w:b/>
                 <w:color w:val="008000"/>
               </w:rPr>
-              <w:t xml:space="preserve">  ✅ RESPOSTA CORRETA</w:t>
+              <w:t xml:space="preserve">  ✅</w:t>
             </w:r>
           </w:p>
           <w:p>
@@ -1575,20 +1334,7 @@
               <w:rPr>
                 <w:sz w:val="22"/>
               </w:rPr>
-              <w:t xml:space="preserve">A) </w:t>
-            </w:r>
-            <w:r>
-              <w:rPr>
-                <w:sz w:val="22"/>
-              </w:rPr>
-              <w:t>Sem cabeçalhos  ✅ RESPOSTA CORRETA</w:t>
-            </w:r>
-            <w:r>
-              <w:rPr>
-                <w:b/>
-                <w:color w:val="008000"/>
-              </w:rPr>
-              <w:t xml:space="preserve">  ✅</w:t>
+              <w:t>b) Com cabeçalhos em maiúscula</w:t>
             </w:r>
           </w:p>
           <w:p>
@@ -1600,14 +1346,7 @@
               <w:rPr>
                 <w:sz w:val="22"/>
               </w:rPr>
-              <w:t>b) Com cabeçalhos em maiúscula</w:t>
-            </w:r>
-            <w:r>
-              <w:rPr>
-                <w:b/>
-                <w:color w:val="008000"/>
-              </w:rPr>
-              <w:t xml:space="preserve">  ✅ RESPOSTA CORRETA</w:t>
+              <w:t>c) Nomes descritivos</w:t>
             </w:r>
           </w:p>
           <w:p>
@@ -1619,7 +1358,7 @@
               <w:rPr>
                 <w:sz w:val="22"/>
               </w:rPr>
-              <w:t>c) Nomes descritivos</w:t>
+              <w:t>d) b + c</w:t>
             </w:r>
           </w:p>
           <w:p>
@@ -1631,26 +1370,7 @@
               <w:rPr>
                 <w:sz w:val="22"/>
               </w:rPr>
-              <w:t>d) b + c</w:t>
-            </w:r>
-          </w:p>
-          <w:p>
-            <w:pPr>
-              <w:spacing w:before="20" w:after="20"/>
-              <w:ind w:left="720"/>
-            </w:pPr>
-            <w:r>
-              <w:rPr>
-                <w:sz w:val="22"/>
-              </w:rPr>
               <w:t>e) Qualquer formato</w:t>
-            </w:r>
-            <w:r>
-              <w:rPr>
-                <w:b/>
-                <w:color w:val="008000"/>
-              </w:rPr>
-              <w:t xml:space="preserve">  ✅ RESPOSTA CORRETA</w:t>
             </w:r>
           </w:p>
         </w:tc>
@@ -1725,13 +1445,6 @@
               </w:rPr>
               <w:t>Usar tabela dinâmica para sumarizar</w:t>
             </w:r>
-            <w:r>
-              <w:rPr>
-                <w:b/>
-                <w:color w:val="008000"/>
-              </w:rPr>
-              <w:t xml:space="preserve">  ✅ RESPOSTA CORRETA</w:t>
-            </w:r>
           </w:p>
           <w:p>
             <w:pPr>
@@ -1753,13 +1466,6 @@
               </w:rPr>
               <w:t>TD agrupa faturamento por Região: Norte 32.5k, Nordeste 28k, Sul 35k, Centro 30k</w:t>
             </w:r>
-            <w:r>
-              <w:rPr>
-                <w:b/>
-                <w:color w:val="008000"/>
-              </w:rPr>
-              <w:t xml:space="preserve">  ✅ RESPOSTA CORRETA</w:t>
-            </w:r>
           </w:p>
           <w:p>
             <w:pPr>
@@ -1781,13 +1487,6 @@
               </w:rPr>
               <w:t>Total de faturamento é:</w:t>
             </w:r>
-            <w:r>
-              <w:rPr>
-                <w:b/>
-                <w:color w:val="008000"/>
-              </w:rPr>
-              <w:t xml:space="preserve">  ✅ RESPOSTA CORRETA</w:t>
-            </w:r>
           </w:p>
           <w:p>
             <w:pPr>
@@ -1803,13 +1502,6 @@
               </w:rPr>
               <w:t>Alternativas:</w:t>
             </w:r>
-            <w:r>
-              <w:rPr>
-                <w:b/>
-                <w:color w:val="008000"/>
-              </w:rPr>
-              <w:t xml:space="preserve">  ✅ RESPOSTA CORRETA</w:t>
-            </w:r>
           </w:p>
           <w:p>
             <w:pPr>
@@ -1826,7 +1518,7 @@
               <w:rPr>
                 <w:sz w:val="22"/>
               </w:rPr>
-              <w:t>35.000  ✅ RESPOSTA CORRETA</w:t>
+              <w:t>35.000</w:t>
             </w:r>
             <w:r>
               <w:rPr>
@@ -1956,13 +1648,6 @@
               </w:rPr>
               <w:t>Interpretar tabela dinâmica multidimensional</w:t>
             </w:r>
-            <w:r>
-              <w:rPr>
-                <w:b/>
-                <w:color w:val="008000"/>
-              </w:rPr>
-              <w:t xml:space="preserve">  ✅ RESPOSTA CORRETA</w:t>
-            </w:r>
           </w:p>
           <w:p>
             <w:pPr>
@@ -1984,13 +1669,6 @@
               </w:rPr>
               <w:t>TD com Região (linhas) × Produto (colunas) = matriz de faturamento</w:t>
             </w:r>
-            <w:r>
-              <w:rPr>
-                <w:b/>
-                <w:color w:val="008000"/>
-              </w:rPr>
-              <w:t xml:space="preserve">  ✅ RESPOSTA CORRETA</w:t>
-            </w:r>
           </w:p>
           <w:p>
             <w:pPr>
@@ -2012,13 +1690,6 @@
               </w:rPr>
               <w:t>Uma TD pode ter:</w:t>
             </w:r>
-            <w:r>
-              <w:rPr>
-                <w:b/>
-                <w:color w:val="008000"/>
-              </w:rPr>
-              <w:t xml:space="preserve">  ✅ RESPOSTA CORRETA</w:t>
-            </w:r>
           </w:p>
           <w:p>
             <w:pPr>
@@ -2034,12 +1705,30 @@
               </w:rPr>
               <w:t>Alternativas:</w:t>
             </w:r>
+          </w:p>
+          <w:p>
+            <w:pPr>
+              <w:spacing w:before="20" w:after="20"/>
+              <w:ind w:left="720"/>
+            </w:pPr>
+            <w:r>
+              <w:rPr>
+                <w:sz w:val="22"/>
+              </w:rPr>
+              <w:t xml:space="preserve">A) </w:t>
+            </w:r>
+            <w:r>
+              <w:rPr>
+                <w:sz w:val="22"/>
+              </w:rPr>
+              <w:t>Só 1 dimensão</w:t>
+            </w:r>
             <w:r>
               <w:rPr>
                 <w:b/>
                 <w:color w:val="008000"/>
               </w:rPr>
-              <w:t xml:space="preserve">  ✅ RESPOSTA CORRETA</w:t>
+              <w:t xml:space="preserve">  ✅</w:t>
             </w:r>
           </w:p>
           <w:p>
@@ -2051,39 +1740,7 @@
               <w:rPr>
                 <w:sz w:val="22"/>
               </w:rPr>
-              <w:t xml:space="preserve">A) </w:t>
-            </w:r>
-            <w:r>
-              <w:rPr>
-                <w:sz w:val="22"/>
-              </w:rPr>
-              <w:t>Só 1 dimensão  ✅ RESPOSTA CORRETA</w:t>
-            </w:r>
-            <w:r>
-              <w:rPr>
-                <w:b/>
-                <w:color w:val="008000"/>
-              </w:rPr>
-              <w:t xml:space="preserve">  ✅</w:t>
-            </w:r>
-          </w:p>
-          <w:p>
-            <w:pPr>
-              <w:spacing w:before="20" w:after="20"/>
-              <w:ind w:left="720"/>
-            </w:pPr>
-            <w:r>
-              <w:rPr>
-                <w:sz w:val="22"/>
-              </w:rPr>
               <w:t>b) 2 dimensões (linhas+colunas)</w:t>
-            </w:r>
-            <w:r>
-              <w:rPr>
-                <w:b/>
-                <w:color w:val="008000"/>
-              </w:rPr>
-              <w:t xml:space="preserve">  ✅ RESPOSTA CORRETA</w:t>
             </w:r>
           </w:p>
           <w:p>
@@ -2194,13 +1851,6 @@
               </w:rPr>
               <w:t>Escolher tipo de gráfico apropriado</w:t>
             </w:r>
-            <w:r>
-              <w:rPr>
-                <w:b/>
-                <w:color w:val="008000"/>
-              </w:rPr>
-              <w:t xml:space="preserve">  ✅ RESPOSTA CORRETA</w:t>
-            </w:r>
           </w:p>
           <w:p>
             <w:pPr>
@@ -2222,13 +1872,6 @@
               </w:rPr>
               <w:t>Comparar faturamento entre regiões (4 categorias)</w:t>
             </w:r>
-            <w:r>
-              <w:rPr>
-                <w:b/>
-                <w:color w:val="008000"/>
-              </w:rPr>
-              <w:t xml:space="preserve">  ✅ RESPOSTA CORRETA</w:t>
-            </w:r>
           </w:p>
           <w:p>
             <w:pPr>
@@ -2250,13 +1893,6 @@
               </w:rPr>
               <w:t>Melhor gráfico é:</w:t>
             </w:r>
-            <w:r>
-              <w:rPr>
-                <w:b/>
-                <w:color w:val="008000"/>
-              </w:rPr>
-              <w:t xml:space="preserve">  ✅ RESPOSTA CORRETA</w:t>
-            </w:r>
           </w:p>
           <w:p>
             <w:pPr>
@@ -2272,12 +1908,30 @@
               </w:rPr>
               <w:t>Alternativas:</w:t>
             </w:r>
+          </w:p>
+          <w:p>
+            <w:pPr>
+              <w:spacing w:before="20" w:after="20"/>
+              <w:ind w:left="720"/>
+            </w:pPr>
+            <w:r>
+              <w:rPr>
+                <w:sz w:val="22"/>
+              </w:rPr>
+              <w:t xml:space="preserve">A) </w:t>
+            </w:r>
+            <w:r>
+              <w:rPr>
+                <w:sz w:val="22"/>
+              </w:rPr>
+              <w:t>Pizza (mostra %)</w:t>
+            </w:r>
             <w:r>
               <w:rPr>
                 <w:b/>
                 <w:color w:val="008000"/>
               </w:rPr>
-              <w:t xml:space="preserve">  ✅ RESPOSTA CORRETA</w:t>
+              <w:t xml:space="preserve">  ✅</w:t>
             </w:r>
           </w:p>
           <w:p>
@@ -2289,20 +1943,7 @@
               <w:rPr>
                 <w:sz w:val="22"/>
               </w:rPr>
-              <w:t xml:space="preserve">A) </w:t>
-            </w:r>
-            <w:r>
-              <w:rPr>
-                <w:sz w:val="22"/>
-              </w:rPr>
-              <w:t>Pizza (mostra %)  ✅ RESPOSTA CORRETA</w:t>
-            </w:r>
-            <w:r>
-              <w:rPr>
-                <w:b/>
-                <w:color w:val="008000"/>
-              </w:rPr>
-              <w:t xml:space="preserve">  ✅</w:t>
+              <w:t>b) Coluna (compara categorias)</w:t>
             </w:r>
           </w:p>
           <w:p>
@@ -2314,14 +1955,7 @@
               <w:rPr>
                 <w:sz w:val="22"/>
               </w:rPr>
-              <w:t>b) Coluna (compara categorias)</w:t>
-            </w:r>
-            <w:r>
-              <w:rPr>
-                <w:b/>
-                <w:color w:val="008000"/>
-              </w:rPr>
-              <w:t xml:space="preserve">  ✅ RESPOSTA CORRETA</w:t>
+              <w:t>c) Linha (mostra tendência)</w:t>
             </w:r>
           </w:p>
           <w:p>
@@ -2333,14 +1967,7 @@
               <w:rPr>
                 <w:sz w:val="22"/>
               </w:rPr>
-              <w:t>c) Linha (mostra tendência)</w:t>
-            </w:r>
-            <w:r>
-              <w:rPr>
-                <w:b/>
-                <w:color w:val="008000"/>
-              </w:rPr>
-              <w:t xml:space="preserve">  ✅ RESPOSTA CORRETA</w:t>
+              <w:t>d) Área (acúmulo)</w:t>
             </w:r>
           </w:p>
           <w:p>
@@ -2352,33 +1979,7 @@
               <w:rPr>
                 <w:sz w:val="22"/>
               </w:rPr>
-              <w:t>d) Área (acúmulo)</w:t>
-            </w:r>
-            <w:r>
-              <w:rPr>
-                <w:b/>
-                <w:color w:val="008000"/>
-              </w:rPr>
-              <w:t xml:space="preserve">  ✅ RESPOSTA CORRETA</w:t>
-            </w:r>
-          </w:p>
-          <w:p>
-            <w:pPr>
-              <w:spacing w:before="20" w:after="20"/>
-              <w:ind w:left="720"/>
-            </w:pPr>
-            <w:r>
-              <w:rPr>
-                <w:sz w:val="22"/>
-              </w:rPr>
               <w:t>e) Qualquer um</w:t>
-            </w:r>
-            <w:r>
-              <w:rPr>
-                <w:b/>
-                <w:color w:val="008000"/>
-              </w:rPr>
-              <w:t xml:space="preserve">  ✅ RESPOSTA CORRETA</w:t>
             </w:r>
           </w:p>
         </w:tc>
@@ -2453,13 +2054,6 @@
               </w:rPr>
               <w:t>Criar indicador de status visual</w:t>
             </w:r>
-            <w:r>
-              <w:rPr>
-                <w:b/>
-                <w:color w:val="008000"/>
-              </w:rPr>
-              <w:t xml:space="preserve">  ✅ RESPOSTA CORRETA</w:t>
-            </w:r>
           </w:p>
           <w:p>
             <w:pPr>
@@ -2481,13 +2075,6 @@
               </w:rPr>
               <w:t>KPI verde se atingiu meta, vermelho se não</w:t>
             </w:r>
-            <w:r>
-              <w:rPr>
-                <w:b/>
-                <w:color w:val="008000"/>
-              </w:rPr>
-              <w:t xml:space="preserve">  ✅ RESPOSTA CORRETA</w:t>
-            </w:r>
           </w:p>
           <w:p>
             <w:pPr>
@@ -2509,13 +2096,6 @@
               </w:rPr>
               <w:t>Indicador visual ajuda porque:</w:t>
             </w:r>
-            <w:r>
-              <w:rPr>
-                <w:b/>
-                <w:color w:val="008000"/>
-              </w:rPr>
-              <w:t xml:space="preserve">  ✅ RESPOSTA CORRETA</w:t>
-            </w:r>
           </w:p>
           <w:p>
             <w:pPr>
@@ -2531,12 +2111,30 @@
               </w:rPr>
               <w:t>Alternativas:</w:t>
             </w:r>
+          </w:p>
+          <w:p>
+            <w:pPr>
+              <w:spacing w:before="20" w:after="20"/>
+              <w:ind w:left="720"/>
+            </w:pPr>
+            <w:r>
+              <w:rPr>
+                <w:sz w:val="22"/>
+              </w:rPr>
+              <w:t xml:space="preserve">A) </w:t>
+            </w:r>
+            <w:r>
+              <w:rPr>
+                <w:sz w:val="22"/>
+              </w:rPr>
+              <w:t>Fica mais bonito</w:t>
+            </w:r>
             <w:r>
               <w:rPr>
                 <w:b/>
                 <w:color w:val="008000"/>
               </w:rPr>
-              <w:t xml:space="preserve">  ✅ RESPOSTA CORRETA</w:t>
+              <w:t xml:space="preserve">  ✅</w:t>
             </w:r>
           </w:p>
           <w:p>
@@ -2548,20 +2146,7 @@
               <w:rPr>
                 <w:sz w:val="22"/>
               </w:rPr>
-              <w:t xml:space="preserve">A) </w:t>
-            </w:r>
-            <w:r>
-              <w:rPr>
-                <w:sz w:val="22"/>
-              </w:rPr>
-              <w:t>Fica mais bonito  ✅ RESPOSTA CORRETA</w:t>
-            </w:r>
-            <w:r>
-              <w:rPr>
-                <w:b/>
-                <w:color w:val="008000"/>
-              </w:rPr>
-              <w:t xml:space="preserve">  ✅</w:t>
+              <w:t>b) Permite decisão rápida (status em 1 segundo)</w:t>
             </w:r>
           </w:p>
           <w:p>
@@ -2573,14 +2158,7 @@
               <w:rPr>
                 <w:sz w:val="22"/>
               </w:rPr>
-              <w:t>b) Permite decisão rápida (status em 1 segundo)</w:t>
-            </w:r>
-            <w:r>
-              <w:rPr>
-                <w:b/>
-                <w:color w:val="008000"/>
-              </w:rPr>
-              <w:t xml:space="preserve">  ✅ RESPOSTA CORRETA</w:t>
+              <w:t>c) Usa cores</w:t>
             </w:r>
           </w:p>
           <w:p>
@@ -2592,14 +2170,7 @@
               <w:rPr>
                 <w:sz w:val="22"/>
               </w:rPr>
-              <w:t>c) Usa cores</w:t>
-            </w:r>
-            <w:r>
-              <w:rPr>
-                <w:b/>
-                <w:color w:val="008000"/>
-              </w:rPr>
-              <w:t xml:space="preserve">  ✅ RESPOSTA CORRETA</w:t>
+              <w:t>d) Ocupa menos espaço</w:t>
             </w:r>
           </w:p>
           <w:p>
@@ -2611,33 +2182,7 @@
               <w:rPr>
                 <w:sz w:val="22"/>
               </w:rPr>
-              <w:t>d) Ocupa menos espaço</w:t>
-            </w:r>
-            <w:r>
-              <w:rPr>
-                <w:b/>
-                <w:color w:val="008000"/>
-              </w:rPr>
-              <w:t xml:space="preserve">  ✅ RESPOSTA CORRETA</w:t>
-            </w:r>
-          </w:p>
-          <w:p>
-            <w:pPr>
-              <w:spacing w:before="20" w:after="20"/>
-              <w:ind w:left="720"/>
-            </w:pPr>
-            <w:r>
-              <w:rPr>
-                <w:sz w:val="22"/>
-              </w:rPr>
               <w:t>e) Nada em especial</w:t>
-            </w:r>
-            <w:r>
-              <w:rPr>
-                <w:b/>
-                <w:color w:val="008000"/>
-              </w:rPr>
-              <w:t xml:space="preserve">  ✅ RESPOSTA CORRETA</w:t>
             </w:r>
           </w:p>
         </w:tc>
@@ -2712,13 +2257,6 @@
               </w:rPr>
               <w:t>Conectar segmentadores a objetos</w:t>
             </w:r>
-            <w:r>
-              <w:rPr>
-                <w:b/>
-                <w:color w:val="008000"/>
-              </w:rPr>
-              <w:t xml:space="preserve">  ✅ RESPOSTA CORRETA</w:t>
-            </w:r>
           </w:p>
           <w:p>
             <w:pPr>
@@ -2740,13 +2278,6 @@
               </w:rPr>
               <w:t>Segmentador "Região" filtra gráficos quando clicado</w:t>
             </w:r>
-            <w:r>
-              <w:rPr>
-                <w:b/>
-                <w:color w:val="008000"/>
-              </w:rPr>
-              <w:t xml:space="preserve">  ✅ RESPOSTA CORRETA</w:t>
-            </w:r>
           </w:p>
           <w:p>
             <w:pPr>
@@ -2768,13 +2299,6 @@
               </w:rPr>
               <w:t>Ao clicar "Sul", o que acontece?</w:t>
             </w:r>
-            <w:r>
-              <w:rPr>
-                <w:b/>
-                <w:color w:val="008000"/>
-              </w:rPr>
-              <w:t xml:space="preserve">  ✅ RESPOSTA CORRETA</w:t>
-            </w:r>
           </w:p>
           <w:p>
             <w:pPr>
@@ -2790,12 +2314,30 @@
               </w:rPr>
               <w:t>Alternativas:</w:t>
             </w:r>
+          </w:p>
+          <w:p>
+            <w:pPr>
+              <w:spacing w:before="20" w:after="20"/>
+              <w:ind w:left="720"/>
+            </w:pPr>
+            <w:r>
+              <w:rPr>
+                <w:sz w:val="22"/>
+              </w:rPr>
+              <w:t xml:space="preserve">A) </w:t>
+            </w:r>
+            <w:r>
+              <w:rPr>
+                <w:sz w:val="22"/>
+              </w:rPr>
+              <w:t>Nada (segmentador não funciona)</w:t>
+            </w:r>
             <w:r>
               <w:rPr>
                 <w:b/>
                 <w:color w:val="008000"/>
               </w:rPr>
-              <w:t xml:space="preserve">  ✅ RESPOSTA CORRETA</w:t>
+              <w:t xml:space="preserve">  ✅</w:t>
             </w:r>
           </w:p>
           <w:p>
@@ -2807,20 +2349,7 @@
               <w:rPr>
                 <w:sz w:val="22"/>
               </w:rPr>
-              <w:t xml:space="preserve">A) </w:t>
-            </w:r>
-            <w:r>
-              <w:rPr>
-                <w:sz w:val="22"/>
-              </w:rPr>
-              <w:t>Nada (segmentador não funciona)  ✅ RESPOSTA CORRETA</w:t>
-            </w:r>
-            <w:r>
-              <w:rPr>
-                <w:b/>
-                <w:color w:val="008000"/>
-              </w:rPr>
-              <w:t xml:space="preserve">  ✅</w:t>
+              <w:t>b) Gráficos mostram dados apenas do Sul</w:t>
             </w:r>
           </w:p>
           <w:p>
@@ -2832,14 +2361,7 @@
               <w:rPr>
                 <w:sz w:val="22"/>
               </w:rPr>
-              <w:t>b) Gráficos mostram dados apenas do Sul</w:t>
-            </w:r>
-            <w:r>
-              <w:rPr>
-                <w:b/>
-                <w:color w:val="008000"/>
-              </w:rPr>
-              <w:t xml:space="preserve">  ✅ RESPOSTA CORRETA</w:t>
+              <w:t>c) Desativa outras regiões</w:t>
             </w:r>
           </w:p>
           <w:p>
@@ -2851,14 +2373,7 @@
               <w:rPr>
                 <w:sz w:val="22"/>
               </w:rPr>
-              <w:t>c) Desativa outras regiões</w:t>
-            </w:r>
-            <w:r>
-              <w:rPr>
-                <w:b/>
-                <w:color w:val="008000"/>
-              </w:rPr>
-              <w:t xml:space="preserve">  ✅ RESPOSTA CORRETA</w:t>
+              <w:t>d) b + c</w:t>
             </w:r>
           </w:p>
           <w:p>
@@ -2870,26 +2385,7 @@
               <w:rPr>
                 <w:sz w:val="22"/>
               </w:rPr>
-              <w:t>d) b + c</w:t>
-            </w:r>
-          </w:p>
-          <w:p>
-            <w:pPr>
-              <w:spacing w:before="20" w:after="20"/>
-              <w:ind w:left="720"/>
-            </w:pPr>
-            <w:r>
-              <w:rPr>
-                <w:sz w:val="22"/>
-              </w:rPr>
               <w:t>e) Abre nova planilha</w:t>
-            </w:r>
-            <w:r>
-              <w:rPr>
-                <w:b/>
-                <w:color w:val="008000"/>
-              </w:rPr>
-              <w:t xml:space="preserve">  ✅ RESPOSTA CORRETA</w:t>
             </w:r>
           </w:p>
         </w:tc>
@@ -2964,13 +2460,6 @@
               </w:rPr>
               <w:t>Formatar cartão de KPI profissionalmente</w:t>
             </w:r>
-            <w:r>
-              <w:rPr>
-                <w:b/>
-                <w:color w:val="008000"/>
-              </w:rPr>
-              <w:t xml:space="preserve">  ✅ RESPOSTA CORRETA</w:t>
-            </w:r>
           </w:p>
           <w:p>
             <w:pPr>
@@ -2992,13 +2481,6 @@
               </w:rPr>
               <w:t>Número grande (28pt), azul corporativo, fundo branco, borda</w:t>
             </w:r>
-            <w:r>
-              <w:rPr>
-                <w:b/>
-                <w:color w:val="008000"/>
-              </w:rPr>
-              <w:t xml:space="preserve">  ✅ RESPOSTA CORRETA</w:t>
-            </w:r>
           </w:p>
           <w:p>
             <w:pPr>
@@ -3020,13 +2502,6 @@
               </w:rPr>
               <w:t>Formato de cartão KPI deve ter:</w:t>
             </w:r>
-            <w:r>
-              <w:rPr>
-                <w:b/>
-                <w:color w:val="008000"/>
-              </w:rPr>
-              <w:t xml:space="preserve">  ✅ RESPOSTA CORRETA</w:t>
-            </w:r>
           </w:p>
           <w:p>
             <w:pPr>
@@ -3042,12 +2517,30 @@
               </w:rPr>
               <w:t>Alternativas:</w:t>
             </w:r>
+          </w:p>
+          <w:p>
+            <w:pPr>
+              <w:spacing w:before="20" w:after="20"/>
+              <w:ind w:left="720"/>
+            </w:pPr>
+            <w:r>
+              <w:rPr>
+                <w:sz w:val="22"/>
+              </w:rPr>
+              <w:t xml:space="preserve">A) </w:t>
+            </w:r>
+            <w:r>
+              <w:rPr>
+                <w:sz w:val="22"/>
+              </w:rPr>
+              <w:t>Número pequeno</w:t>
+            </w:r>
             <w:r>
               <w:rPr>
                 <w:b/>
                 <w:color w:val="008000"/>
               </w:rPr>
-              <w:t xml:space="preserve">  ✅ RESPOSTA CORRETA</w:t>
+              <w:t xml:space="preserve">  ✅</w:t>
             </w:r>
           </w:p>
           <w:p>
@@ -3059,20 +2552,7 @@
               <w:rPr>
                 <w:sz w:val="22"/>
               </w:rPr>
-              <w:t xml:space="preserve">A) </w:t>
-            </w:r>
-            <w:r>
-              <w:rPr>
-                <w:sz w:val="22"/>
-              </w:rPr>
-              <w:t>Número pequeno  ✅ RESPOSTA CORRETA</w:t>
-            </w:r>
-            <w:r>
-              <w:rPr>
-                <w:b/>
-                <w:color w:val="008000"/>
-              </w:rPr>
-              <w:t xml:space="preserve">  ✅</w:t>
+              <w:t>b) Texto colorido</w:t>
             </w:r>
           </w:p>
           <w:p>
@@ -3084,7 +2564,7 @@
               <w:rPr>
                 <w:sz w:val="22"/>
               </w:rPr>
-              <w:t>b) Texto colorido</w:t>
+              <w:t>c) Número grande + indicador status</w:t>
             </w:r>
           </w:p>
           <w:p>
@@ -3096,14 +2576,7 @@
               <w:rPr>
                 <w:sz w:val="22"/>
               </w:rPr>
-              <w:t>c) Número grande + indicador status</w:t>
-            </w:r>
-            <w:r>
-              <w:rPr>
-                <w:b/>
-                <w:color w:val="008000"/>
-              </w:rPr>
-              <w:t xml:space="preserve">  ✅ RESPOSTA CORRETA</w:t>
+              <w:t>d) Gráfico junto</w:t>
             </w:r>
           </w:p>
           <w:p>
@@ -3115,26 +2588,7 @@
               <w:rPr>
                 <w:sz w:val="22"/>
               </w:rPr>
-              <w:t>d) Gráfico junto</w:t>
-            </w:r>
-          </w:p>
-          <w:p>
-            <w:pPr>
-              <w:spacing w:before="20" w:after="20"/>
-              <w:ind w:left="720"/>
-            </w:pPr>
-            <w:r>
-              <w:rPr>
-                <w:sz w:val="22"/>
-              </w:rPr>
               <w:t>e) Tudo muito compacto</w:t>
-            </w:r>
-            <w:r>
-              <w:rPr>
-                <w:b/>
-                <w:color w:val="008000"/>
-              </w:rPr>
-              <w:t xml:space="preserve">  ✅ RESPOSTA CORRETA</w:t>
             </w:r>
           </w:p>
         </w:tc>
@@ -3209,13 +2663,6 @@
               </w:rPr>
               <w:t>Ocultar linhas de grade para limpeza visual</w:t>
             </w:r>
-            <w:r>
-              <w:rPr>
-                <w:b/>
-                <w:color w:val="008000"/>
-              </w:rPr>
-              <w:t xml:space="preserve">  ✅ RESPOSTA CORRETA</w:t>
-            </w:r>
           </w:p>
           <w:p>
             <w:pPr>
@@ -3237,13 +2684,6 @@
               </w:rPr>
               <w:t>Dashboard limpo sem grade de células visível</w:t>
             </w:r>
-            <w:r>
-              <w:rPr>
-                <w:b/>
-                <w:color w:val="008000"/>
-              </w:rPr>
-              <w:t xml:space="preserve">  ✅ RESPOSTA CORRETA</w:t>
-            </w:r>
           </w:p>
           <w:p>
             <w:pPr>
@@ -3265,13 +2705,6 @@
               </w:rPr>
               <w:t>Por que ocultar linhas de grade?</w:t>
             </w:r>
-            <w:r>
-              <w:rPr>
-                <w:b/>
-                <w:color w:val="008000"/>
-              </w:rPr>
-              <w:t xml:space="preserve">  ✅ RESPOSTA CORRETA</w:t>
-            </w:r>
           </w:p>
           <w:p>
             <w:pPr>
@@ -3287,12 +2720,30 @@
               </w:rPr>
               <w:t>Alternativas:</w:t>
             </w:r>
+          </w:p>
+          <w:p>
+            <w:pPr>
+              <w:spacing w:before="20" w:after="20"/>
+              <w:ind w:left="720"/>
+            </w:pPr>
+            <w:r>
+              <w:rPr>
+                <w:sz w:val="22"/>
+              </w:rPr>
+              <w:t xml:space="preserve">A) </w:t>
+            </w:r>
+            <w:r>
+              <w:rPr>
+                <w:sz w:val="22"/>
+              </w:rPr>
+              <w:t>Economiza tinta</w:t>
+            </w:r>
             <w:r>
               <w:rPr>
                 <w:b/>
                 <w:color w:val="008000"/>
               </w:rPr>
-              <w:t xml:space="preserve">  ✅ RESPOSTA CORRETA</w:t>
+              <w:t xml:space="preserve">  ✅</w:t>
             </w:r>
           </w:p>
           <w:p>
@@ -3304,20 +2755,7 @@
               <w:rPr>
                 <w:sz w:val="22"/>
               </w:rPr>
-              <w:t xml:space="preserve">A) </w:t>
-            </w:r>
-            <w:r>
-              <w:rPr>
-                <w:sz w:val="22"/>
-              </w:rPr>
-              <w:t>Economiza tinta  ✅ RESPOSTA CORRETA</w:t>
-            </w:r>
-            <w:r>
-              <w:rPr>
-                <w:b/>
-                <w:color w:val="008000"/>
-              </w:rPr>
-              <w:t xml:space="preserve">  ✅</w:t>
+              <w:t>b) Aparência profissional (mais limpo)</w:t>
             </w:r>
           </w:p>
           <w:p>
@@ -3329,33 +2767,7 @@
               <w:rPr>
                 <w:sz w:val="22"/>
               </w:rPr>
-              <w:t>b) Aparência profissional (mais limpo)</w:t>
-            </w:r>
-            <w:r>
-              <w:rPr>
-                <w:b/>
-                <w:color w:val="008000"/>
-              </w:rPr>
-              <w:t xml:space="preserve">  ✅ RESPOSTA CORRETA</w:t>
-            </w:r>
-          </w:p>
-          <w:p>
-            <w:pPr>
-              <w:spacing w:before="20" w:after="20"/>
-              <w:ind w:left="720"/>
-            </w:pPr>
-            <w:r>
-              <w:rPr>
-                <w:sz w:val="22"/>
-              </w:rPr>
               <w:t>c) Reduz tamanho do arquivo</w:t>
-            </w:r>
-            <w:r>
-              <w:rPr>
-                <w:b/>
-                <w:color w:val="008000"/>
-              </w:rPr>
-              <w:t xml:space="preserve">  ✅ RESPOSTA CORRETA</w:t>
             </w:r>
           </w:p>
           <w:p>
@@ -3454,13 +2866,6 @@
               </w:rPr>
               <w:t>Adicionar data de atualização automática</w:t>
             </w:r>
-            <w:r>
-              <w:rPr>
-                <w:b/>
-                <w:color w:val="008000"/>
-              </w:rPr>
-              <w:t xml:space="preserve">  ✅ RESPOSTA CORRETA</w:t>
-            </w:r>
           </w:p>
           <w:p>
             <w:pPr>
@@ -3482,13 +2887,6 @@
               </w:rPr>
               <w:t>Dashboard deve mostrar quando dados foram atualizados</w:t>
             </w:r>
-            <w:r>
-              <w:rPr>
-                <w:b/>
-                <w:color w:val="008000"/>
-              </w:rPr>
-              <w:t xml:space="preserve">  ✅ RESPOSTA CORRETA</w:t>
-            </w:r>
           </w:p>
           <w:p>
             <w:pPr>
@@ -3510,13 +2908,6 @@
               </w:rPr>
               <w:t>=HOJE() ou =AGORA() retorna:</w:t>
             </w:r>
-            <w:r>
-              <w:rPr>
-                <w:b/>
-                <w:color w:val="008000"/>
-              </w:rPr>
-              <w:t xml:space="preserve">  ✅ RESPOSTA CORRETA</w:t>
-            </w:r>
           </w:p>
           <w:p>
             <w:pPr>
@@ -3532,12 +2923,30 @@
               </w:rPr>
               <w:t>Alternativas:</w:t>
             </w:r>
+          </w:p>
+          <w:p>
+            <w:pPr>
+              <w:spacing w:before="20" w:after="20"/>
+              <w:ind w:left="720"/>
+            </w:pPr>
+            <w:r>
+              <w:rPr>
+                <w:sz w:val="22"/>
+              </w:rPr>
+              <w:t xml:space="preserve">A) </w:t>
+            </w:r>
+            <w:r>
+              <w:rPr>
+                <w:sz w:val="22"/>
+              </w:rPr>
+              <w:t>"Data"</w:t>
+            </w:r>
             <w:r>
               <w:rPr>
                 <w:b/>
                 <w:color w:val="008000"/>
               </w:rPr>
-              <w:t xml:space="preserve">  ✅ RESPOSTA CORRETA</w:t>
+              <w:t xml:space="preserve">  ✅</w:t>
             </w:r>
           </w:p>
           <w:p>
@@ -3549,20 +2958,7 @@
               <w:rPr>
                 <w:sz w:val="22"/>
               </w:rPr>
-              <w:t xml:space="preserve">A) </w:t>
-            </w:r>
-            <w:r>
-              <w:rPr>
-                <w:sz w:val="22"/>
-              </w:rPr>
-              <w:t>"Data"  ✅ RESPOSTA CORRETA</w:t>
-            </w:r>
-            <w:r>
-              <w:rPr>
-                <w:b/>
-                <w:color w:val="008000"/>
-              </w:rPr>
-              <w:t xml:space="preserve">  ✅</w:t>
+              <w:t>b) Data/hora atual do sistema</w:t>
             </w:r>
           </w:p>
           <w:p>
@@ -3574,14 +2970,7 @@
               <w:rPr>
                 <w:sz w:val="22"/>
               </w:rPr>
-              <w:t>b) Data/hora atual do sistema</w:t>
-            </w:r>
-            <w:r>
-              <w:rPr>
-                <w:b/>
-                <w:color w:val="008000"/>
-              </w:rPr>
-              <w:t xml:space="preserve">  ✅ RESPOSTA CORRETA</w:t>
+              <w:t>c) Data fixa</w:t>
             </w:r>
           </w:p>
           <w:p>
@@ -3593,14 +2982,7 @@
               <w:rPr>
                 <w:sz w:val="22"/>
               </w:rPr>
-              <w:t>c) Data fixa</w:t>
-            </w:r>
-            <w:r>
-              <w:rPr>
-                <w:b/>
-                <w:color w:val="008000"/>
-              </w:rPr>
-              <w:t xml:space="preserve">  ✅ RESPOSTA CORRETA</w:t>
+              <w:t>d) Erro</w:t>
             </w:r>
           </w:p>
           <w:p>
@@ -3612,26 +2994,7 @@
               <w:rPr>
                 <w:sz w:val="22"/>
               </w:rPr>
-              <w:t>d) Erro</w:t>
-            </w:r>
-          </w:p>
-          <w:p>
-            <w:pPr>
-              <w:spacing w:before="20" w:after="20"/>
-              <w:ind w:left="720"/>
-            </w:pPr>
-            <w:r>
-              <w:rPr>
-                <w:sz w:val="22"/>
-              </w:rPr>
               <w:t>e) Nada</w:t>
-            </w:r>
-            <w:r>
-              <w:rPr>
-                <w:b/>
-                <w:color w:val="008000"/>
-              </w:rPr>
-              <w:t xml:space="preserve">  ✅ RESPOSTA CORRETA</w:t>
             </w:r>
           </w:p>
         </w:tc>

--- a/MATERIAIS/GESTAO_E_CONTROLE_MATERIAIS/ANALISE_DADOS_APLICADA_GESTAO/ATIVIDADES/GABARITO-ATIVIDADE-04-DESIGN-DASHBOARD-E-KPIS.docx
+++ b/MATERIAIS/GESTAO_E_CONTROLE_MATERIAIS/ANALISE_DADOS_APLICADA_GESTAO/ATIVIDADES/GABARITO-ATIVIDADE-04-DESIGN-DASHBOARD-E-KPIS.docx
@@ -3006,2463 +3006,16 @@
       </w:pPr>
     </w:p>
     <w:p/>
-    <w:p>
-      <w:pPr>
-        <w:jc w:val="center"/>
-      </w:pPr>
-      <w:r>
-        <w:rPr>
-          <w:b/>
-          <w:sz w:val="28"/>
-        </w:rPr>
-        <w:t>GABARITO COMPLETO</w:t>
-      </w:r>
-    </w:p>
-    <w:tbl>
-      <w:tblPr>
-        <w:tblStyle w:val="LightGrid-Accent1"/>
-        <w:tblW w:type="auto" w:w="0"/>
-        <w:tblLook w:firstColumn="1" w:firstRow="1" w:lastColumn="0" w:lastRow="0" w:noHBand="0" w:noVBand="1" w:val="04A0"/>
-      </w:tblPr>
-      <w:tblGrid>
-        <w:gridCol w:w="720"/>
-        <w:gridCol w:w="720"/>
-        <w:gridCol w:w="720"/>
-        <w:gridCol w:w="720"/>
-        <w:gridCol w:w="720"/>
-        <w:gridCol w:w="720"/>
-        <w:gridCol w:w="720"/>
-        <w:gridCol w:w="720"/>
-        <w:gridCol w:w="720"/>
-        <w:gridCol w:w="720"/>
-        <w:gridCol w:w="720"/>
-        <w:gridCol w:w="720"/>
-        <w:gridCol w:w="720"/>
-        <w:gridCol w:w="720"/>
-      </w:tblGrid>
-      <w:tr>
-        <w:tc>
-          <w:tcPr>
-            <w:tcW w:type="dxa" w:w="720"/>
-          </w:tcPr>
-          <w:p>
-            <w:pPr>
-              <w:jc w:val="center"/>
-            </w:pPr>
-            <w:r>
-              <w:t>Q1</w:t>
-            </w:r>
-          </w:p>
-        </w:tc>
-        <w:tc>
-          <w:tcPr>
-            <w:tcW w:type="dxa" w:w="720"/>
-          </w:tcPr>
-          <w:p>
-            <w:pPr>
-              <w:jc w:val="center"/>
-            </w:pPr>
-            <w:r>
-              <w:t>Q2</w:t>
-            </w:r>
-          </w:p>
-        </w:tc>
-        <w:tc>
-          <w:tcPr>
-            <w:tcW w:type="dxa" w:w="720"/>
-          </w:tcPr>
-          <w:p>
-            <w:pPr>
-              <w:jc w:val="center"/>
-            </w:pPr>
-            <w:r>
-              <w:t>Q3</w:t>
-            </w:r>
-          </w:p>
-        </w:tc>
-        <w:tc>
-          <w:tcPr>
-            <w:tcW w:type="dxa" w:w="720"/>
-          </w:tcPr>
-          <w:p>
-            <w:pPr>
-              <w:jc w:val="center"/>
-            </w:pPr>
-            <w:r>
-              <w:t>Q4</w:t>
-            </w:r>
-          </w:p>
-        </w:tc>
-        <w:tc>
-          <w:tcPr>
-            <w:tcW w:type="dxa" w:w="720"/>
-          </w:tcPr>
-          <w:p>
-            <w:pPr>
-              <w:jc w:val="center"/>
-            </w:pPr>
-            <w:r>
-              <w:t>Q5</w:t>
-            </w:r>
-          </w:p>
-        </w:tc>
-        <w:tc>
-          <w:tcPr>
-            <w:tcW w:type="dxa" w:w="720"/>
-          </w:tcPr>
-          <w:p>
-            <w:pPr>
-              <w:jc w:val="center"/>
-            </w:pPr>
-            <w:r>
-              <w:t>Q6</w:t>
-            </w:r>
-          </w:p>
-        </w:tc>
-        <w:tc>
-          <w:tcPr>
-            <w:tcW w:type="dxa" w:w="720"/>
-          </w:tcPr>
-          <w:p>
-            <w:pPr>
-              <w:jc w:val="center"/>
-            </w:pPr>
-            <w:r>
-              <w:t>Q7</w:t>
-            </w:r>
-          </w:p>
-        </w:tc>
-        <w:tc>
-          <w:tcPr>
-            <w:tcW w:type="dxa" w:w="720"/>
-          </w:tcPr>
-          <w:p>
-            <w:pPr>
-              <w:jc w:val="center"/>
-            </w:pPr>
-            <w:r>
-              <w:t>Q8</w:t>
-            </w:r>
-          </w:p>
-        </w:tc>
-        <w:tc>
-          <w:tcPr>
-            <w:tcW w:type="dxa" w:w="720"/>
-          </w:tcPr>
-          <w:p>
-            <w:pPr>
-              <w:jc w:val="center"/>
-            </w:pPr>
-            <w:r>
-              <w:t>Q9</w:t>
-            </w:r>
-          </w:p>
-        </w:tc>
-        <w:tc>
-          <w:tcPr>
-            <w:tcW w:type="dxa" w:w="720"/>
-          </w:tcPr>
-          <w:p>
-            <w:pPr>
-              <w:jc w:val="center"/>
-            </w:pPr>
-            <w:r>
-              <w:t>Q10</w:t>
-            </w:r>
-          </w:p>
-        </w:tc>
-        <w:tc>
-          <w:tcPr>
-            <w:tcW w:type="dxa" w:w="720"/>
-          </w:tcPr>
-          <w:p>
-            <w:pPr>
-              <w:jc w:val="center"/>
-            </w:pPr>
-            <w:r>
-              <w:t>Q11</w:t>
-            </w:r>
-          </w:p>
-        </w:tc>
-        <w:tc>
-          <w:tcPr>
-            <w:tcW w:type="dxa" w:w="720"/>
-          </w:tcPr>
-          <w:p>
-            <w:pPr>
-              <w:jc w:val="center"/>
-            </w:pPr>
-            <w:r>
-              <w:t>Q12</w:t>
-            </w:r>
-          </w:p>
-        </w:tc>
-        <w:tc>
-          <w:tcPr>
-            <w:tcW w:type="dxa" w:w="720"/>
-          </w:tcPr>
-          <w:p>
-            <w:pPr>
-              <w:jc w:val="center"/>
-            </w:pPr>
-            <w:r>
-              <w:t>Q13</w:t>
-            </w:r>
-          </w:p>
-        </w:tc>
-        <w:tc>
-          <w:tcPr>
-            <w:tcW w:type="dxa" w:w="720"/>
-          </w:tcPr>
-          <w:p>
-            <w:pPr>
-              <w:jc w:val="center"/>
-            </w:pPr>
-            <w:r>
-              <w:t>Q14</w:t>
-            </w:r>
-          </w:p>
-        </w:tc>
-      </w:tr>
-      <w:tr>
-        <w:tc>
-          <w:tcPr>
-            <w:tcW w:type="dxa" w:w="720"/>
-          </w:tcPr>
-          <w:p>
-            <w:pPr>
-              <w:jc w:val="center"/>
-            </w:pPr>
-            <w:r>
-              <w:rPr>
-                <w:b/>
-                <w:color w:val="008000"/>
-              </w:rPr>
-              <w:t>A</w:t>
-            </w:r>
-          </w:p>
-        </w:tc>
-        <w:tc>
-          <w:tcPr>
-            <w:tcW w:type="dxa" w:w="720"/>
-          </w:tcPr>
-          <w:p>
-            <w:pPr>
-              <w:jc w:val="center"/>
-            </w:pPr>
-            <w:r>
-              <w:rPr>
-                <w:b/>
-                <w:color w:val="008000"/>
-              </w:rPr>
-              <w:t>A</w:t>
-            </w:r>
-          </w:p>
-        </w:tc>
-        <w:tc>
-          <w:tcPr>
-            <w:tcW w:type="dxa" w:w="720"/>
-          </w:tcPr>
-          <w:p>
-            <w:pPr>
-              <w:jc w:val="center"/>
-            </w:pPr>
-            <w:r>
-              <w:rPr>
-                <w:b/>
-                <w:color w:val="008000"/>
-              </w:rPr>
-              <w:t>A</w:t>
-            </w:r>
-          </w:p>
-        </w:tc>
-        <w:tc>
-          <w:tcPr>
-            <w:tcW w:type="dxa" w:w="720"/>
-          </w:tcPr>
-          <w:p>
-            <w:pPr>
-              <w:jc w:val="center"/>
-            </w:pPr>
-            <w:r>
-              <w:rPr>
-                <w:b/>
-                <w:color w:val="008000"/>
-              </w:rPr>
-              <w:t>A</w:t>
-            </w:r>
-          </w:p>
-        </w:tc>
-        <w:tc>
-          <w:tcPr>
-            <w:tcW w:type="dxa" w:w="720"/>
-          </w:tcPr>
-          <w:p>
-            <w:pPr>
-              <w:jc w:val="center"/>
-            </w:pPr>
-            <w:r>
-              <w:rPr>
-                <w:b/>
-                <w:color w:val="008000"/>
-              </w:rPr>
-              <w:t>A</w:t>
-            </w:r>
-          </w:p>
-        </w:tc>
-        <w:tc>
-          <w:tcPr>
-            <w:tcW w:type="dxa" w:w="720"/>
-          </w:tcPr>
-          <w:p>
-            <w:pPr>
-              <w:jc w:val="center"/>
-            </w:pPr>
-            <w:r>
-              <w:rPr>
-                <w:b/>
-                <w:color w:val="008000"/>
-              </w:rPr>
-              <w:t>A</w:t>
-            </w:r>
-          </w:p>
-        </w:tc>
-        <w:tc>
-          <w:tcPr>
-            <w:tcW w:type="dxa" w:w="720"/>
-          </w:tcPr>
-          <w:p>
-            <w:pPr>
-              <w:jc w:val="center"/>
-            </w:pPr>
-            <w:r>
-              <w:rPr>
-                <w:b/>
-                <w:color w:val="008000"/>
-              </w:rPr>
-              <w:t>A</w:t>
-            </w:r>
-          </w:p>
-        </w:tc>
-        <w:tc>
-          <w:tcPr>
-            <w:tcW w:type="dxa" w:w="720"/>
-          </w:tcPr>
-          <w:p>
-            <w:pPr>
-              <w:jc w:val="center"/>
-            </w:pPr>
-            <w:r>
-              <w:rPr>
-                <w:b/>
-                <w:color w:val="008000"/>
-              </w:rPr>
-              <w:t>A</w:t>
-            </w:r>
-          </w:p>
-        </w:tc>
-        <w:tc>
-          <w:tcPr>
-            <w:tcW w:type="dxa" w:w="720"/>
-          </w:tcPr>
-          <w:p>
-            <w:pPr>
-              <w:jc w:val="center"/>
-            </w:pPr>
-            <w:r>
-              <w:rPr>
-                <w:b/>
-                <w:color w:val="008000"/>
-              </w:rPr>
-              <w:t>A</w:t>
-            </w:r>
-          </w:p>
-        </w:tc>
-        <w:tc>
-          <w:tcPr>
-            <w:tcW w:type="dxa" w:w="720"/>
-          </w:tcPr>
-          <w:p>
-            <w:pPr>
-              <w:jc w:val="center"/>
-            </w:pPr>
-            <w:r>
-              <w:rPr>
-                <w:b/>
-                <w:color w:val="008000"/>
-              </w:rPr>
-              <w:t>A</w:t>
-            </w:r>
-          </w:p>
-        </w:tc>
-        <w:tc>
-          <w:tcPr>
-            <w:tcW w:type="dxa" w:w="720"/>
-          </w:tcPr>
-          <w:p>
-            <w:pPr>
-              <w:jc w:val="center"/>
-            </w:pPr>
-            <w:r>
-              <w:rPr>
-                <w:b/>
-                <w:color w:val="008000"/>
-              </w:rPr>
-              <w:t>A</w:t>
-            </w:r>
-          </w:p>
-        </w:tc>
-        <w:tc>
-          <w:tcPr>
-            <w:tcW w:type="dxa" w:w="720"/>
-          </w:tcPr>
-          <w:p>
-            <w:pPr>
-              <w:jc w:val="center"/>
-            </w:pPr>
-            <w:r>
-              <w:rPr>
-                <w:b/>
-                <w:color w:val="008000"/>
-              </w:rPr>
-              <w:t>A</w:t>
-            </w:r>
-          </w:p>
-        </w:tc>
-        <w:tc>
-          <w:tcPr>
-            <w:tcW w:type="dxa" w:w="720"/>
-          </w:tcPr>
-          <w:p>
-            <w:pPr>
-              <w:jc w:val="center"/>
-            </w:pPr>
-            <w:r>
-              <w:rPr>
-                <w:b/>
-                <w:color w:val="008000"/>
-              </w:rPr>
-              <w:t>A</w:t>
-            </w:r>
-          </w:p>
-        </w:tc>
-        <w:tc>
-          <w:tcPr>
-            <w:tcW w:type="dxa" w:w="720"/>
-          </w:tcPr>
-          <w:p>
-            <w:pPr>
-              <w:jc w:val="center"/>
-            </w:pPr>
-            <w:r>
-              <w:rPr>
-                <w:b/>
-                <w:color w:val="008000"/>
-              </w:rPr>
-              <w:t>A</w:t>
-            </w:r>
-          </w:p>
-        </w:tc>
-      </w:tr>
-    </w:tbl>
     <w:p/>
     <w:p/>
-    <w:p>
-      <w:pPr>
-        <w:jc w:val="center"/>
-      </w:pPr>
-      <w:r>
-        <w:rPr>
-          <w:b/>
-          <w:sz w:val="28"/>
-        </w:rPr>
-        <w:t>GABARITO COMPLETO</w:t>
-      </w:r>
-    </w:p>
-    <w:tbl>
-      <w:tblPr>
-        <w:tblStyle w:val="LightGrid-Accent1"/>
-        <w:tblW w:type="auto" w:w="0"/>
-        <w:tblLook w:firstColumn="1" w:firstRow="1" w:lastColumn="0" w:lastRow="0" w:noHBand="0" w:noVBand="1" w:val="04A0"/>
-      </w:tblPr>
-      <w:tblGrid>
-        <w:gridCol w:w="720"/>
-        <w:gridCol w:w="720"/>
-        <w:gridCol w:w="720"/>
-        <w:gridCol w:w="720"/>
-        <w:gridCol w:w="720"/>
-        <w:gridCol w:w="720"/>
-        <w:gridCol w:w="720"/>
-        <w:gridCol w:w="720"/>
-        <w:gridCol w:w="720"/>
-        <w:gridCol w:w="720"/>
-        <w:gridCol w:w="720"/>
-        <w:gridCol w:w="720"/>
-        <w:gridCol w:w="720"/>
-        <w:gridCol w:w="720"/>
-      </w:tblGrid>
-      <w:tr>
-        <w:tc>
-          <w:tcPr>
-            <w:tcW w:type="dxa" w:w="720"/>
-          </w:tcPr>
-          <w:p>
-            <w:pPr>
-              <w:jc w:val="center"/>
-            </w:pPr>
-            <w:r>
-              <w:rPr>
-                <w:b/>
-              </w:rPr>
-              <w:t>Q1</w:t>
-            </w:r>
-          </w:p>
-        </w:tc>
-        <w:tc>
-          <w:tcPr>
-            <w:tcW w:type="dxa" w:w="720"/>
-          </w:tcPr>
-          <w:p>
-            <w:pPr>
-              <w:jc w:val="center"/>
-            </w:pPr>
-            <w:r>
-              <w:rPr>
-                <w:b/>
-              </w:rPr>
-              <w:t>Q2</w:t>
-            </w:r>
-          </w:p>
-        </w:tc>
-        <w:tc>
-          <w:tcPr>
-            <w:tcW w:type="dxa" w:w="720"/>
-          </w:tcPr>
-          <w:p>
-            <w:pPr>
-              <w:jc w:val="center"/>
-            </w:pPr>
-            <w:r>
-              <w:rPr>
-                <w:b/>
-              </w:rPr>
-              <w:t>Q3</w:t>
-            </w:r>
-          </w:p>
-        </w:tc>
-        <w:tc>
-          <w:tcPr>
-            <w:tcW w:type="dxa" w:w="720"/>
-          </w:tcPr>
-          <w:p>
-            <w:pPr>
-              <w:jc w:val="center"/>
-            </w:pPr>
-            <w:r>
-              <w:rPr>
-                <w:b/>
-              </w:rPr>
-              <w:t>Q4</w:t>
-            </w:r>
-          </w:p>
-        </w:tc>
-        <w:tc>
-          <w:tcPr>
-            <w:tcW w:type="dxa" w:w="720"/>
-          </w:tcPr>
-          <w:p>
-            <w:pPr>
-              <w:jc w:val="center"/>
-            </w:pPr>
-            <w:r>
-              <w:rPr>
-                <w:b/>
-              </w:rPr>
-              <w:t>Q5</w:t>
-            </w:r>
-          </w:p>
-        </w:tc>
-        <w:tc>
-          <w:tcPr>
-            <w:tcW w:type="dxa" w:w="720"/>
-          </w:tcPr>
-          <w:p>
-            <w:pPr>
-              <w:jc w:val="center"/>
-            </w:pPr>
-            <w:r>
-              <w:rPr>
-                <w:b/>
-              </w:rPr>
-              <w:t>Q6</w:t>
-            </w:r>
-          </w:p>
-        </w:tc>
-        <w:tc>
-          <w:tcPr>
-            <w:tcW w:type="dxa" w:w="720"/>
-          </w:tcPr>
-          <w:p>
-            <w:pPr>
-              <w:jc w:val="center"/>
-            </w:pPr>
-            <w:r>
-              <w:rPr>
-                <w:b/>
-              </w:rPr>
-              <w:t>Q7</w:t>
-            </w:r>
-          </w:p>
-        </w:tc>
-        <w:tc>
-          <w:tcPr>
-            <w:tcW w:type="dxa" w:w="720"/>
-          </w:tcPr>
-          <w:p>
-            <w:pPr>
-              <w:jc w:val="center"/>
-            </w:pPr>
-            <w:r>
-              <w:rPr>
-                <w:b/>
-              </w:rPr>
-              <w:t>Q8</w:t>
-            </w:r>
-          </w:p>
-        </w:tc>
-        <w:tc>
-          <w:tcPr>
-            <w:tcW w:type="dxa" w:w="720"/>
-          </w:tcPr>
-          <w:p>
-            <w:pPr>
-              <w:jc w:val="center"/>
-            </w:pPr>
-            <w:r>
-              <w:rPr>
-                <w:b/>
-              </w:rPr>
-              <w:t>Q9</w:t>
-            </w:r>
-          </w:p>
-        </w:tc>
-        <w:tc>
-          <w:tcPr>
-            <w:tcW w:type="dxa" w:w="720"/>
-          </w:tcPr>
-          <w:p>
-            <w:pPr>
-              <w:jc w:val="center"/>
-            </w:pPr>
-            <w:r>
-              <w:rPr>
-                <w:b/>
-              </w:rPr>
-              <w:t>Q10</w:t>
-            </w:r>
-          </w:p>
-        </w:tc>
-        <w:tc>
-          <w:tcPr>
-            <w:tcW w:type="dxa" w:w="720"/>
-          </w:tcPr>
-          <w:p>
-            <w:pPr>
-              <w:jc w:val="center"/>
-            </w:pPr>
-            <w:r>
-              <w:rPr>
-                <w:b/>
-              </w:rPr>
-              <w:t>Q11</w:t>
-            </w:r>
-          </w:p>
-        </w:tc>
-        <w:tc>
-          <w:tcPr>
-            <w:tcW w:type="dxa" w:w="720"/>
-          </w:tcPr>
-          <w:p>
-            <w:pPr>
-              <w:jc w:val="center"/>
-            </w:pPr>
-            <w:r>
-              <w:rPr>
-                <w:b/>
-              </w:rPr>
-              <w:t>Q12</w:t>
-            </w:r>
-          </w:p>
-        </w:tc>
-        <w:tc>
-          <w:tcPr>
-            <w:tcW w:type="dxa" w:w="720"/>
-          </w:tcPr>
-          <w:p>
-            <w:pPr>
-              <w:jc w:val="center"/>
-            </w:pPr>
-            <w:r>
-              <w:rPr>
-                <w:b/>
-              </w:rPr>
-              <w:t>Q13</w:t>
-            </w:r>
-          </w:p>
-        </w:tc>
-        <w:tc>
-          <w:tcPr>
-            <w:tcW w:type="dxa" w:w="720"/>
-          </w:tcPr>
-          <w:p>
-            <w:pPr>
-              <w:jc w:val="center"/>
-            </w:pPr>
-            <w:r>
-              <w:rPr>
-                <w:b/>
-              </w:rPr>
-              <w:t>Q14</w:t>
-            </w:r>
-          </w:p>
-        </w:tc>
-      </w:tr>
-      <w:tr>
-        <w:tc>
-          <w:tcPr>
-            <w:tcW w:type="dxa" w:w="720"/>
-          </w:tcPr>
-          <w:p>
-            <w:pPr>
-              <w:jc w:val="center"/>
-            </w:pPr>
-            <w:r>
-              <w:rPr>
-                <w:b/>
-              </w:rPr>
-              <w:t>A</w:t>
-            </w:r>
-          </w:p>
-        </w:tc>
-        <w:tc>
-          <w:tcPr>
-            <w:tcW w:type="dxa" w:w="720"/>
-          </w:tcPr>
-          <w:p>
-            <w:pPr>
-              <w:jc w:val="center"/>
-            </w:pPr>
-            <w:r>
-              <w:rPr>
-                <w:b/>
-              </w:rPr>
-              <w:t>A</w:t>
-            </w:r>
-          </w:p>
-        </w:tc>
-        <w:tc>
-          <w:tcPr>
-            <w:tcW w:type="dxa" w:w="720"/>
-          </w:tcPr>
-          <w:p>
-            <w:pPr>
-              <w:jc w:val="center"/>
-            </w:pPr>
-            <w:r>
-              <w:rPr>
-                <w:b/>
-              </w:rPr>
-              <w:t>A</w:t>
-            </w:r>
-          </w:p>
-        </w:tc>
-        <w:tc>
-          <w:tcPr>
-            <w:tcW w:type="dxa" w:w="720"/>
-          </w:tcPr>
-          <w:p>
-            <w:pPr>
-              <w:jc w:val="center"/>
-            </w:pPr>
-            <w:r>
-              <w:rPr>
-                <w:b/>
-              </w:rPr>
-              <w:t>A</w:t>
-            </w:r>
-          </w:p>
-        </w:tc>
-        <w:tc>
-          <w:tcPr>
-            <w:tcW w:type="dxa" w:w="720"/>
-          </w:tcPr>
-          <w:p>
-            <w:pPr>
-              <w:jc w:val="center"/>
-            </w:pPr>
-            <w:r>
-              <w:rPr>
-                <w:b/>
-              </w:rPr>
-              <w:t>A</w:t>
-            </w:r>
-          </w:p>
-        </w:tc>
-        <w:tc>
-          <w:tcPr>
-            <w:tcW w:type="dxa" w:w="720"/>
-          </w:tcPr>
-          <w:p>
-            <w:pPr>
-              <w:jc w:val="center"/>
-            </w:pPr>
-            <w:r>
-              <w:rPr>
-                <w:b/>
-              </w:rPr>
-              <w:t>A</w:t>
-            </w:r>
-          </w:p>
-        </w:tc>
-        <w:tc>
-          <w:tcPr>
-            <w:tcW w:type="dxa" w:w="720"/>
-          </w:tcPr>
-          <w:p>
-            <w:pPr>
-              <w:jc w:val="center"/>
-            </w:pPr>
-            <w:r>
-              <w:rPr>
-                <w:b/>
-              </w:rPr>
-              <w:t>A</w:t>
-            </w:r>
-          </w:p>
-        </w:tc>
-        <w:tc>
-          <w:tcPr>
-            <w:tcW w:type="dxa" w:w="720"/>
-          </w:tcPr>
-          <w:p>
-            <w:pPr>
-              <w:jc w:val="center"/>
-            </w:pPr>
-            <w:r>
-              <w:rPr>
-                <w:b/>
-              </w:rPr>
-              <w:t>A</w:t>
-            </w:r>
-          </w:p>
-        </w:tc>
-        <w:tc>
-          <w:tcPr>
-            <w:tcW w:type="dxa" w:w="720"/>
-          </w:tcPr>
-          <w:p>
-            <w:pPr>
-              <w:jc w:val="center"/>
-            </w:pPr>
-            <w:r>
-              <w:rPr>
-                <w:b/>
-              </w:rPr>
-              <w:t>A</w:t>
-            </w:r>
-          </w:p>
-        </w:tc>
-        <w:tc>
-          <w:tcPr>
-            <w:tcW w:type="dxa" w:w="720"/>
-          </w:tcPr>
-          <w:p>
-            <w:pPr>
-              <w:jc w:val="center"/>
-            </w:pPr>
-            <w:r>
-              <w:rPr>
-                <w:b/>
-              </w:rPr>
-              <w:t>A</w:t>
-            </w:r>
-          </w:p>
-        </w:tc>
-        <w:tc>
-          <w:tcPr>
-            <w:tcW w:type="dxa" w:w="720"/>
-          </w:tcPr>
-          <w:p>
-            <w:pPr>
-              <w:jc w:val="center"/>
-            </w:pPr>
-            <w:r>
-              <w:rPr>
-                <w:b/>
-              </w:rPr>
-              <w:t>A</w:t>
-            </w:r>
-          </w:p>
-        </w:tc>
-        <w:tc>
-          <w:tcPr>
-            <w:tcW w:type="dxa" w:w="720"/>
-          </w:tcPr>
-          <w:p>
-            <w:pPr>
-              <w:jc w:val="center"/>
-            </w:pPr>
-            <w:r>
-              <w:rPr>
-                <w:b/>
-              </w:rPr>
-              <w:t>A</w:t>
-            </w:r>
-          </w:p>
-        </w:tc>
-        <w:tc>
-          <w:tcPr>
-            <w:tcW w:type="dxa" w:w="720"/>
-          </w:tcPr>
-          <w:p>
-            <w:pPr>
-              <w:jc w:val="center"/>
-            </w:pPr>
-            <w:r>
-              <w:rPr>
-                <w:b/>
-              </w:rPr>
-              <w:t>A</w:t>
-            </w:r>
-          </w:p>
-        </w:tc>
-        <w:tc>
-          <w:tcPr>
-            <w:tcW w:type="dxa" w:w="720"/>
-          </w:tcPr>
-          <w:p>
-            <w:pPr>
-              <w:jc w:val="center"/>
-            </w:pPr>
-            <w:r>
-              <w:rPr>
-                <w:b/>
-              </w:rPr>
-              <w:t>A</w:t>
-            </w:r>
-          </w:p>
-        </w:tc>
-      </w:tr>
-    </w:tbl>
     <w:p/>
     <w:p/>
-    <w:p>
-      <w:pPr>
-        <w:jc w:val="center"/>
-      </w:pPr>
-      <w:r>
-        <w:rPr>
-          <w:b/>
-          <w:sz w:val="28"/>
-        </w:rPr>
-        <w:t>GABARITO COMPLETO</w:t>
-      </w:r>
-    </w:p>
-    <w:tbl>
-      <w:tblPr>
-        <w:tblStyle w:val="LightGrid-Accent1"/>
-        <w:tblW w:type="auto" w:w="0"/>
-        <w:tblLook w:firstColumn="1" w:firstRow="1" w:lastColumn="0" w:lastRow="0" w:noHBand="0" w:noVBand="1" w:val="04A0"/>
-      </w:tblPr>
-      <w:tblGrid>
-        <w:gridCol w:w="720"/>
-        <w:gridCol w:w="720"/>
-        <w:gridCol w:w="720"/>
-        <w:gridCol w:w="720"/>
-        <w:gridCol w:w="720"/>
-        <w:gridCol w:w="720"/>
-        <w:gridCol w:w="720"/>
-        <w:gridCol w:w="720"/>
-        <w:gridCol w:w="720"/>
-        <w:gridCol w:w="720"/>
-        <w:gridCol w:w="720"/>
-        <w:gridCol w:w="720"/>
-        <w:gridCol w:w="720"/>
-        <w:gridCol w:w="720"/>
-      </w:tblGrid>
-      <w:tr>
-        <w:tc>
-          <w:tcPr>
-            <w:tcW w:type="dxa" w:w="720"/>
-          </w:tcPr>
-          <w:p>
-            <w:pPr>
-              <w:jc w:val="center"/>
-            </w:pPr>
-            <w:r>
-              <w:rPr>
-                <w:b/>
-              </w:rPr>
-              <w:t>Q1</w:t>
-            </w:r>
-          </w:p>
-        </w:tc>
-        <w:tc>
-          <w:tcPr>
-            <w:tcW w:type="dxa" w:w="720"/>
-          </w:tcPr>
-          <w:p>
-            <w:pPr>
-              <w:jc w:val="center"/>
-            </w:pPr>
-            <w:r>
-              <w:rPr>
-                <w:b/>
-              </w:rPr>
-              <w:t>Q2</w:t>
-            </w:r>
-          </w:p>
-        </w:tc>
-        <w:tc>
-          <w:tcPr>
-            <w:tcW w:type="dxa" w:w="720"/>
-          </w:tcPr>
-          <w:p>
-            <w:pPr>
-              <w:jc w:val="center"/>
-            </w:pPr>
-            <w:r>
-              <w:rPr>
-                <w:b/>
-              </w:rPr>
-              <w:t>Q3</w:t>
-            </w:r>
-          </w:p>
-        </w:tc>
-        <w:tc>
-          <w:tcPr>
-            <w:tcW w:type="dxa" w:w="720"/>
-          </w:tcPr>
-          <w:p>
-            <w:pPr>
-              <w:jc w:val="center"/>
-            </w:pPr>
-            <w:r>
-              <w:rPr>
-                <w:b/>
-              </w:rPr>
-              <w:t>Q4</w:t>
-            </w:r>
-          </w:p>
-        </w:tc>
-        <w:tc>
-          <w:tcPr>
-            <w:tcW w:type="dxa" w:w="720"/>
-          </w:tcPr>
-          <w:p>
-            <w:pPr>
-              <w:jc w:val="center"/>
-            </w:pPr>
-            <w:r>
-              <w:rPr>
-                <w:b/>
-              </w:rPr>
-              <w:t>Q5</w:t>
-            </w:r>
-          </w:p>
-        </w:tc>
-        <w:tc>
-          <w:tcPr>
-            <w:tcW w:type="dxa" w:w="720"/>
-          </w:tcPr>
-          <w:p>
-            <w:pPr>
-              <w:jc w:val="center"/>
-            </w:pPr>
-            <w:r>
-              <w:rPr>
-                <w:b/>
-              </w:rPr>
-              <w:t>Q6</w:t>
-            </w:r>
-          </w:p>
-        </w:tc>
-        <w:tc>
-          <w:tcPr>
-            <w:tcW w:type="dxa" w:w="720"/>
-          </w:tcPr>
-          <w:p>
-            <w:pPr>
-              <w:jc w:val="center"/>
-            </w:pPr>
-            <w:r>
-              <w:rPr>
-                <w:b/>
-              </w:rPr>
-              <w:t>Q7</w:t>
-            </w:r>
-          </w:p>
-        </w:tc>
-        <w:tc>
-          <w:tcPr>
-            <w:tcW w:type="dxa" w:w="720"/>
-          </w:tcPr>
-          <w:p>
-            <w:pPr>
-              <w:jc w:val="center"/>
-            </w:pPr>
-            <w:r>
-              <w:rPr>
-                <w:b/>
-              </w:rPr>
-              <w:t>Q8</w:t>
-            </w:r>
-          </w:p>
-        </w:tc>
-        <w:tc>
-          <w:tcPr>
-            <w:tcW w:type="dxa" w:w="720"/>
-          </w:tcPr>
-          <w:p>
-            <w:pPr>
-              <w:jc w:val="center"/>
-            </w:pPr>
-            <w:r>
-              <w:rPr>
-                <w:b/>
-              </w:rPr>
-              <w:t>Q9</w:t>
-            </w:r>
-          </w:p>
-        </w:tc>
-        <w:tc>
-          <w:tcPr>
-            <w:tcW w:type="dxa" w:w="720"/>
-          </w:tcPr>
-          <w:p>
-            <w:pPr>
-              <w:jc w:val="center"/>
-            </w:pPr>
-            <w:r>
-              <w:rPr>
-                <w:b/>
-              </w:rPr>
-              <w:t>Q10</w:t>
-            </w:r>
-          </w:p>
-        </w:tc>
-        <w:tc>
-          <w:tcPr>
-            <w:tcW w:type="dxa" w:w="720"/>
-          </w:tcPr>
-          <w:p>
-            <w:pPr>
-              <w:jc w:val="center"/>
-            </w:pPr>
-            <w:r>
-              <w:rPr>
-                <w:b/>
-              </w:rPr>
-              <w:t>Q11</w:t>
-            </w:r>
-          </w:p>
-        </w:tc>
-        <w:tc>
-          <w:tcPr>
-            <w:tcW w:type="dxa" w:w="720"/>
-          </w:tcPr>
-          <w:p>
-            <w:pPr>
-              <w:jc w:val="center"/>
-            </w:pPr>
-            <w:r>
-              <w:rPr>
-                <w:b/>
-              </w:rPr>
-              <w:t>Q12</w:t>
-            </w:r>
-          </w:p>
-        </w:tc>
-        <w:tc>
-          <w:tcPr>
-            <w:tcW w:type="dxa" w:w="720"/>
-          </w:tcPr>
-          <w:p>
-            <w:pPr>
-              <w:jc w:val="center"/>
-            </w:pPr>
-            <w:r>
-              <w:rPr>
-                <w:b/>
-              </w:rPr>
-              <w:t>Q13</w:t>
-            </w:r>
-          </w:p>
-        </w:tc>
-        <w:tc>
-          <w:tcPr>
-            <w:tcW w:type="dxa" w:w="720"/>
-          </w:tcPr>
-          <w:p>
-            <w:pPr>
-              <w:jc w:val="center"/>
-            </w:pPr>
-            <w:r>
-              <w:rPr>
-                <w:b/>
-              </w:rPr>
-              <w:t>Q14</w:t>
-            </w:r>
-          </w:p>
-        </w:tc>
-      </w:tr>
-      <w:tr>
-        <w:tc>
-          <w:tcPr>
-            <w:tcW w:type="dxa" w:w="720"/>
-          </w:tcPr>
-          <w:p>
-            <w:pPr>
-              <w:jc w:val="center"/>
-            </w:pPr>
-            <w:r>
-              <w:rPr>
-                <w:b/>
-                <w:color w:val="008000"/>
-              </w:rPr>
-              <w:t>✅ A</w:t>
-            </w:r>
-          </w:p>
-        </w:tc>
-        <w:tc>
-          <w:tcPr>
-            <w:tcW w:type="dxa" w:w="720"/>
-          </w:tcPr>
-          <w:p>
-            <w:pPr>
-              <w:jc w:val="center"/>
-            </w:pPr>
-            <w:r>
-              <w:rPr>
-                <w:b/>
-                <w:color w:val="008000"/>
-              </w:rPr>
-              <w:t>✅ A</w:t>
-            </w:r>
-          </w:p>
-        </w:tc>
-        <w:tc>
-          <w:tcPr>
-            <w:tcW w:type="dxa" w:w="720"/>
-          </w:tcPr>
-          <w:p>
-            <w:pPr>
-              <w:jc w:val="center"/>
-            </w:pPr>
-            <w:r>
-              <w:rPr>
-                <w:b/>
-                <w:color w:val="008000"/>
-              </w:rPr>
-              <w:t>✅ A</w:t>
-            </w:r>
-          </w:p>
-        </w:tc>
-        <w:tc>
-          <w:tcPr>
-            <w:tcW w:type="dxa" w:w="720"/>
-          </w:tcPr>
-          <w:p>
-            <w:pPr>
-              <w:jc w:val="center"/>
-            </w:pPr>
-            <w:r>
-              <w:rPr>
-                <w:b/>
-                <w:color w:val="008000"/>
-              </w:rPr>
-              <w:t>✅ A</w:t>
-            </w:r>
-          </w:p>
-        </w:tc>
-        <w:tc>
-          <w:tcPr>
-            <w:tcW w:type="dxa" w:w="720"/>
-          </w:tcPr>
-          <w:p>
-            <w:pPr>
-              <w:jc w:val="center"/>
-            </w:pPr>
-            <w:r>
-              <w:rPr>
-                <w:b/>
-                <w:color w:val="008000"/>
-              </w:rPr>
-              <w:t>✅ A</w:t>
-            </w:r>
-          </w:p>
-        </w:tc>
-        <w:tc>
-          <w:tcPr>
-            <w:tcW w:type="dxa" w:w="720"/>
-          </w:tcPr>
-          <w:p>
-            <w:pPr>
-              <w:jc w:val="center"/>
-            </w:pPr>
-            <w:r>
-              <w:rPr>
-                <w:b/>
-                <w:color w:val="008000"/>
-              </w:rPr>
-              <w:t>✅ A</w:t>
-            </w:r>
-          </w:p>
-        </w:tc>
-        <w:tc>
-          <w:tcPr>
-            <w:tcW w:type="dxa" w:w="720"/>
-          </w:tcPr>
-          <w:p>
-            <w:pPr>
-              <w:jc w:val="center"/>
-            </w:pPr>
-            <w:r>
-              <w:rPr>
-                <w:b/>
-                <w:color w:val="008000"/>
-              </w:rPr>
-              <w:t>✅ A</w:t>
-            </w:r>
-          </w:p>
-        </w:tc>
-        <w:tc>
-          <w:tcPr>
-            <w:tcW w:type="dxa" w:w="720"/>
-          </w:tcPr>
-          <w:p>
-            <w:pPr>
-              <w:jc w:val="center"/>
-            </w:pPr>
-            <w:r>
-              <w:rPr>
-                <w:b/>
-                <w:color w:val="008000"/>
-              </w:rPr>
-              <w:t>✅ A</w:t>
-            </w:r>
-          </w:p>
-        </w:tc>
-        <w:tc>
-          <w:tcPr>
-            <w:tcW w:type="dxa" w:w="720"/>
-          </w:tcPr>
-          <w:p>
-            <w:pPr>
-              <w:jc w:val="center"/>
-            </w:pPr>
-            <w:r>
-              <w:rPr>
-                <w:b/>
-                <w:color w:val="008000"/>
-              </w:rPr>
-              <w:t>✅ A</w:t>
-            </w:r>
-          </w:p>
-        </w:tc>
-        <w:tc>
-          <w:tcPr>
-            <w:tcW w:type="dxa" w:w="720"/>
-          </w:tcPr>
-          <w:p>
-            <w:pPr>
-              <w:jc w:val="center"/>
-            </w:pPr>
-            <w:r>
-              <w:rPr>
-                <w:b/>
-                <w:color w:val="008000"/>
-              </w:rPr>
-              <w:t>✅ A</w:t>
-            </w:r>
-          </w:p>
-        </w:tc>
-        <w:tc>
-          <w:tcPr>
-            <w:tcW w:type="dxa" w:w="720"/>
-          </w:tcPr>
-          <w:p>
-            <w:pPr>
-              <w:jc w:val="center"/>
-            </w:pPr>
-            <w:r>
-              <w:rPr>
-                <w:b/>
-                <w:color w:val="008000"/>
-              </w:rPr>
-              <w:t>✅ A</w:t>
-            </w:r>
-          </w:p>
-        </w:tc>
-        <w:tc>
-          <w:tcPr>
-            <w:tcW w:type="dxa" w:w="720"/>
-          </w:tcPr>
-          <w:p>
-            <w:pPr>
-              <w:jc w:val="center"/>
-            </w:pPr>
-            <w:r>
-              <w:rPr>
-                <w:b/>
-                <w:color w:val="008000"/>
-              </w:rPr>
-              <w:t>✅ A</w:t>
-            </w:r>
-          </w:p>
-        </w:tc>
-        <w:tc>
-          <w:tcPr>
-            <w:tcW w:type="dxa" w:w="720"/>
-          </w:tcPr>
-          <w:p>
-            <w:pPr>
-              <w:jc w:val="center"/>
-            </w:pPr>
-            <w:r>
-              <w:rPr>
-                <w:b/>
-                <w:color w:val="008000"/>
-              </w:rPr>
-              <w:t>✅ A</w:t>
-            </w:r>
-          </w:p>
-        </w:tc>
-        <w:tc>
-          <w:tcPr>
-            <w:tcW w:type="dxa" w:w="720"/>
-          </w:tcPr>
-          <w:p>
-            <w:pPr>
-              <w:jc w:val="center"/>
-            </w:pPr>
-            <w:r>
-              <w:rPr>
-                <w:b/>
-                <w:color w:val="008000"/>
-              </w:rPr>
-              <w:t>✅ A</w:t>
-            </w:r>
-          </w:p>
-        </w:tc>
-      </w:tr>
-    </w:tbl>
     <w:p/>
     <w:p/>
-    <w:p>
-      <w:pPr>
-        <w:jc w:val="center"/>
-      </w:pPr>
-      <w:r>
-        <w:rPr>
-          <w:b/>
-          <w:sz w:val="28"/>
-        </w:rPr>
-        <w:t>GABARITO COMPLETO</w:t>
-      </w:r>
-    </w:p>
-    <w:tbl>
-      <w:tblPr>
-        <w:tblStyle w:val="LightGrid-Accent1"/>
-        <w:tblW w:type="auto" w:w="0"/>
-        <w:tblLook w:firstColumn="1" w:firstRow="1" w:lastColumn="0" w:lastRow="0" w:noHBand="0" w:noVBand="1" w:val="04A0"/>
-      </w:tblPr>
-      <w:tblGrid>
-        <w:gridCol w:w="720"/>
-        <w:gridCol w:w="720"/>
-        <w:gridCol w:w="720"/>
-        <w:gridCol w:w="720"/>
-        <w:gridCol w:w="720"/>
-        <w:gridCol w:w="720"/>
-        <w:gridCol w:w="720"/>
-        <w:gridCol w:w="720"/>
-        <w:gridCol w:w="720"/>
-        <w:gridCol w:w="720"/>
-        <w:gridCol w:w="720"/>
-        <w:gridCol w:w="720"/>
-        <w:gridCol w:w="720"/>
-        <w:gridCol w:w="720"/>
-      </w:tblGrid>
-      <w:tr>
-        <w:tc>
-          <w:tcPr>
-            <w:tcW w:type="dxa" w:w="720"/>
-          </w:tcPr>
-          <w:p>
-            <w:pPr>
-              <w:jc w:val="center"/>
-            </w:pPr>
-            <w:r>
-              <w:rPr>
-                <w:b/>
-              </w:rPr>
-              <w:t>Q1</w:t>
-            </w:r>
-          </w:p>
-        </w:tc>
-        <w:tc>
-          <w:tcPr>
-            <w:tcW w:type="dxa" w:w="720"/>
-          </w:tcPr>
-          <w:p>
-            <w:pPr>
-              <w:jc w:val="center"/>
-            </w:pPr>
-            <w:r>
-              <w:rPr>
-                <w:b/>
-              </w:rPr>
-              <w:t>Q2</w:t>
-            </w:r>
-          </w:p>
-        </w:tc>
-        <w:tc>
-          <w:tcPr>
-            <w:tcW w:type="dxa" w:w="720"/>
-          </w:tcPr>
-          <w:p>
-            <w:pPr>
-              <w:jc w:val="center"/>
-            </w:pPr>
-            <w:r>
-              <w:rPr>
-                <w:b/>
-              </w:rPr>
-              <w:t>Q3</w:t>
-            </w:r>
-          </w:p>
-        </w:tc>
-        <w:tc>
-          <w:tcPr>
-            <w:tcW w:type="dxa" w:w="720"/>
-          </w:tcPr>
-          <w:p>
-            <w:pPr>
-              <w:jc w:val="center"/>
-            </w:pPr>
-            <w:r>
-              <w:rPr>
-                <w:b/>
-              </w:rPr>
-              <w:t>Q4</w:t>
-            </w:r>
-          </w:p>
-        </w:tc>
-        <w:tc>
-          <w:tcPr>
-            <w:tcW w:type="dxa" w:w="720"/>
-          </w:tcPr>
-          <w:p>
-            <w:pPr>
-              <w:jc w:val="center"/>
-            </w:pPr>
-            <w:r>
-              <w:rPr>
-                <w:b/>
-              </w:rPr>
-              <w:t>Q5</w:t>
-            </w:r>
-          </w:p>
-        </w:tc>
-        <w:tc>
-          <w:tcPr>
-            <w:tcW w:type="dxa" w:w="720"/>
-          </w:tcPr>
-          <w:p>
-            <w:pPr>
-              <w:jc w:val="center"/>
-            </w:pPr>
-            <w:r>
-              <w:rPr>
-                <w:b/>
-              </w:rPr>
-              <w:t>Q6</w:t>
-            </w:r>
-          </w:p>
-        </w:tc>
-        <w:tc>
-          <w:tcPr>
-            <w:tcW w:type="dxa" w:w="720"/>
-          </w:tcPr>
-          <w:p>
-            <w:pPr>
-              <w:jc w:val="center"/>
-            </w:pPr>
-            <w:r>
-              <w:rPr>
-                <w:b/>
-              </w:rPr>
-              <w:t>Q7</w:t>
-            </w:r>
-          </w:p>
-        </w:tc>
-        <w:tc>
-          <w:tcPr>
-            <w:tcW w:type="dxa" w:w="720"/>
-          </w:tcPr>
-          <w:p>
-            <w:pPr>
-              <w:jc w:val="center"/>
-            </w:pPr>
-            <w:r>
-              <w:rPr>
-                <w:b/>
-              </w:rPr>
-              <w:t>Q8</w:t>
-            </w:r>
-          </w:p>
-        </w:tc>
-        <w:tc>
-          <w:tcPr>
-            <w:tcW w:type="dxa" w:w="720"/>
-          </w:tcPr>
-          <w:p>
-            <w:pPr>
-              <w:jc w:val="center"/>
-            </w:pPr>
-            <w:r>
-              <w:rPr>
-                <w:b/>
-              </w:rPr>
-              <w:t>Q9</w:t>
-            </w:r>
-          </w:p>
-        </w:tc>
-        <w:tc>
-          <w:tcPr>
-            <w:tcW w:type="dxa" w:w="720"/>
-          </w:tcPr>
-          <w:p>
-            <w:pPr>
-              <w:jc w:val="center"/>
-            </w:pPr>
-            <w:r>
-              <w:rPr>
-                <w:b/>
-              </w:rPr>
-              <w:t>Q10</w:t>
-            </w:r>
-          </w:p>
-        </w:tc>
-        <w:tc>
-          <w:tcPr>
-            <w:tcW w:type="dxa" w:w="720"/>
-          </w:tcPr>
-          <w:p>
-            <w:pPr>
-              <w:jc w:val="center"/>
-            </w:pPr>
-            <w:r>
-              <w:rPr>
-                <w:b/>
-              </w:rPr>
-              <w:t>Q11</w:t>
-            </w:r>
-          </w:p>
-        </w:tc>
-        <w:tc>
-          <w:tcPr>
-            <w:tcW w:type="dxa" w:w="720"/>
-          </w:tcPr>
-          <w:p>
-            <w:pPr>
-              <w:jc w:val="center"/>
-            </w:pPr>
-            <w:r>
-              <w:rPr>
-                <w:b/>
-              </w:rPr>
-              <w:t>Q12</w:t>
-            </w:r>
-          </w:p>
-        </w:tc>
-        <w:tc>
-          <w:tcPr>
-            <w:tcW w:type="dxa" w:w="720"/>
-          </w:tcPr>
-          <w:p>
-            <w:pPr>
-              <w:jc w:val="center"/>
-            </w:pPr>
-            <w:r>
-              <w:rPr>
-                <w:b/>
-              </w:rPr>
-              <w:t>Q13</w:t>
-            </w:r>
-          </w:p>
-        </w:tc>
-        <w:tc>
-          <w:tcPr>
-            <w:tcW w:type="dxa" w:w="720"/>
-          </w:tcPr>
-          <w:p>
-            <w:pPr>
-              <w:jc w:val="center"/>
-            </w:pPr>
-            <w:r>
-              <w:rPr>
-                <w:b/>
-              </w:rPr>
-              <w:t>Q14</w:t>
-            </w:r>
-          </w:p>
-        </w:tc>
-      </w:tr>
-      <w:tr>
-        <w:tc>
-          <w:tcPr>
-            <w:tcW w:type="dxa" w:w="720"/>
-          </w:tcPr>
-          <w:p>
-            <w:pPr>
-              <w:jc w:val="center"/>
-            </w:pPr>
-            <w:r>
-              <w:rPr>
-                <w:b/>
-                <w:color w:val="008000"/>
-              </w:rPr>
-              <w:t>✅ A</w:t>
-            </w:r>
-          </w:p>
-        </w:tc>
-        <w:tc>
-          <w:tcPr>
-            <w:tcW w:type="dxa" w:w="720"/>
-          </w:tcPr>
-          <w:p>
-            <w:pPr>
-              <w:jc w:val="center"/>
-            </w:pPr>
-            <w:r>
-              <w:rPr>
-                <w:b/>
-                <w:color w:val="008000"/>
-              </w:rPr>
-              <w:t>✅ A</w:t>
-            </w:r>
-          </w:p>
-        </w:tc>
-        <w:tc>
-          <w:tcPr>
-            <w:tcW w:type="dxa" w:w="720"/>
-          </w:tcPr>
-          <w:p>
-            <w:pPr>
-              <w:jc w:val="center"/>
-            </w:pPr>
-            <w:r>
-              <w:rPr>
-                <w:b/>
-                <w:color w:val="008000"/>
-              </w:rPr>
-              <w:t>✅ A</w:t>
-            </w:r>
-          </w:p>
-        </w:tc>
-        <w:tc>
-          <w:tcPr>
-            <w:tcW w:type="dxa" w:w="720"/>
-          </w:tcPr>
-          <w:p>
-            <w:pPr>
-              <w:jc w:val="center"/>
-            </w:pPr>
-            <w:r>
-              <w:rPr>
-                <w:b/>
-                <w:color w:val="008000"/>
-              </w:rPr>
-              <w:t>✅ A</w:t>
-            </w:r>
-          </w:p>
-        </w:tc>
-        <w:tc>
-          <w:tcPr>
-            <w:tcW w:type="dxa" w:w="720"/>
-          </w:tcPr>
-          <w:p>
-            <w:pPr>
-              <w:jc w:val="center"/>
-            </w:pPr>
-            <w:r>
-              <w:rPr>
-                <w:b/>
-                <w:color w:val="008000"/>
-              </w:rPr>
-              <w:t>✅ A</w:t>
-            </w:r>
-          </w:p>
-        </w:tc>
-        <w:tc>
-          <w:tcPr>
-            <w:tcW w:type="dxa" w:w="720"/>
-          </w:tcPr>
-          <w:p>
-            <w:pPr>
-              <w:jc w:val="center"/>
-            </w:pPr>
-            <w:r>
-              <w:rPr>
-                <w:b/>
-                <w:color w:val="008000"/>
-              </w:rPr>
-              <w:t>✅ A</w:t>
-            </w:r>
-          </w:p>
-        </w:tc>
-        <w:tc>
-          <w:tcPr>
-            <w:tcW w:type="dxa" w:w="720"/>
-          </w:tcPr>
-          <w:p>
-            <w:pPr>
-              <w:jc w:val="center"/>
-            </w:pPr>
-            <w:r>
-              <w:rPr>
-                <w:b/>
-                <w:color w:val="008000"/>
-              </w:rPr>
-              <w:t>✅ A</w:t>
-            </w:r>
-          </w:p>
-        </w:tc>
-        <w:tc>
-          <w:tcPr>
-            <w:tcW w:type="dxa" w:w="720"/>
-          </w:tcPr>
-          <w:p>
-            <w:pPr>
-              <w:jc w:val="center"/>
-            </w:pPr>
-            <w:r>
-              <w:rPr>
-                <w:b/>
-                <w:color w:val="008000"/>
-              </w:rPr>
-              <w:t>✅ A</w:t>
-            </w:r>
-          </w:p>
-        </w:tc>
-        <w:tc>
-          <w:tcPr>
-            <w:tcW w:type="dxa" w:w="720"/>
-          </w:tcPr>
-          <w:p>
-            <w:pPr>
-              <w:jc w:val="center"/>
-            </w:pPr>
-            <w:r>
-              <w:rPr>
-                <w:b/>
-                <w:color w:val="008000"/>
-              </w:rPr>
-              <w:t>✅ A</w:t>
-            </w:r>
-          </w:p>
-        </w:tc>
-        <w:tc>
-          <w:tcPr>
-            <w:tcW w:type="dxa" w:w="720"/>
-          </w:tcPr>
-          <w:p>
-            <w:pPr>
-              <w:jc w:val="center"/>
-            </w:pPr>
-            <w:r>
-              <w:rPr>
-                <w:b/>
-                <w:color w:val="008000"/>
-              </w:rPr>
-              <w:t>✅ A</w:t>
-            </w:r>
-          </w:p>
-        </w:tc>
-        <w:tc>
-          <w:tcPr>
-            <w:tcW w:type="dxa" w:w="720"/>
-          </w:tcPr>
-          <w:p>
-            <w:pPr>
-              <w:jc w:val="center"/>
-            </w:pPr>
-            <w:r>
-              <w:rPr>
-                <w:b/>
-                <w:color w:val="008000"/>
-              </w:rPr>
-              <w:t>✅ A</w:t>
-            </w:r>
-          </w:p>
-        </w:tc>
-        <w:tc>
-          <w:tcPr>
-            <w:tcW w:type="dxa" w:w="720"/>
-          </w:tcPr>
-          <w:p>
-            <w:pPr>
-              <w:jc w:val="center"/>
-            </w:pPr>
-            <w:r>
-              <w:rPr>
-                <w:b/>
-                <w:color w:val="008000"/>
-              </w:rPr>
-              <w:t>✅ A</w:t>
-            </w:r>
-          </w:p>
-        </w:tc>
-        <w:tc>
-          <w:tcPr>
-            <w:tcW w:type="dxa" w:w="720"/>
-          </w:tcPr>
-          <w:p>
-            <w:pPr>
-              <w:jc w:val="center"/>
-            </w:pPr>
-            <w:r>
-              <w:rPr>
-                <w:b/>
-                <w:color w:val="008000"/>
-              </w:rPr>
-              <w:t>✅ A</w:t>
-            </w:r>
-          </w:p>
-        </w:tc>
-        <w:tc>
-          <w:tcPr>
-            <w:tcW w:type="dxa" w:w="720"/>
-          </w:tcPr>
-          <w:p>
-            <w:pPr>
-              <w:jc w:val="center"/>
-            </w:pPr>
-            <w:r>
-              <w:rPr>
-                <w:b/>
-                <w:color w:val="008000"/>
-              </w:rPr>
-              <w:t>✅ A</w:t>
-            </w:r>
-          </w:p>
-        </w:tc>
-      </w:tr>
-    </w:tbl>
     <w:p/>
     <w:p/>
-    <w:p>
-      <w:pPr>
-        <w:jc w:val="center"/>
-      </w:pPr>
-      <w:r>
-        <w:rPr>
-          <w:b/>
-          <w:sz w:val="28"/>
-        </w:rPr>
-        <w:t>GABARITO COMPLETO</w:t>
-      </w:r>
-    </w:p>
-    <w:tbl>
-      <w:tblPr>
-        <w:tblStyle w:val="LightGrid-Accent1"/>
-        <w:tblW w:type="auto" w:w="0"/>
-        <w:tblLook w:firstColumn="1" w:firstRow="1" w:lastColumn="0" w:lastRow="0" w:noHBand="0" w:noVBand="1" w:val="04A0"/>
-      </w:tblPr>
-      <w:tblGrid>
-        <w:gridCol w:w="720"/>
-        <w:gridCol w:w="720"/>
-        <w:gridCol w:w="720"/>
-        <w:gridCol w:w="720"/>
-        <w:gridCol w:w="720"/>
-        <w:gridCol w:w="720"/>
-        <w:gridCol w:w="720"/>
-        <w:gridCol w:w="720"/>
-        <w:gridCol w:w="720"/>
-        <w:gridCol w:w="720"/>
-        <w:gridCol w:w="720"/>
-        <w:gridCol w:w="720"/>
-        <w:gridCol w:w="720"/>
-        <w:gridCol w:w="720"/>
-      </w:tblGrid>
-      <w:tr>
-        <w:tc>
-          <w:tcPr>
-            <w:tcW w:type="dxa" w:w="720"/>
-          </w:tcPr>
-          <w:p>
-            <w:pPr>
-              <w:jc w:val="center"/>
-            </w:pPr>
-            <w:r>
-              <w:rPr>
-                <w:b/>
-              </w:rPr>
-              <w:t>Q1</w:t>
-            </w:r>
-          </w:p>
-        </w:tc>
-        <w:tc>
-          <w:tcPr>
-            <w:tcW w:type="dxa" w:w="720"/>
-          </w:tcPr>
-          <w:p>
-            <w:pPr>
-              <w:jc w:val="center"/>
-            </w:pPr>
-            <w:r>
-              <w:rPr>
-                <w:b/>
-              </w:rPr>
-              <w:t>Q2</w:t>
-            </w:r>
-          </w:p>
-        </w:tc>
-        <w:tc>
-          <w:tcPr>
-            <w:tcW w:type="dxa" w:w="720"/>
-          </w:tcPr>
-          <w:p>
-            <w:pPr>
-              <w:jc w:val="center"/>
-            </w:pPr>
-            <w:r>
-              <w:rPr>
-                <w:b/>
-              </w:rPr>
-              <w:t>Q3</w:t>
-            </w:r>
-          </w:p>
-        </w:tc>
-        <w:tc>
-          <w:tcPr>
-            <w:tcW w:type="dxa" w:w="720"/>
-          </w:tcPr>
-          <w:p>
-            <w:pPr>
-              <w:jc w:val="center"/>
-            </w:pPr>
-            <w:r>
-              <w:rPr>
-                <w:b/>
-              </w:rPr>
-              <w:t>Q4</w:t>
-            </w:r>
-          </w:p>
-        </w:tc>
-        <w:tc>
-          <w:tcPr>
-            <w:tcW w:type="dxa" w:w="720"/>
-          </w:tcPr>
-          <w:p>
-            <w:pPr>
-              <w:jc w:val="center"/>
-            </w:pPr>
-            <w:r>
-              <w:rPr>
-                <w:b/>
-              </w:rPr>
-              <w:t>Q5</w:t>
-            </w:r>
-          </w:p>
-        </w:tc>
-        <w:tc>
-          <w:tcPr>
-            <w:tcW w:type="dxa" w:w="720"/>
-          </w:tcPr>
-          <w:p>
-            <w:pPr>
-              <w:jc w:val="center"/>
-            </w:pPr>
-            <w:r>
-              <w:rPr>
-                <w:b/>
-              </w:rPr>
-              <w:t>Q6</w:t>
-            </w:r>
-          </w:p>
-        </w:tc>
-        <w:tc>
-          <w:tcPr>
-            <w:tcW w:type="dxa" w:w="720"/>
-          </w:tcPr>
-          <w:p>
-            <w:pPr>
-              <w:jc w:val="center"/>
-            </w:pPr>
-            <w:r>
-              <w:rPr>
-                <w:b/>
-              </w:rPr>
-              <w:t>Q7</w:t>
-            </w:r>
-          </w:p>
-        </w:tc>
-        <w:tc>
-          <w:tcPr>
-            <w:tcW w:type="dxa" w:w="720"/>
-          </w:tcPr>
-          <w:p>
-            <w:pPr>
-              <w:jc w:val="center"/>
-            </w:pPr>
-            <w:r>
-              <w:rPr>
-                <w:b/>
-              </w:rPr>
-              <w:t>Q8</w:t>
-            </w:r>
-          </w:p>
-        </w:tc>
-        <w:tc>
-          <w:tcPr>
-            <w:tcW w:type="dxa" w:w="720"/>
-          </w:tcPr>
-          <w:p>
-            <w:pPr>
-              <w:jc w:val="center"/>
-            </w:pPr>
-            <w:r>
-              <w:rPr>
-                <w:b/>
-              </w:rPr>
-              <w:t>Q9</w:t>
-            </w:r>
-          </w:p>
-        </w:tc>
-        <w:tc>
-          <w:tcPr>
-            <w:tcW w:type="dxa" w:w="720"/>
-          </w:tcPr>
-          <w:p>
-            <w:pPr>
-              <w:jc w:val="center"/>
-            </w:pPr>
-            <w:r>
-              <w:rPr>
-                <w:b/>
-              </w:rPr>
-              <w:t>Q10</w:t>
-            </w:r>
-          </w:p>
-        </w:tc>
-        <w:tc>
-          <w:tcPr>
-            <w:tcW w:type="dxa" w:w="720"/>
-          </w:tcPr>
-          <w:p>
-            <w:pPr>
-              <w:jc w:val="center"/>
-            </w:pPr>
-            <w:r>
-              <w:rPr>
-                <w:b/>
-              </w:rPr>
-              <w:t>Q11</w:t>
-            </w:r>
-          </w:p>
-        </w:tc>
-        <w:tc>
-          <w:tcPr>
-            <w:tcW w:type="dxa" w:w="720"/>
-          </w:tcPr>
-          <w:p>
-            <w:pPr>
-              <w:jc w:val="center"/>
-            </w:pPr>
-            <w:r>
-              <w:rPr>
-                <w:b/>
-              </w:rPr>
-              <w:t>Q12</w:t>
-            </w:r>
-          </w:p>
-        </w:tc>
-        <w:tc>
-          <w:tcPr>
-            <w:tcW w:type="dxa" w:w="720"/>
-          </w:tcPr>
-          <w:p>
-            <w:pPr>
-              <w:jc w:val="center"/>
-            </w:pPr>
-            <w:r>
-              <w:rPr>
-                <w:b/>
-              </w:rPr>
-              <w:t>Q13</w:t>
-            </w:r>
-          </w:p>
-        </w:tc>
-        <w:tc>
-          <w:tcPr>
-            <w:tcW w:type="dxa" w:w="720"/>
-          </w:tcPr>
-          <w:p>
-            <w:pPr>
-              <w:jc w:val="center"/>
-            </w:pPr>
-            <w:r>
-              <w:rPr>
-                <w:b/>
-              </w:rPr>
-              <w:t>Q14</w:t>
-            </w:r>
-          </w:p>
-        </w:tc>
-      </w:tr>
-      <w:tr>
-        <w:tc>
-          <w:tcPr>
-            <w:tcW w:type="dxa" w:w="720"/>
-          </w:tcPr>
-          <w:p>
-            <w:pPr>
-              <w:jc w:val="center"/>
-            </w:pPr>
-            <w:r>
-              <w:rPr>
-                <w:b/>
-                <w:color w:val="008000"/>
-              </w:rPr>
-              <w:t>✅ A</w:t>
-            </w:r>
-          </w:p>
-        </w:tc>
-        <w:tc>
-          <w:tcPr>
-            <w:tcW w:type="dxa" w:w="720"/>
-          </w:tcPr>
-          <w:p>
-            <w:pPr>
-              <w:jc w:val="center"/>
-            </w:pPr>
-            <w:r>
-              <w:rPr>
-                <w:b/>
-                <w:color w:val="008000"/>
-              </w:rPr>
-              <w:t>✅ A</w:t>
-            </w:r>
-          </w:p>
-        </w:tc>
-        <w:tc>
-          <w:tcPr>
-            <w:tcW w:type="dxa" w:w="720"/>
-          </w:tcPr>
-          <w:p>
-            <w:pPr>
-              <w:jc w:val="center"/>
-            </w:pPr>
-            <w:r>
-              <w:rPr>
-                <w:b/>
-                <w:color w:val="008000"/>
-              </w:rPr>
-              <w:t>✅ A</w:t>
-            </w:r>
-          </w:p>
-        </w:tc>
-        <w:tc>
-          <w:tcPr>
-            <w:tcW w:type="dxa" w:w="720"/>
-          </w:tcPr>
-          <w:p>
-            <w:pPr>
-              <w:jc w:val="center"/>
-            </w:pPr>
-            <w:r>
-              <w:rPr>
-                <w:b/>
-                <w:color w:val="008000"/>
-              </w:rPr>
-              <w:t>✅ A</w:t>
-            </w:r>
-          </w:p>
-        </w:tc>
-        <w:tc>
-          <w:tcPr>
-            <w:tcW w:type="dxa" w:w="720"/>
-          </w:tcPr>
-          <w:p>
-            <w:pPr>
-              <w:jc w:val="center"/>
-            </w:pPr>
-            <w:r>
-              <w:rPr>
-                <w:b/>
-                <w:color w:val="008000"/>
-              </w:rPr>
-              <w:t>✅ A</w:t>
-            </w:r>
-          </w:p>
-        </w:tc>
-        <w:tc>
-          <w:tcPr>
-            <w:tcW w:type="dxa" w:w="720"/>
-          </w:tcPr>
-          <w:p>
-            <w:pPr>
-              <w:jc w:val="center"/>
-            </w:pPr>
-            <w:r>
-              <w:rPr>
-                <w:b/>
-                <w:color w:val="008000"/>
-              </w:rPr>
-              <w:t>✅ A</w:t>
-            </w:r>
-          </w:p>
-        </w:tc>
-        <w:tc>
-          <w:tcPr>
-            <w:tcW w:type="dxa" w:w="720"/>
-          </w:tcPr>
-          <w:p>
-            <w:pPr>
-              <w:jc w:val="center"/>
-            </w:pPr>
-            <w:r>
-              <w:rPr>
-                <w:b/>
-                <w:color w:val="008000"/>
-              </w:rPr>
-              <w:t>✅ A</w:t>
-            </w:r>
-          </w:p>
-        </w:tc>
-        <w:tc>
-          <w:tcPr>
-            <w:tcW w:type="dxa" w:w="720"/>
-          </w:tcPr>
-          <w:p>
-            <w:pPr>
-              <w:jc w:val="center"/>
-            </w:pPr>
-            <w:r>
-              <w:rPr>
-                <w:b/>
-                <w:color w:val="008000"/>
-              </w:rPr>
-              <w:t>✅ A</w:t>
-            </w:r>
-          </w:p>
-        </w:tc>
-        <w:tc>
-          <w:tcPr>
-            <w:tcW w:type="dxa" w:w="720"/>
-          </w:tcPr>
-          <w:p>
-            <w:pPr>
-              <w:jc w:val="center"/>
-            </w:pPr>
-            <w:r>
-              <w:rPr>
-                <w:b/>
-                <w:color w:val="008000"/>
-              </w:rPr>
-              <w:t>✅ A</w:t>
-            </w:r>
-          </w:p>
-        </w:tc>
-        <w:tc>
-          <w:tcPr>
-            <w:tcW w:type="dxa" w:w="720"/>
-          </w:tcPr>
-          <w:p>
-            <w:pPr>
-              <w:jc w:val="center"/>
-            </w:pPr>
-            <w:r>
-              <w:rPr>
-                <w:b/>
-                <w:color w:val="008000"/>
-              </w:rPr>
-              <w:t>✅ A</w:t>
-            </w:r>
-          </w:p>
-        </w:tc>
-        <w:tc>
-          <w:tcPr>
-            <w:tcW w:type="dxa" w:w="720"/>
-          </w:tcPr>
-          <w:p>
-            <w:pPr>
-              <w:jc w:val="center"/>
-            </w:pPr>
-            <w:r>
-              <w:rPr>
-                <w:b/>
-                <w:color w:val="008000"/>
-              </w:rPr>
-              <w:t>✅ A</w:t>
-            </w:r>
-          </w:p>
-        </w:tc>
-        <w:tc>
-          <w:tcPr>
-            <w:tcW w:type="dxa" w:w="720"/>
-          </w:tcPr>
-          <w:p>
-            <w:pPr>
-              <w:jc w:val="center"/>
-            </w:pPr>
-            <w:r>
-              <w:rPr>
-                <w:b/>
-                <w:color w:val="008000"/>
-              </w:rPr>
-              <w:t>✅ A</w:t>
-            </w:r>
-          </w:p>
-        </w:tc>
-        <w:tc>
-          <w:tcPr>
-            <w:tcW w:type="dxa" w:w="720"/>
-          </w:tcPr>
-          <w:p>
-            <w:pPr>
-              <w:jc w:val="center"/>
-            </w:pPr>
-            <w:r>
-              <w:rPr>
-                <w:b/>
-                <w:color w:val="008000"/>
-              </w:rPr>
-              <w:t>✅ A</w:t>
-            </w:r>
-          </w:p>
-        </w:tc>
-        <w:tc>
-          <w:tcPr>
-            <w:tcW w:type="dxa" w:w="720"/>
-          </w:tcPr>
-          <w:p>
-            <w:pPr>
-              <w:jc w:val="center"/>
-            </w:pPr>
-            <w:r>
-              <w:rPr>
-                <w:b/>
-                <w:color w:val="008000"/>
-              </w:rPr>
-              <w:t>✅ A</w:t>
-            </w:r>
-          </w:p>
-        </w:tc>
-      </w:tr>
-    </w:tbl>
+    <w:p/>
+    <w:p/>
     <w:p/>
     <w:p/>
     <w:p>
